--- a/docs/user-manual.docx
+++ b/docs/user-manual.docx
@@ -10,8 +10,8 @@
   <dc:title>user-manual</dc:title>
   <dc:creator>Codex</dc:creator>
   <cp:lastModifiedBy>Codex</cp:lastModifiedBy>
-  <dcterms:created xsi:type="dcterms:W3CDTF">2026-03-14T13:42:10Z</dcterms:created>
-  <dcterms:modified xsi:type="dcterms:W3CDTF">2026-03-14T13:42:10Z</dcterms:modified>
+  <dcterms:created xsi:type="dcterms:W3CDTF">2026-03-14T21:39:51Z</dcterms:created>
+  <dcterms:modified xsi:type="dcterms:W3CDTF">2026-03-14T21:39:51Z</dcterms:modified>
 </cp:coreProperties>
 </file>
 
@@ -49,7 +49,15 @@
         <w:spacing w:before="0" w:after="120"/>
       </w:pPr>
       <w:r>
-        <w:t xml:space="preserve">이 문서는 동국제강 원료기획팀 실적 모니터링 대시보드의 기본 사용법을 안내합니다. 화면 조회, 연도 전환, 보고서 내보내기, 공지와 일정 확인 같은 일상 사용 흐름을 기준으로 작성했습니다.</w:t>
+        <w:t xml:space="preserve">이 문서는 동국제강 원료기획팀 실적 모니터링 대시보드의 사용법을 안내합니다. 화면 조회, 연도 전환, 차트/표 활용, 보고서 내보내기, 챗봇 질의, 공지/일정 관리 등 일상 사용 흐름을 기준으로 작성했습니다.</w:t>
+      </w:r>
+    </w:p>
+    <w:p>
+      <w:pPr>
+        <w:spacing w:before="0" w:after="120"/>
+      </w:pPr>
+      <w:r>
+        <w:t xml:space="preserve">---</w:t>
       </w:r>
     </w:p>
     <w:p>
@@ -67,68 +75,129 @@
     </w:p>
     <w:p>
       <w:pPr>
-        <w:spacing w:before="0" w:after="40"/>
-        <w:ind w:left="360"/>
-      </w:pPr>
-      <w:r>
-        <w:t xml:space="preserve">1. 브라우저에서 login.html에 접속합니다.</w:t>
-      </w:r>
-    </w:p>
-    <w:p>
-      <w:pPr>
-        <w:spacing w:before="0" w:after="40"/>
-        <w:ind w:left="360"/>
-      </w:pPr>
-      <w:r>
-        <w:t xml:space="preserve">2. 아이디와 비밀번호를 입력한 뒤 로그인을 누릅니다.</w:t>
-      </w:r>
-    </w:p>
-    <w:p>
-      <w:pPr>
-        <w:spacing w:before="0" w:after="40"/>
-        <w:ind w:left="360"/>
-      </w:pPr>
-      <w:r>
-        <w:t xml:space="preserve">3. 기본 테스트 계정은 dongkuk1 / 1234입니다.</w:t>
-      </w:r>
-    </w:p>
-    <w:p>
-      <w:pPr>
-        <w:spacing w:before="0" w:after="40"/>
-        <w:ind w:left="360"/>
-      </w:pPr>
-      <w:r>
-        <w:t xml:space="preserve">4. 빠르게 접속하려면 테스트 계정 바로 입장 버튼을 사용할 수 있습니다.</w:t>
-      </w:r>
-    </w:p>
-    <w:p>
-      <w:pPr>
-        <w:spacing w:before="0" w:after="40"/>
-        <w:ind w:left="360"/>
-      </w:pPr>
-      <w:r>
-        <w:t xml:space="preserve">5. 사용자 상태가 비활성이면 로그인할 수 없습니다.</w:t>
-      </w:r>
-    </w:p>
-    <w:p>
-      <w:pPr>
         <w:spacing w:before="180" w:after="120"/>
       </w:pPr>
       <w:r>
         <w:rPr>
           <w:b/>
-          <w:sz w:val="28"/>
-          <w:szCs w:val="28"/>
+          <w:sz w:val="24"/>
+          <w:szCs w:val="24"/>
         </w:rPr>
-        <w:t xml:space="preserve">3. 메인 화면 구성</w:t>
-      </w:r>
-    </w:p>
-    <w:p>
-      <w:pPr>
-        <w:spacing w:before="0" w:after="120"/>
-      </w:pPr>
-      <w:r>
-        <w:t xml:space="preserve">상단 헤더에서 다음 항목을 사용할 수 있습니다.</w:t>
+        <w:t xml:space="preserve">2.1 접속 방법</w:t>
+      </w:r>
+    </w:p>
+    <w:p>
+      <w:pPr>
+        <w:spacing w:before="0" w:after="40"/>
+        <w:ind w:left="360"/>
+      </w:pPr>
+      <w:r>
+        <w:t xml:space="preserve">1. 브라우저에서 login.html에 접속합니다.</w:t>
+      </w:r>
+    </w:p>
+    <w:p>
+      <w:pPr>
+        <w:spacing w:before="0" w:after="40"/>
+        <w:ind w:left="360"/>
+      </w:pPr>
+      <w:r>
+        <w:t xml:space="preserve">2. 아이디와 비밀번호를 입력한 뒤 로그인을 누릅니다.</w:t>
+      </w:r>
+    </w:p>
+    <w:p>
+      <w:pPr>
+        <w:spacing w:before="0" w:after="40"/>
+        <w:ind w:left="360"/>
+      </w:pPr>
+      <w:r>
+        <w:t xml:space="preserve">3. 기본 테스트 계정은 dongkuk1 / 1234입니다.</w:t>
+      </w:r>
+    </w:p>
+    <w:p>
+      <w:pPr>
+        <w:spacing w:before="180" w:after="120"/>
+      </w:pPr>
+      <w:r>
+        <w:rPr>
+          <w:b/>
+          <w:sz w:val="24"/>
+          <w:szCs w:val="24"/>
+        </w:rPr>
+        <w:t xml:space="preserve">2.2 빠른 접속</w:t>
+      </w:r>
+    </w:p>
+    <w:p>
+      <w:pPr>
+        <w:spacing w:before="0" w:after="40"/>
+        <w:ind w:left="360"/>
+      </w:pPr>
+      <w:r>
+        <w:t xml:space="preserve">- </w:t>
+      </w:r>
+      <w:r>
+        <w:t xml:space="preserve">테스트 계정 바로 입장 버튼을 누르면 dongkuk1 계정으로 자동 로그인됩니다.</w:t>
+      </w:r>
+    </w:p>
+    <w:p>
+      <w:pPr>
+        <w:spacing w:before="0" w:after="40"/>
+        <w:ind w:left="360"/>
+      </w:pPr>
+      <w:r>
+        <w:t xml:space="preserve">- </w:t>
+      </w:r>
+      <w:r>
+        <w:t xml:space="preserve">이미 로그인된 상태에서 login.html에 접속하면 대시보드 화면(index.html)으로 자동 이동합니다.</w:t>
+      </w:r>
+    </w:p>
+    <w:p>
+      <w:pPr>
+        <w:spacing w:before="180" w:after="120"/>
+      </w:pPr>
+      <w:r>
+        <w:rPr>
+          <w:b/>
+          <w:sz w:val="24"/>
+          <w:szCs w:val="24"/>
+        </w:rPr>
+        <w:t xml:space="preserve">2.3 비밀번호 표시</w:t>
+      </w:r>
+    </w:p>
+    <w:p>
+      <w:pPr>
+        <w:spacing w:before="0" w:after="40"/>
+        <w:ind w:left="360"/>
+      </w:pPr>
+      <w:r>
+        <w:t xml:space="preserve">- </w:t>
+      </w:r>
+      <w:r>
+        <w:t xml:space="preserve">비밀번호 입력란 오른쪽의 눈 아이콘(👁)을 클릭하면 입력 중인 비밀번호를 확인할 수 있습니다.</w:t>
+      </w:r>
+    </w:p>
+    <w:p>
+      <w:pPr>
+        <w:spacing w:before="0" w:after="40"/>
+        <w:ind w:left="360"/>
+      </w:pPr>
+      <w:r>
+        <w:t xml:space="preserve">- </w:t>
+      </w:r>
+      <w:r>
+        <w:t xml:space="preserve">다시 클릭하면 마스킹(●●●●) 상태로 돌아갑니다.</w:t>
+      </w:r>
+    </w:p>
+    <w:p>
+      <w:pPr>
+        <w:spacing w:before="180" w:after="120"/>
+      </w:pPr>
+      <w:r>
+        <w:rPr>
+          <w:b/>
+          <w:sz w:val="24"/>
+          <w:szCs w:val="24"/>
+        </w:rPr>
+        <w:t xml:space="preserve">2.4 로그인 오류</w:t>
       </w:r>
     </w:p>
     <w:tbl>
@@ -160,6 +229,194 @@
               <w:rPr>
                 <w:b/>
               </w:rPr>
+              <w:t xml:space="preserve">상황</w:t>
+            </w:r>
+          </w:p>
+        </w:tc>
+        <w:tc>
+          <w:tcPr>
+            <w:tcW w:w="2400" w:type="dxa"/>
+          </w:tcPr>
+          <w:p>
+            <w:pPr>
+              <w:spacing w:before="0" w:after="0"/>
+            </w:pPr>
+            <w:r>
+              <w:rPr>
+                <w:b/>
+              </w:rPr>
+              <w:t xml:space="preserve">메시지</w:t>
+            </w:r>
+          </w:p>
+        </w:tc>
+      </w:tr>
+      <w:tr>
+        <w:tc>
+          <w:tcPr>
+            <w:tcW w:w="2400" w:type="dxa"/>
+          </w:tcPr>
+          <w:p>
+            <w:pPr>
+              <w:spacing w:before="0" w:after="0"/>
+            </w:pPr>
+            <w:r>
+              <w:t xml:space="preserve">아이디/비밀번호 불일치</w:t>
+            </w:r>
+          </w:p>
+        </w:tc>
+        <w:tc>
+          <w:tcPr>
+            <w:tcW w:w="2400" w:type="dxa"/>
+          </w:tcPr>
+          <w:p>
+            <w:pPr>
+              <w:spacing w:before="0" w:after="0"/>
+            </w:pPr>
+            <w:r>
+              <w:t xml:space="preserve">"아이디 또는 비밀번호가 올바르지 않습니다."</w:t>
+            </w:r>
+          </w:p>
+        </w:tc>
+      </w:tr>
+      <w:tr>
+        <w:tc>
+          <w:tcPr>
+            <w:tcW w:w="2400" w:type="dxa"/>
+          </w:tcPr>
+          <w:p>
+            <w:pPr>
+              <w:spacing w:before="0" w:after="0"/>
+            </w:pPr>
+            <w:r>
+              <w:t xml:space="preserve">비활성 계정</w:t>
+            </w:r>
+          </w:p>
+        </w:tc>
+        <w:tc>
+          <w:tcPr>
+            <w:tcW w:w="2400" w:type="dxa"/>
+          </w:tcPr>
+          <w:p>
+            <w:pPr>
+              <w:spacing w:before="0" w:after="0"/>
+            </w:pPr>
+            <w:r>
+              <w:t xml:space="preserve">"비활성화된 계정입니다. 관리자에게 문의하세요."</w:t>
+            </w:r>
+          </w:p>
+        </w:tc>
+      </w:tr>
+    </w:tbl>
+    <w:p>
+      <w:pPr>
+        <w:spacing w:before="0" w:after="120"/>
+      </w:pPr>
+      <w:r>
+        <w:t xml:space="preserve">오류 메시지는 아이디 또는 비밀번호 입력 시 자동으로 사라집니다.</w:t>
+      </w:r>
+    </w:p>
+    <w:p>
+      <w:pPr>
+        <w:spacing w:before="180" w:after="120"/>
+      </w:pPr>
+      <w:r>
+        <w:rPr>
+          <w:b/>
+          <w:sz w:val="24"/>
+          <w:szCs w:val="24"/>
+        </w:rPr>
+        <w:t xml:space="preserve">2.5 로그아웃</w:t>
+      </w:r>
+    </w:p>
+    <w:p>
+      <w:pPr>
+        <w:spacing w:before="0" w:after="40"/>
+        <w:ind w:left="360"/>
+      </w:pPr>
+      <w:r>
+        <w:t xml:space="preserve">- </w:t>
+      </w:r>
+      <w:r>
+        <w:t xml:space="preserve">헤더 우측의 로그아웃 버튼을 클릭합니다.</w:t>
+      </w:r>
+    </w:p>
+    <w:p>
+      <w:pPr>
+        <w:spacing w:before="0" w:after="40"/>
+        <w:ind w:left="360"/>
+      </w:pPr>
+      <w:r>
+        <w:t xml:space="preserve">- </w:t>
+      </w:r>
+      <w:r>
+        <w:t xml:space="preserve">현재 세션이 종료되고 로그인 화면으로 이동합니다.</w:t>
+      </w:r>
+    </w:p>
+    <w:p>
+      <w:pPr>
+        <w:spacing w:before="0" w:after="120"/>
+      </w:pPr>
+      <w:r>
+        <w:t xml:space="preserve">---</w:t>
+      </w:r>
+    </w:p>
+    <w:p>
+      <w:pPr>
+        <w:spacing w:before="180" w:after="120"/>
+      </w:pPr>
+      <w:r>
+        <w:rPr>
+          <w:b/>
+          <w:sz w:val="28"/>
+          <w:szCs w:val="28"/>
+        </w:rPr>
+        <w:t xml:space="preserve">3. 메인 화면 구성</w:t>
+      </w:r>
+    </w:p>
+    <w:p>
+      <w:pPr>
+        <w:spacing w:before="180" w:after="120"/>
+      </w:pPr>
+      <w:r>
+        <w:rPr>
+          <w:b/>
+          <w:sz w:val="24"/>
+          <w:szCs w:val="24"/>
+        </w:rPr>
+        <w:t xml:space="preserve">3.1 헤더 영역</w:t>
+      </w:r>
+    </w:p>
+    <w:tbl>
+      <w:tblPr>
+        <w:tblW w:w="0" w:type="auto"/>
+        <w:tblBorders>
+          <w:top w:val="single" w:sz="4" w:space="0" w:color="auto"/>
+          <w:left w:val="single" w:sz="4" w:space="0" w:color="auto"/>
+          <w:bottom w:val="single" w:sz="4" w:space="0" w:color="auto"/>
+          <w:right w:val="single" w:sz="4" w:space="0" w:color="auto"/>
+          <w:insideH w:val="single" w:sz="4" w:space="0" w:color="auto"/>
+          <w:insideV w:val="single" w:sz="4" w:space="0" w:color="auto"/>
+        </w:tblBorders>
+      </w:tblPr>
+      <w:tblGrid>
+        <w:gridCol w:w="2400"/>
+        <w:gridCol w:w="2400"/>
+        <w:gridCol w:w="2400"/>
+        <w:gridCol w:w="2400"/>
+      </w:tblGrid>
+      <w:tr>
+        <w:tc>
+          <w:tcPr>
+            <w:tcW w:w="2400" w:type="dxa"/>
+          </w:tcPr>
+          <w:p>
+            <w:pPr>
+              <w:spacing w:before="0" w:after="0"/>
+            </w:pPr>
+            <w:r>
+              <w:rPr>
+                <w:b/>
+              </w:rPr>
               <w:t xml:space="preserve">항목</w:t>
             </w:r>
           </w:p>
@@ -180,6 +437,38 @@
             </w:r>
           </w:p>
         </w:tc>
+        <w:tc>
+          <w:tcPr>
+            <w:tcW w:w="2400" w:type="dxa"/>
+          </w:tcPr>
+          <w:p>
+            <w:pPr>
+              <w:spacing w:before="0" w:after="0"/>
+            </w:pPr>
+            <w:r>
+              <w:rPr>
+                <w:b/>
+              </w:rPr>
+              <w:t xml:space="preserve"/>
+            </w:r>
+          </w:p>
+        </w:tc>
+        <w:tc>
+          <w:tcPr>
+            <w:tcW w:w="2400" w:type="dxa"/>
+          </w:tcPr>
+          <w:p>
+            <w:pPr>
+              <w:spacing w:before="0" w:after="0"/>
+            </w:pPr>
+            <w:r>
+              <w:rPr>
+                <w:b/>
+              </w:rPr>
+              <w:t xml:space="preserve"/>
+            </w:r>
+          </w:p>
+        </w:tc>
       </w:tr>
       <w:tr>
         <w:tc>
@@ -204,7 +493,33 @@
               <w:spacing w:before="0" w:after="0"/>
             </w:pPr>
             <w:r>
-              <w:t xml:space="preserve">접속 시점의 날짜와 요일을 표시합니다.</w:t>
+              <w:t xml:space="preserve">접속 시점의 날짜와 요일을 한국어 형식으로 표시합니다 (예: 2024년 3월 15일 금요일).</w:t>
+            </w:r>
+          </w:p>
+        </w:tc>
+        <w:tc>
+          <w:tcPr>
+            <w:tcW w:w="2400" w:type="dxa"/>
+          </w:tcPr>
+          <w:p>
+            <w:pPr>
+              <w:spacing w:before="0" w:after="0"/>
+            </w:pPr>
+            <w:r>
+              <w:t xml:space="preserve"/>
+            </w:r>
+          </w:p>
+        </w:tc>
+        <w:tc>
+          <w:tcPr>
+            <w:tcW w:w="2400" w:type="dxa"/>
+          </w:tcPr>
+          <w:p>
+            <w:pPr>
+              <w:spacing w:before="0" w:after="0"/>
+            </w:pPr>
+            <w:r>
+              <w:t xml:space="preserve"/>
             </w:r>
           </w:p>
         </w:tc>
@@ -232,7 +547,33 @@
               <w:spacing w:before="0" w:after="0"/>
             </w:pPr>
             <w:r>
-              <w:t xml:space="preserve">연도를 바꾸면 차트, KPI, 표, 원본 입력 패널이 해당 연도로 갱신됩니다.</w:t>
+              <w:t xml:space="preserve">드롭다운으로 연도를 선택합니다 (2023~2030). 변경 시 모든 차트, KPI, 표가 해당 연도로 갱신됩니다.</w:t>
+            </w:r>
+          </w:p>
+        </w:tc>
+        <w:tc>
+          <w:tcPr>
+            <w:tcW w:w="2400" w:type="dxa"/>
+          </w:tcPr>
+          <w:p>
+            <w:pPr>
+              <w:spacing w:before="0" w:after="0"/>
+            </w:pPr>
+            <w:r>
+              <w:t xml:space="preserve"/>
+            </w:r>
+          </w:p>
+        </w:tc>
+        <w:tc>
+          <w:tcPr>
+            <w:tcW w:w="2400" w:type="dxa"/>
+          </w:tcPr>
+          <w:p>
+            <w:pPr>
+              <w:spacing w:before="0" w:after="0"/>
+            </w:pPr>
+            <w:r>
+              <w:t xml:space="preserve"/>
             </w:r>
           </w:p>
         </w:tc>
@@ -260,7 +601,33 @@
               <w:spacing w:before="0" w:after="0"/>
             </w:pPr>
             <w:r>
-              <w:t xml:space="preserve">현재 로그인한 사용자 이름과 부서를 표시합니다.</w:t>
+              <w:t xml:space="preserve">`동국제강 {부서} \</w:t>
+            </w:r>
+          </w:p>
+        </w:tc>
+        <w:tc>
+          <w:tcPr>
+            <w:tcW w:w="2400" w:type="dxa"/>
+          </w:tcPr>
+          <w:p>
+            <w:pPr>
+              <w:spacing w:before="0" w:after="0"/>
+            </w:pPr>
+            <w:r>
+              <w:t xml:space="preserve">{이름}{직급}님` 형식으로 표시됩니다 (예: 동국제강 원료기획팀 \</w:t>
+            </w:r>
+          </w:p>
+        </w:tc>
+        <w:tc>
+          <w:tcPr>
+            <w:tcW w:w="2400" w:type="dxa"/>
+          </w:tcPr>
+          <w:p>
+            <w:pPr>
+              <w:spacing w:before="0" w:after="0"/>
+            </w:pPr>
+            <w:r>
+              <w:t xml:space="preserve">이돈석팀장님).</w:t>
             </w:r>
           </w:p>
         </w:tc>
@@ -292,6 +659,32 @@
             </w:r>
           </w:p>
         </w:tc>
+        <w:tc>
+          <w:tcPr>
+            <w:tcW w:w="2400" w:type="dxa"/>
+          </w:tcPr>
+          <w:p>
+            <w:pPr>
+              <w:spacing w:before="0" w:after="0"/>
+            </w:pPr>
+            <w:r>
+              <w:t xml:space="preserve"/>
+            </w:r>
+          </w:p>
+        </w:tc>
+        <w:tc>
+          <w:tcPr>
+            <w:tcW w:w="2400" w:type="dxa"/>
+          </w:tcPr>
+          <w:p>
+            <w:pPr>
+              <w:spacing w:before="0" w:after="0"/>
+            </w:pPr>
+            <w:r>
+              <w:t xml:space="preserve"/>
+            </w:r>
+          </w:p>
+        </w:tc>
       </w:tr>
       <w:tr>
         <w:tc>
@@ -320,14 +713,134 @@
             </w:r>
           </w:p>
         </w:tc>
+        <w:tc>
+          <w:tcPr>
+            <w:tcW w:w="2400" w:type="dxa"/>
+          </w:tcPr>
+          <w:p>
+            <w:pPr>
+              <w:spacing w:before="0" w:after="0"/>
+            </w:pPr>
+            <w:r>
+              <w:t xml:space="preserve"/>
+            </w:r>
+          </w:p>
+        </w:tc>
+        <w:tc>
+          <w:tcPr>
+            <w:tcW w:w="2400" w:type="dxa"/>
+          </w:tcPr>
+          <w:p>
+            <w:pPr>
+              <w:spacing w:before="0" w:after="0"/>
+            </w:pPr>
+            <w:r>
+              <w:t xml:space="preserve"/>
+            </w:r>
+          </w:p>
+        </w:tc>
       </w:tr>
     </w:tbl>
     <w:p>
       <w:pPr>
+        <w:spacing w:before="180" w:after="120"/>
+      </w:pPr>
+      <w:r>
+        <w:rPr>
+          <w:b/>
+          <w:sz w:val="24"/>
+          <w:szCs w:val="24"/>
+        </w:rPr>
+        <w:t xml:space="preserve">3.2 데이터 분석 기준 배너</w:t>
+      </w:r>
+    </w:p>
+    <w:p>
+      <w:pPr>
         <w:spacing w:before="0" w:after="120"/>
       </w:pPr>
       <w:r>
-        <w:t xml:space="preserve">탭 메뉴는 다음과 같습니다.</w:t>
+        <w:t xml:space="preserve">차트 아래에 데이터 분석 기준 정보가 표시됩니다:</w:t>
+      </w:r>
+    </w:p>
+    <w:p>
+      <w:pPr>
+        <w:spacing w:before="0" w:after="40"/>
+        <w:ind w:left="360"/>
+      </w:pPr>
+      <w:r>
+        <w:t xml:space="preserve">- </w:t>
+      </w:r>
+      <w:r>
+        <w:t xml:space="preserve">분석 기준 연도</w:t>
+      </w:r>
+    </w:p>
+    <w:p>
+      <w:pPr>
+        <w:spacing w:before="0" w:after="40"/>
+        <w:ind w:left="360"/>
+      </w:pPr>
+      <w:r>
+        <w:t xml:space="preserve">- </w:t>
+      </w:r>
+      <w:r>
+        <w:t xml:space="preserve">조직명</w:t>
+      </w:r>
+    </w:p>
+    <w:p>
+      <w:pPr>
+        <w:spacing w:before="0" w:after="40"/>
+        <w:ind w:left="360"/>
+      </w:pPr>
+      <w:r>
+        <w:t xml:space="preserve">- </w:t>
+      </w:r>
+      <w:r>
+        <w:t xml:space="preserve">원본 파일명</w:t>
+      </w:r>
+    </w:p>
+    <w:p>
+      <w:pPr>
+        <w:spacing w:before="0" w:after="40"/>
+        <w:ind w:left="360"/>
+      </w:pPr>
+      <w:r>
+        <w:t xml:space="preserve">- </w:t>
+      </w:r>
+      <w:r>
+        <w:t xml:space="preserve">데이터 생성 시점</w:t>
+      </w:r>
+    </w:p>
+    <w:p>
+      <w:pPr>
+        <w:spacing w:before="0" w:after="40"/>
+        <w:ind w:left="360"/>
+      </w:pPr>
+      <w:r>
+        <w:t xml:space="preserve">- </w:t>
+      </w:r>
+      <w:r>
+        <w:t xml:space="preserve">포함된 섹션 목록</w:t>
+      </w:r>
+    </w:p>
+    <w:p>
+      <w:pPr>
+        <w:spacing w:before="180" w:after="120"/>
+      </w:pPr>
+      <w:r>
+        <w:rPr>
+          <w:b/>
+          <w:sz w:val="24"/>
+          <w:szCs w:val="24"/>
+        </w:rPr>
+        <w:t xml:space="preserve">3.3 탭 메뉴</w:t>
+      </w:r>
+    </w:p>
+    <w:p>
+      <w:pPr>
+        <w:spacing w:before="0" w:after="120"/>
+      </w:pPr>
+      <w:r>
+        <w:t xml:space="preserve">탭 네비게이션은 화면 상단에 고정(sticky)되어 스크롤해도 항상 보입니다.</w:t>
       </w:r>
     </w:p>
     <w:tbl>
@@ -431,7 +944,7 @@
               <w:spacing w:before="0" w:after="0"/>
             </w:pPr>
             <w:r>
-              <w:t xml:space="preserve">구매량, 등급 구성, 수입 선적 현황 확인</w:t>
+              <w:t xml:space="preserve">구매량, 등급 구성, 공장 배분, 수입 선적 현황 확인</w:t>
             </w:r>
           </w:p>
         </w:tc>
@@ -521,6 +1034,43 @@
         </w:tc>
       </w:tr>
     </w:tbl>
+    <w:p>
+      <w:pPr>
+        <w:spacing w:before="0" w:after="120"/>
+      </w:pPr>
+      <w:r>
+        <w:t xml:space="preserve">URL 기반 탭 이동: 브라우저 주소에 ?tab=plan 또는 #plan 형식으로 직접 탭을 지정할 수 있습니다. 북마크에 저장하면 해당 탭으로 바로 이동합니다.</w:t>
+      </w:r>
+    </w:p>
+    <w:p>
+      <w:pPr>
+        <w:spacing w:before="180" w:after="120"/>
+      </w:pPr>
+      <w:r>
+        <w:rPr>
+          <w:b/>
+          <w:sz w:val="24"/>
+          <w:szCs w:val="24"/>
+        </w:rPr>
+        <w:t xml:space="preserve">3.4 로고 클릭</w:t>
+      </w:r>
+    </w:p>
+    <w:p>
+      <w:pPr>
+        <w:spacing w:before="0" w:after="120"/>
+      </w:pPr>
+      <w:r>
+        <w:t xml:space="preserve">좌측 상단 로고를 클릭하면 부재료실적 모니터링 탭(첫 화면)으로 이동합니다.</w:t>
+      </w:r>
+    </w:p>
+    <w:p>
+      <w:pPr>
+        <w:spacing w:before="0" w:after="120"/>
+      </w:pPr>
+      <w:r>
+        <w:t xml:space="preserve">---</w:t>
+      </w:r>
+    </w:p>
     <w:p>
       <w:pPr>
         <w:spacing w:before="180" w:after="120"/>
@@ -553,16 +1103,16 @@
         <w:ind w:left="360"/>
       </w:pPr>
       <w:r>
-        <w:t xml:space="preserve">1. 헤더의 조회 연도 목록을 엽니다.</w:t>
-      </w:r>
-    </w:p>
-    <w:p>
-      <w:pPr>
-        <w:spacing w:before="0" w:after="40"/>
-        <w:ind w:left="360"/>
-      </w:pPr>
-      <w:r>
-        <w:t xml:space="preserve">2. 원하는 연도를 선택합니다.</w:t>
+        <w:t xml:space="preserve">1. 헤더의 조회 연도 드롭다운을 엽니다.</w:t>
+      </w:r>
+    </w:p>
+    <w:p>
+      <w:pPr>
+        <w:spacing w:before="0" w:after="40"/>
+        <w:ind w:left="360"/>
+      </w:pPr>
+      <w:r>
+        <w:t xml:space="preserve">2. 원하는 연도를 선택합니다 (2023~2030 범위).</w:t>
       </w:r>
     </w:p>
     <w:p>
@@ -572,6 +1122,24 @@
       </w:pPr>
       <w:r>
         <w:t xml:space="preserve">3. 현재 활성 탭의 차트, KPI, 표가 자동으로 갱신됩니다.</w:t>
+      </w:r>
+    </w:p>
+    <w:p>
+      <w:pPr>
+        <w:spacing w:before="0" w:after="40"/>
+        <w:ind w:left="360"/>
+      </w:pPr>
+      <w:r>
+        <w:t xml:space="preserve">4. 원본 실적 데이터, 계획 데이터 등 연도별 저장 데이터도 해당 연도 기준으로 전환됩니다.</w:t>
+      </w:r>
+    </w:p>
+    <w:p>
+      <w:pPr>
+        <w:spacing w:before="0" w:after="40"/>
+        <w:ind w:left="360"/>
+      </w:pPr>
+      <w:r>
+        <w:t xml:space="preserve">5. 모든 캐시가 무효화되고 새로 계산됩니다.</w:t>
       </w:r>
     </w:p>
     <w:p>
@@ -592,7 +1160,111 @@
         <w:spacing w:before="0" w:after="120"/>
       </w:pPr>
       <w:r>
-        <w:t xml:space="preserve">정렬 가능한 표는 열 제목을 클릭하면 오름차순/내림차순으로 바뀝니다.</w:t>
+        <w:t xml:space="preserve">정렬 가능한 표는 열 제목을 클릭하면 오름차순/내림차순으로 전환됩니다.</w:t>
+      </w:r>
+    </w:p>
+    <w:p>
+      <w:pPr>
+        <w:spacing w:before="0" w:after="40"/>
+        <w:ind w:left="360"/>
+      </w:pPr>
+      <w:r>
+        <w:t xml:space="preserve">- </w:t>
+      </w:r>
+      <w:r>
+        <w:t xml:space="preserve">같은 열을 다시 클릭하면 정렬 방향이 반전됩니다.</w:t>
+      </w:r>
+    </w:p>
+    <w:p>
+      <w:pPr>
+        <w:spacing w:before="0" w:after="40"/>
+        <w:ind w:left="360"/>
+      </w:pPr>
+      <w:r>
+        <w:t xml:space="preserve">- </w:t>
+      </w:r>
+      <w:r>
+        <w:t xml:space="preserve">다른 열을 클릭하면 해당 열 기준 오름차순으로 초기화됩니다.</w:t>
+      </w:r>
+    </w:p>
+    <w:p>
+      <w:pPr>
+        <w:spacing w:before="0" w:after="40"/>
+        <w:ind w:left="360"/>
+      </w:pPr>
+      <w:r>
+        <w:t xml:space="preserve">- </w:t>
+      </w:r>
+      <w:r>
+        <w:t xml:space="preserve">정렬 활성 열에는 ▲(오름차순) 또는 ▼(내림차순) 표시가 나타납니다.</w:t>
+      </w:r>
+    </w:p>
+    <w:p>
+      <w:pPr>
+        <w:spacing w:before="0" w:after="40"/>
+        <w:ind w:left="360"/>
+      </w:pPr>
+      <w:r>
+        <w:t xml:space="preserve">- </w:t>
+      </w:r>
+      <w:r>
+        <w:t xml:space="preserve">no-sort 표시가 있는 열은 정렬이 불가합니다.</w:t>
+      </w:r>
+    </w:p>
+    <w:p>
+      <w:pPr>
+        <w:spacing w:before="0" w:after="120"/>
+      </w:pPr>
+      <w:r>
+        <w:t xml:space="preserve">정렬 시 다음 값들이 자동 인식됩니다:</w:t>
+      </w:r>
+    </w:p>
+    <w:p>
+      <w:pPr>
+        <w:spacing w:before="0" w:after="40"/>
+        <w:ind w:left="360"/>
+      </w:pPr>
+      <w:r>
+        <w:t xml:space="preserve">- </w:t>
+      </w:r>
+      <w:r>
+        <w:t xml:space="preserve">N월 형식 → 월 순서로 정렬</w:t>
+      </w:r>
+    </w:p>
+    <w:p>
+      <w:pPr>
+        <w:spacing w:before="0" w:after="40"/>
+        <w:ind w:left="360"/>
+      </w:pPr>
+      <w:r>
+        <w:t xml:space="preserve">- </w:t>
+      </w:r>
+      <w:r>
+        <w:t xml:space="preserve">쉼표가 포함된 숫자 (예: 1,234,567) → 숫자로 변환하여 정렬</w:t>
+      </w:r>
+    </w:p>
+    <w:p>
+      <w:pPr>
+        <w:spacing w:before="0" w:after="40"/>
+        <w:ind w:left="360"/>
+      </w:pPr>
+      <w:r>
+        <w:t xml:space="preserve">- </w:t>
+      </w:r>
+      <w:r>
+        <w:t xml:space="preserve">퍼센트 값 (예: 85.3%) → 숫자로 변환하여 정렬</w:t>
+      </w:r>
+    </w:p>
+    <w:p>
+      <w:pPr>
+        <w:spacing w:before="0" w:after="40"/>
+        <w:ind w:left="360"/>
+      </w:pPr>
+      <w:r>
+        <w:t xml:space="preserve">- </w:t>
+      </w:r>
+      <w:r>
+        <w:t xml:space="preserve">그 외 → 한국어 가나다 순 텍스트 정렬</w:t>
       </w:r>
     </w:p>
     <w:p>
@@ -614,25 +1286,117 @@
         <w:ind w:left="360"/>
       </w:pPr>
       <w:r>
-        <w:t xml:space="preserve">1. 보고서 내보내기를 클릭합니다.</w:t>
-      </w:r>
-    </w:p>
-    <w:p>
-      <w:pPr>
-        <w:spacing w:before="0" w:after="40"/>
-        <w:ind w:left="360"/>
-      </w:pPr>
-      <w:r>
-        <w:t xml:space="preserve">2. 시스템이 차트를 캡처한 뒤 DOCX 파일을 생성합니다.</w:t>
-      </w:r>
-    </w:p>
-    <w:p>
-      <w:pPr>
-        <w:spacing w:before="0" w:after="40"/>
-        <w:ind w:left="360"/>
-      </w:pPr>
-      <w:r>
-        <w:t xml:space="preserve">3. 보고서에는 부재료실적 모니터링, 등급별현황/수입관리 내용이 포함됩니다.</w:t>
+        <w:t xml:space="preserve">1. 헤더의 보고서 내보내기 버튼을 클릭합니다.</w:t>
+      </w:r>
+    </w:p>
+    <w:p>
+      <w:pPr>
+        <w:spacing w:before="0" w:after="40"/>
+        <w:ind w:left="360"/>
+      </w:pPr>
+      <w:r>
+        <w:t xml:space="preserve">2. 시스템이 모든 차트를 캡처한 뒤 DOCX 파일을 생성합니다.</w:t>
+      </w:r>
+    </w:p>
+    <w:p>
+      <w:pPr>
+        <w:spacing w:before="0" w:after="40"/>
+        <w:ind w:left="360"/>
+      </w:pPr>
+      <w:r>
+        <w:t xml:space="preserve">3. 파일이 자동으로 다운로드됩니다.</w:t>
+      </w:r>
+    </w:p>
+    <w:p>
+      <w:pPr>
+        <w:spacing w:before="0" w:after="120"/>
+      </w:pPr>
+      <w:r>
+        <w:t xml:space="preserve">파일명: 동국제강원료기획팀{연도}년보고서{날짜}.docx</w:t>
+      </w:r>
+    </w:p>
+    <w:p>
+      <w:pPr>
+        <w:spacing w:before="0" w:after="120"/>
+      </w:pPr>
+      <w:r>
+        <w:t xml:space="preserve">포함 내용:</w:t>
+      </w:r>
+    </w:p>
+    <w:p>
+      <w:pPr>
+        <w:spacing w:before="0" w:after="40"/>
+        <w:ind w:left="360"/>
+      </w:pPr>
+      <w:r>
+        <w:t xml:space="preserve">- </w:t>
+      </w:r>
+      <w:r>
+        <w:t xml:space="preserve">커버 페이지</w:t>
+      </w:r>
+    </w:p>
+    <w:p>
+      <w:pPr>
+        <w:spacing w:before="0" w:after="40"/>
+        <w:ind w:left="360"/>
+      </w:pPr>
+      <w:r>
+        <w:t xml:space="preserve">- </w:t>
+      </w:r>
+      <w:r>
+        <w:t xml:space="preserve">부재료실적 모니터링 (KPI, 차트 2개, 월별 표, 거래처 표)</w:t>
+      </w:r>
+    </w:p>
+    <w:p>
+      <w:pPr>
+        <w:spacing w:before="0" w:after="40"/>
+        <w:ind w:left="360"/>
+      </w:pPr>
+      <w:r>
+        <w:t xml:space="preserve">- </w:t>
+      </w:r>
+      <w:r>
+        <w:t xml:space="preserve">구매실적 (KPI, 차트, 월별 표)</w:t>
+      </w:r>
+    </w:p>
+    <w:p>
+      <w:pPr>
+        <w:spacing w:before="0" w:after="40"/>
+        <w:ind w:left="360"/>
+      </w:pPr>
+      <w:r>
+        <w:t xml:space="preserve">- </w:t>
+      </w:r>
+      <w:r>
+        <w:t xml:space="preserve">공장배분 (KPI, 인천/포항 차트, 배분 표)</w:t>
+      </w:r>
+    </w:p>
+    <w:p>
+      <w:pPr>
+        <w:spacing w:before="0" w:after="40"/>
+        <w:ind w:left="360"/>
+      </w:pPr>
+      <w:r>
+        <w:t xml:space="preserve">- </w:t>
+      </w:r>
+      <w:r>
+        <w:t xml:space="preserve">등급별현황/수입관리 (KPI, 차트 2개)</w:t>
+      </w:r>
+    </w:p>
+    <w:p>
+      <w:pPr>
+        <w:spacing w:before="0" w:after="120"/>
+      </w:pPr>
+      <w:r>
+        <w:t xml:space="preserve">비포함: 거래처 관리 상세, 공지사항, 팀 일정, 사용자 정보</w:t>
+      </w:r>
+    </w:p>
+    <w:p>
+      <w:pPr>
+        <w:spacing w:before="0" w:after="120"/>
+      </w:pPr>
+      <w:r>
+        <w:t xml:space="preserve">주의: 보고서 생성 중에는 화면이 잠시 깜빡일 수 있습니다 (숨겨진 탭의 차트를 렌더링하기 위함).</w:t>
       </w:r>
     </w:p>
     <w:p>
@@ -645,63 +1409,247 @@
           <w:sz w:val="24"/>
           <w:szCs w:val="24"/>
         </w:rPr>
-        <w:t xml:space="preserve">4.4 챗봇 사용</w:t>
-      </w:r>
-    </w:p>
+        <w:t xml:space="preserve">4.4 숫자 표시 형식</w:t>
+      </w:r>
+    </w:p>
+    <w:tbl>
+      <w:tblPr>
+        <w:tblW w:w="0" w:type="auto"/>
+        <w:tblBorders>
+          <w:top w:val="single" w:sz="4" w:space="0" w:color="auto"/>
+          <w:left w:val="single" w:sz="4" w:space="0" w:color="auto"/>
+          <w:bottom w:val="single" w:sz="4" w:space="0" w:color="auto"/>
+          <w:right w:val="single" w:sz="4" w:space="0" w:color="auto"/>
+          <w:insideH w:val="single" w:sz="4" w:space="0" w:color="auto"/>
+          <w:insideV w:val="single" w:sz="4" w:space="0" w:color="auto"/>
+        </w:tblBorders>
+      </w:tblPr>
+      <w:tblGrid>
+        <w:gridCol w:w="2400"/>
+        <w:gridCol w:w="2400"/>
+        <w:gridCol w:w="2400"/>
+      </w:tblGrid>
+      <w:tr>
+        <w:tc>
+          <w:tcPr>
+            <w:tcW w:w="2400" w:type="dxa"/>
+          </w:tcPr>
+          <w:p>
+            <w:pPr>
+              <w:spacing w:before="0" w:after="0"/>
+            </w:pPr>
+            <w:r>
+              <w:rPr>
+                <w:b/>
+              </w:rPr>
+              <w:t xml:space="preserve">형식</w:t>
+            </w:r>
+          </w:p>
+        </w:tc>
+        <w:tc>
+          <w:tcPr>
+            <w:tcW w:w="2400" w:type="dxa"/>
+          </w:tcPr>
+          <w:p>
+            <w:pPr>
+              <w:spacing w:before="0" w:after="0"/>
+            </w:pPr>
+            <w:r>
+              <w:rPr>
+                <w:b/>
+              </w:rPr>
+              <w:t xml:space="preserve">적용</w:t>
+            </w:r>
+          </w:p>
+        </w:tc>
+        <w:tc>
+          <w:tcPr>
+            <w:tcW w:w="2400" w:type="dxa"/>
+          </w:tcPr>
+          <w:p>
+            <w:pPr>
+              <w:spacing w:before="0" w:after="0"/>
+            </w:pPr>
+            <w:r>
+              <w:rPr>
+                <w:b/>
+              </w:rPr>
+              <w:t xml:space="preserve">예시</w:t>
+            </w:r>
+          </w:p>
+        </w:tc>
+      </w:tr>
+      <w:tr>
+        <w:tc>
+          <w:tcPr>
+            <w:tcW w:w="2400" w:type="dxa"/>
+          </w:tcPr>
+          <w:p>
+            <w:pPr>
+              <w:spacing w:before="0" w:after="0"/>
+            </w:pPr>
+            <w:r>
+              <w:t xml:space="preserve">일반 숫자</w:t>
+            </w:r>
+          </w:p>
+        </w:tc>
+        <w:tc>
+          <w:tcPr>
+            <w:tcW w:w="2400" w:type="dxa"/>
+          </w:tcPr>
+          <w:p>
+            <w:pPr>
+              <w:spacing w:before="0" w:after="0"/>
+            </w:pPr>
+            <w:r>
+              <w:t xml:space="preserve">표, KPI</w:t>
+            </w:r>
+          </w:p>
+        </w:tc>
+        <w:tc>
+          <w:tcPr>
+            <w:tcW w:w="2400" w:type="dxa"/>
+          </w:tcPr>
+          <w:p>
+            <w:pPr>
+              <w:spacing w:before="0" w:after="0"/>
+            </w:pPr>
+            <w:r>
+              <w:t xml:space="preserve">1,234,567 (천 단위 쉼표)</w:t>
+            </w:r>
+          </w:p>
+        </w:tc>
+      </w:tr>
+      <w:tr>
+        <w:tc>
+          <w:tcPr>
+            <w:tcW w:w="2400" w:type="dxa"/>
+          </w:tcPr>
+          <w:p>
+            <w:pPr>
+              <w:spacing w:before="0" w:after="0"/>
+            </w:pPr>
+            <w:r>
+              <w:t xml:space="preserve">만 단위</w:t>
+            </w:r>
+          </w:p>
+        </w:tc>
+        <w:tc>
+          <w:tcPr>
+            <w:tcW w:w="2400" w:type="dxa"/>
+          </w:tcPr>
+          <w:p>
+            <w:pPr>
+              <w:spacing w:before="0" w:after="0"/>
+            </w:pPr>
+            <w:r>
+              <w:t xml:space="preserve">축약 표시</w:t>
+            </w:r>
+          </w:p>
+        </w:tc>
+        <w:tc>
+          <w:tcPr>
+            <w:tcW w:w="2400" w:type="dxa"/>
+          </w:tcPr>
+          <w:p>
+            <w:pPr>
+              <w:spacing w:before="0" w:after="0"/>
+            </w:pPr>
+            <w:r>
+              <w:t xml:space="preserve">123.4만</w:t>
+            </w:r>
+          </w:p>
+        </w:tc>
+      </w:tr>
+      <w:tr>
+        <w:tc>
+          <w:tcPr>
+            <w:tcW w:w="2400" w:type="dxa"/>
+          </w:tcPr>
+          <w:p>
+            <w:pPr>
+              <w:spacing w:before="0" w:after="0"/>
+            </w:pPr>
+            <w:r>
+              <w:t xml:space="preserve">억 단위</w:t>
+            </w:r>
+          </w:p>
+        </w:tc>
+        <w:tc>
+          <w:tcPr>
+            <w:tcW w:w="2400" w:type="dxa"/>
+          </w:tcPr>
+          <w:p>
+            <w:pPr>
+              <w:spacing w:before="0" w:after="0"/>
+            </w:pPr>
+            <w:r>
+              <w:t xml:space="preserve">축약 표시</w:t>
+            </w:r>
+          </w:p>
+        </w:tc>
+        <w:tc>
+          <w:tcPr>
+            <w:tcW w:w="2400" w:type="dxa"/>
+          </w:tcPr>
+          <w:p>
+            <w:pPr>
+              <w:spacing w:before="0" w:after="0"/>
+            </w:pPr>
+            <w:r>
+              <w:t xml:space="preserve">12.3억</w:t>
+            </w:r>
+          </w:p>
+        </w:tc>
+      </w:tr>
+      <w:tr>
+        <w:tc>
+          <w:tcPr>
+            <w:tcW w:w="2400" w:type="dxa"/>
+          </w:tcPr>
+          <w:p>
+            <w:pPr>
+              <w:spacing w:before="0" w:after="0"/>
+            </w:pPr>
+            <w:r>
+              <w:t xml:space="preserve">백분율</w:t>
+            </w:r>
+          </w:p>
+        </w:tc>
+        <w:tc>
+          <w:tcPr>
+            <w:tcW w:w="2400" w:type="dxa"/>
+          </w:tcPr>
+          <w:p>
+            <w:pPr>
+              <w:spacing w:before="0" w:after="0"/>
+            </w:pPr>
+            <w:r>
+              <w:t xml:space="preserve">달성률, 비중</w:t>
+            </w:r>
+          </w:p>
+        </w:tc>
+        <w:tc>
+          <w:tcPr>
+            <w:tcW w:w="2400" w:type="dxa"/>
+          </w:tcPr>
+          <w:p>
+            <w:pPr>
+              <w:spacing w:before="0" w:after="0"/>
+            </w:pPr>
+            <w:r>
+              <w:t xml:space="preserve">95.2%</w:t>
+            </w:r>
+          </w:p>
+        </w:tc>
+      </w:tr>
+    </w:tbl>
     <w:p>
       <w:pPr>
         <w:spacing w:before="0" w:after="120"/>
       </w:pPr>
       <w:r>
-        <w:t xml:space="preserve">우측 하단 챗봇 버튼을 누르면 대화창이 열립니다. 예시는 다음과 같습니다.</w:t>
-      </w:r>
-    </w:p>
-    <w:p>
-      <w:pPr>
-        <w:spacing w:before="0" w:after="40"/>
-        <w:ind w:left="360"/>
-      </w:pPr>
-      <w:r>
-        <w:t xml:space="preserve">- </w:t>
-      </w:r>
-      <w:r>
-        <w:t xml:space="preserve">7월 계획과 실적은?</w:t>
-      </w:r>
-    </w:p>
-    <w:p>
-      <w:pPr>
-        <w:spacing w:before="0" w:after="40"/>
-        <w:ind w:left="360"/>
-      </w:pPr>
-      <w:r>
-        <w:t xml:space="preserve">- </w:t>
-      </w:r>
-      <w:r>
-        <w:t xml:space="preserve">상반기 구매량 추이는?</w:t>
-      </w:r>
-    </w:p>
-    <w:p>
-      <w:pPr>
-        <w:spacing w:before="0" w:after="40"/>
-        <w:ind w:left="360"/>
-      </w:pPr>
-      <w:r>
-        <w:t xml:space="preserve">- </w:t>
-      </w:r>
-      <w:r>
-        <w:t xml:space="preserve">현대스크랩 거래처 현황</w:t>
-      </w:r>
-    </w:p>
-    <w:p>
-      <w:pPr>
-        <w:spacing w:before="0" w:after="40"/>
-        <w:ind w:left="360"/>
-      </w:pPr>
-      <w:r>
-        <w:t xml:space="preserve">- </w:t>
-      </w:r>
-      <w:r>
-        <w:t xml:space="preserve">수입 선적 현황 보여줘</w:t>
+        <w:t xml:space="preserve">---</w:t>
       </w:r>
     </w:p>
     <w:p>
@@ -740,106 +1688,556 @@
     </w:p>
     <w:p>
       <w:pPr>
-        <w:spacing w:before="0" w:after="40"/>
-        <w:ind w:left="360"/>
-      </w:pPr>
-      <w:r>
-        <w:t xml:space="preserve">- </w:t>
-      </w:r>
-      <w:r>
-        <w:t xml:space="preserve">KPI 카드: 누계 목표, 누계 실적, 달성률 등 핵심 수치를 표시합니다.</w:t>
-      </w:r>
-    </w:p>
-    <w:p>
-      <w:pPr>
-        <w:spacing w:before="0" w:after="40"/>
-        <w:ind w:left="360"/>
-      </w:pPr>
-      <w:r>
-        <w:t xml:space="preserve">- </w:t>
-      </w:r>
-      <w:r>
-        <w:t xml:space="preserve">월별 계획 대비 실적 차트: 월별 계획과 실적, 누계 달성 흐름을 보여줍니다.</w:t>
-      </w:r>
-    </w:p>
-    <w:p>
-      <w:pPr>
-        <w:spacing w:before="0" w:after="40"/>
-        <w:ind w:left="360"/>
-      </w:pPr>
-      <w:r>
-        <w:t xml:space="preserve">- </w:t>
-      </w:r>
-      <w:r>
-        <w:t xml:space="preserve">월별 주요 거래처 납품 추이: 주요 거래처의 월별 추이를 확인합니다.</w:t>
-      </w:r>
-    </w:p>
-    <w:p>
-      <w:pPr>
-        <w:spacing w:before="0" w:after="40"/>
-        <w:ind w:left="360"/>
-      </w:pPr>
-      <w:r>
-        <w:t xml:space="preserve">- </w:t>
-      </w:r>
-      <w:r>
-        <w:t xml:space="preserve">핵심 체크 포인트: 변동이 큰 구간이나 주목할 지표를 요약합니다.</w:t>
-      </w:r>
-    </w:p>
-    <w:p>
-      <w:pPr>
-        <w:spacing w:before="0" w:after="40"/>
-        <w:ind w:left="360"/>
-      </w:pPr>
-      <w:r>
-        <w:t xml:space="preserve">- </w:t>
-      </w:r>
-      <w:r>
-        <w:t xml:space="preserve">월별 누계 실적 상세: 표 형식으로 월별 수치를 확인하고 정렬할 수 있습니다.</w:t>
-      </w:r>
-    </w:p>
+        <w:spacing w:before="180" w:after="120"/>
+      </w:pPr>
+      <w:r>
+        <w:rPr>
+          <w:b/>
+          <w:sz w:val="22"/>
+          <w:szCs w:val="22"/>
+        </w:rPr>
+        <w:t xml:space="preserve">KPI 카드 (4개)</w:t>
+      </w:r>
+    </w:p>
+    <w:tbl>
+      <w:tblPr>
+        <w:tblW w:w="0" w:type="auto"/>
+        <w:tblBorders>
+          <w:top w:val="single" w:sz="4" w:space="0" w:color="auto"/>
+          <w:left w:val="single" w:sz="4" w:space="0" w:color="auto"/>
+          <w:bottom w:val="single" w:sz="4" w:space="0" w:color="auto"/>
+          <w:right w:val="single" w:sz="4" w:space="0" w:color="auto"/>
+          <w:insideH w:val="single" w:sz="4" w:space="0" w:color="auto"/>
+          <w:insideV w:val="single" w:sz="4" w:space="0" w:color="auto"/>
+        </w:tblBorders>
+      </w:tblPr>
+      <w:tblGrid>
+        <w:gridCol w:w="2400"/>
+        <w:gridCol w:w="2400"/>
+        <w:gridCol w:w="2400"/>
+      </w:tblGrid>
+      <w:tr>
+        <w:tc>
+          <w:tcPr>
+            <w:tcW w:w="2400" w:type="dxa"/>
+          </w:tcPr>
+          <w:p>
+            <w:pPr>
+              <w:spacing w:before="0" w:after="0"/>
+            </w:pPr>
+            <w:r>
+              <w:rPr>
+                <w:b/>
+              </w:rPr>
+              <w:t xml:space="preserve">KPI</w:t>
+            </w:r>
+          </w:p>
+        </w:tc>
+        <w:tc>
+          <w:tcPr>
+            <w:tcW w:w="2400" w:type="dxa"/>
+          </w:tcPr>
+          <w:p>
+            <w:pPr>
+              <w:spacing w:before="0" w:after="0"/>
+            </w:pPr>
+            <w:r>
+              <w:rPr>
+                <w:b/>
+              </w:rPr>
+              <w:t xml:space="preserve">색상</w:t>
+            </w:r>
+          </w:p>
+        </w:tc>
+        <w:tc>
+          <w:tcPr>
+            <w:tcW w:w="2400" w:type="dxa"/>
+          </w:tcPr>
+          <w:p>
+            <w:pPr>
+              <w:spacing w:before="0" w:after="0"/>
+            </w:pPr>
+            <w:r>
+              <w:rPr>
+                <w:b/>
+              </w:rPr>
+              <w:t xml:space="preserve">설명</w:t>
+            </w:r>
+          </w:p>
+        </w:tc>
+      </w:tr>
+      <w:tr>
+        <w:tc>
+          <w:tcPr>
+            <w:tcW w:w="2400" w:type="dxa"/>
+          </w:tcPr>
+          <w:p>
+            <w:pPr>
+              <w:spacing w:before="0" w:after="0"/>
+            </w:pPr>
+            <w:r>
+              <w:t xml:space="preserve">연간 목표</w:t>
+            </w:r>
+          </w:p>
+        </w:tc>
+        <w:tc>
+          <w:tcPr>
+            <w:tcW w:w="2400" w:type="dxa"/>
+          </w:tcPr>
+          <w:p>
+            <w:pPr>
+              <w:spacing w:before="0" w:after="0"/>
+            </w:pPr>
+            <w:r>
+              <w:t xml:space="preserve">네이비</w:t>
+            </w:r>
+          </w:p>
+        </w:tc>
+        <w:tc>
+          <w:tcPr>
+            <w:tcW w:w="2400" w:type="dxa"/>
+          </w:tcPr>
+          <w:p>
+            <w:pPr>
+              <w:spacing w:before="0" w:after="0"/>
+            </w:pPr>
+            <w:r>
+              <w:t xml:space="preserve">전체 월 계획 합계</w:t>
+            </w:r>
+          </w:p>
+        </w:tc>
+      </w:tr>
+      <w:tr>
+        <w:tc>
+          <w:tcPr>
+            <w:tcW w:w="2400" w:type="dxa"/>
+          </w:tcPr>
+          <w:p>
+            <w:pPr>
+              <w:spacing w:before="0" w:after="0"/>
+            </w:pPr>
+            <w:r>
+              <w:t xml:space="preserve">누계 실적</w:t>
+            </w:r>
+          </w:p>
+        </w:tc>
+        <w:tc>
+          <w:tcPr>
+            <w:tcW w:w="2400" w:type="dxa"/>
+          </w:tcPr>
+          <w:p>
+            <w:pPr>
+              <w:spacing w:before="0" w:after="0"/>
+            </w:pPr>
+            <w:r>
+              <w:t xml:space="preserve">주황</w:t>
+            </w:r>
+          </w:p>
+        </w:tc>
+        <w:tc>
+          <w:tcPr>
+            <w:tcW w:w="2400" w:type="dxa"/>
+          </w:tcPr>
+          <w:p>
+            <w:pPr>
+              <w:spacing w:before="0" w:after="0"/>
+            </w:pPr>
+            <w:r>
+              <w:t xml:space="preserve">마지막 유효 월까지의 실적 누계</w:t>
+            </w:r>
+          </w:p>
+        </w:tc>
+      </w:tr>
+      <w:tr>
+        <w:tc>
+          <w:tcPr>
+            <w:tcW w:w="2400" w:type="dxa"/>
+          </w:tcPr>
+          <w:p>
+            <w:pPr>
+              <w:spacing w:before="0" w:after="0"/>
+            </w:pPr>
+            <w:r>
+              <w:t xml:space="preserve">계획 대비 달성률</w:t>
+            </w:r>
+          </w:p>
+        </w:tc>
+        <w:tc>
+          <w:tcPr>
+            <w:tcW w:w="2400" w:type="dxa"/>
+          </w:tcPr>
+          <w:p>
+            <w:pPr>
+              <w:spacing w:before="0" w:after="0"/>
+            </w:pPr>
+            <w:r>
+              <w:t xml:space="preserve">녹색</w:t>
+            </w:r>
+          </w:p>
+        </w:tc>
+        <w:tc>
+          <w:tcPr>
+            <w:tcW w:w="2400" w:type="dxa"/>
+          </w:tcPr>
+          <w:p>
+            <w:pPr>
+              <w:spacing w:before="0" w:after="0"/>
+            </w:pPr>
+            <w:r>
+              <w:t xml:space="preserve">누계 실적 / 누계 계획 × 100</w:t>
+            </w:r>
+          </w:p>
+        </w:tc>
+      </w:tr>
+      <w:tr>
+        <w:tc>
+          <w:tcPr>
+            <w:tcW w:w="2400" w:type="dxa"/>
+          </w:tcPr>
+          <w:p>
+            <w:pPr>
+              <w:spacing w:before="0" w:after="0"/>
+            </w:pPr>
+            <w:r>
+              <w:t xml:space="preserve">거래처 평균 성과율</w:t>
+            </w:r>
+          </w:p>
+        </w:tc>
+        <w:tc>
+          <w:tcPr>
+            <w:tcW w:w="2400" w:type="dxa"/>
+          </w:tcPr>
+          <w:p>
+            <w:pPr>
+              <w:spacing w:before="0" w:after="0"/>
+            </w:pPr>
+            <w:r>
+              <w:t xml:space="preserve">노랑</w:t>
+            </w:r>
+          </w:p>
+        </w:tc>
+        <w:tc>
+          <w:tcPr>
+            <w:tcW w:w="2400" w:type="dxa"/>
+          </w:tcPr>
+          <w:p>
+            <w:pPr>
+              <w:spacing w:before="0" w:after="0"/>
+            </w:pPr>
+            <w:r>
+              <w:t xml:space="preserve">거래처 관리 탭 등록 거래처의 평균 성과율</w:t>
+            </w:r>
+          </w:p>
+        </w:tc>
+      </w:tr>
+    </w:tbl>
+    <w:p>
+      <w:pPr>
+        <w:spacing w:before="180" w:after="120"/>
+      </w:pPr>
+      <w:r>
+        <w:rPr>
+          <w:b/>
+          <w:sz w:val="22"/>
+          <w:szCs w:val="22"/>
+        </w:rPr>
+        <w:t xml:space="preserve">차트</w:t>
+      </w:r>
+    </w:p>
+    <w:tbl>
+      <w:tblPr>
+        <w:tblW w:w="0" w:type="auto"/>
+        <w:tblBorders>
+          <w:top w:val="single" w:sz="4" w:space="0" w:color="auto"/>
+          <w:left w:val="single" w:sz="4" w:space="0" w:color="auto"/>
+          <w:bottom w:val="single" w:sz="4" w:space="0" w:color="auto"/>
+          <w:right w:val="single" w:sz="4" w:space="0" w:color="auto"/>
+          <w:insideH w:val="single" w:sz="4" w:space="0" w:color="auto"/>
+          <w:insideV w:val="single" w:sz="4" w:space="0" w:color="auto"/>
+        </w:tblBorders>
+      </w:tblPr>
+      <w:tblGrid>
+        <w:gridCol w:w="2400"/>
+        <w:gridCol w:w="2400"/>
+        <w:gridCol w:w="2400"/>
+      </w:tblGrid>
+      <w:tr>
+        <w:tc>
+          <w:tcPr>
+            <w:tcW w:w="2400" w:type="dxa"/>
+          </w:tcPr>
+          <w:p>
+            <w:pPr>
+              <w:spacing w:before="0" w:after="0"/>
+            </w:pPr>
+            <w:r>
+              <w:rPr>
+                <w:b/>
+              </w:rPr>
+              <w:t xml:space="preserve">차트</w:t>
+            </w:r>
+          </w:p>
+        </w:tc>
+        <w:tc>
+          <w:tcPr>
+            <w:tcW w:w="2400" w:type="dxa"/>
+          </w:tcPr>
+          <w:p>
+            <w:pPr>
+              <w:spacing w:before="0" w:after="0"/>
+            </w:pPr>
+            <w:r>
+              <w:rPr>
+                <w:b/>
+              </w:rPr>
+              <w:t xml:space="preserve">유형</w:t>
+            </w:r>
+          </w:p>
+        </w:tc>
+        <w:tc>
+          <w:tcPr>
+            <w:tcW w:w="2400" w:type="dxa"/>
+          </w:tcPr>
+          <w:p>
+            <w:pPr>
+              <w:spacing w:before="0" w:after="0"/>
+            </w:pPr>
+            <w:r>
+              <w:rPr>
+                <w:b/>
+              </w:rPr>
+              <w:t xml:space="preserve">설명</w:t>
+            </w:r>
+          </w:p>
+        </w:tc>
+      </w:tr>
+      <w:tr>
+        <w:tc>
+          <w:tcPr>
+            <w:tcW w:w="2400" w:type="dxa"/>
+          </w:tcPr>
+          <w:p>
+            <w:pPr>
+              <w:spacing w:before="0" w:after="0"/>
+            </w:pPr>
+            <w:r>
+              <w:t xml:space="preserve">월별 계획 대비 실적</w:t>
+            </w:r>
+          </w:p>
+        </w:tc>
+        <w:tc>
+          <w:tcPr>
+            <w:tcW w:w="2400" w:type="dxa"/>
+          </w:tcPr>
+          <w:p>
+            <w:pPr>
+              <w:spacing w:before="0" w:after="0"/>
+            </w:pPr>
+            <w:r>
+              <w:t xml:space="preserve">막대 그래프</w:t>
+            </w:r>
+          </w:p>
+        </w:tc>
+        <w:tc>
+          <w:tcPr>
+            <w:tcW w:w="2400" w:type="dxa"/>
+          </w:tcPr>
+          <w:p>
+            <w:pPr>
+              <w:spacing w:before="0" w:after="0"/>
+            </w:pPr>
+            <w:r>
+              <w:t xml:space="preserve">월별 계획(밝은 색)과 실적(진한 색) 비교. 각 막대 위에 수치 표시</w:t>
+            </w:r>
+          </w:p>
+        </w:tc>
+      </w:tr>
+      <w:tr>
+        <w:tc>
+          <w:tcPr>
+            <w:tcW w:w="2400" w:type="dxa"/>
+          </w:tcPr>
+          <w:p>
+            <w:pPr>
+              <w:spacing w:before="0" w:after="0"/>
+            </w:pPr>
+            <w:r>
+              <w:t xml:space="preserve">월별 주요 거래처 납품 추이</w:t>
+            </w:r>
+          </w:p>
+        </w:tc>
+        <w:tc>
+          <w:tcPr>
+            <w:tcW w:w="2400" w:type="dxa"/>
+          </w:tcPr>
+          <w:p>
+            <w:pPr>
+              <w:spacing w:before="0" w:after="0"/>
+            </w:pPr>
+            <w:r>
+              <w:t xml:space="preserve">영역 차트</w:t>
+            </w:r>
+          </w:p>
+        </w:tc>
+        <w:tc>
+          <w:tcPr>
+            <w:tcW w:w="2400" w:type="dxa"/>
+          </w:tcPr>
+          <w:p>
+            <w:pPr>
+              <w:spacing w:before="0" w:after="0"/>
+            </w:pPr>
+            <w:r>
+              <w:t xml:space="preserve">상위 3개 거래처의 월별 납품량 추이. 곡선 보간</w:t>
+            </w:r>
+          </w:p>
+        </w:tc>
+      </w:tr>
+    </w:tbl>
     <w:p>
       <w:pPr>
         <w:spacing w:before="0" w:after="120"/>
       </w:pPr>
       <w:r>
-        <w:t xml:space="preserve">접힌 입력 패널 3종은 주로 운영 담당자가 사용합니다.</w:t>
-      </w:r>
-    </w:p>
-    <w:p>
-      <w:pPr>
-        <w:spacing w:before="0" w:after="40"/>
-        <w:ind w:left="360"/>
-      </w:pPr>
-      <w:r>
-        <w:t xml:space="preserve">- </w:t>
-      </w:r>
-      <w:r>
-        <w:t xml:space="preserve">월별 계획 대비 실적 데이터</w:t>
-      </w:r>
-    </w:p>
-    <w:p>
-      <w:pPr>
-        <w:spacing w:before="0" w:after="40"/>
-        <w:ind w:left="360"/>
-      </w:pPr>
-      <w:r>
-        <w:t xml:space="preserve">- </w:t>
-      </w:r>
-      <w:r>
-        <w:t xml:space="preserve">거래처 납품 실적관리 데이터 (인천공장)</w:t>
-      </w:r>
-    </w:p>
-    <w:p>
-      <w:pPr>
-        <w:spacing w:before="0" w:after="40"/>
-        <w:ind w:left="360"/>
-      </w:pPr>
-      <w:r>
-        <w:t xml:space="preserve">- </w:t>
-      </w:r>
-      <w:r>
-        <w:t xml:space="preserve">검수 등급 매핑 관리</w:t>
+        <w:t xml:space="preserve">차트의 데이터 포인트에 마우스를 올리면 상세 수치가 툴팁으로 표시됩니다.</w:t>
+      </w:r>
+    </w:p>
+    <w:p>
+      <w:pPr>
+        <w:spacing w:before="180" w:after="120"/>
+      </w:pPr>
+      <w:r>
+        <w:rPr>
+          <w:b/>
+          <w:sz w:val="22"/>
+          <w:szCs w:val="22"/>
+        </w:rPr>
+        <w:t xml:space="preserve">핵심 체크 포인트</w:t>
+      </w:r>
+    </w:p>
+    <w:p>
+      <w:pPr>
+        <w:spacing w:before="0" w:after="120"/>
+      </w:pPr>
+      <w:r>
+        <w:t xml:space="preserve">변동이 큰 구간이나 주목할 지표를 자동 요약합니다:</w:t>
+      </w:r>
+    </w:p>
+    <w:p>
+      <w:pPr>
+        <w:spacing w:before="0" w:after="40"/>
+        <w:ind w:left="360"/>
+      </w:pPr>
+      <w:r>
+        <w:t xml:space="preserve">- </w:t>
+      </w:r>
+      <w:r>
+        <w:t xml:space="preserve">상단 변동 월: 실적이 가장 높은 월과 계획 대비 차이</w:t>
+      </w:r>
+    </w:p>
+    <w:p>
+      <w:pPr>
+        <w:spacing w:before="0" w:after="40"/>
+        <w:ind w:left="360"/>
+      </w:pPr>
+      <w:r>
+        <w:t xml:space="preserve">- </w:t>
+      </w:r>
+      <w:r>
+        <w:t xml:space="preserve">주의 구간: 달성률이 가장 낮은 월과 계획 대비 차이</w:t>
+      </w:r>
+    </w:p>
+    <w:p>
+      <w:pPr>
+        <w:spacing w:before="0" w:after="40"/>
+        <w:ind w:left="360"/>
+      </w:pPr>
+      <w:r>
+        <w:t xml:space="preserve">- </w:t>
+      </w:r>
+      <w:r>
+        <w:t xml:space="preserve">계획 미달 월 수: 실적이 계획에 미치지 못한 월 수</w:t>
+      </w:r>
+    </w:p>
+    <w:p>
+      <w:pPr>
+        <w:spacing w:before="180" w:after="120"/>
+      </w:pPr>
+      <w:r>
+        <w:rPr>
+          <w:b/>
+          <w:sz w:val="22"/>
+          <w:szCs w:val="22"/>
+        </w:rPr>
+        <w:t xml:space="preserve">월별 누계 실적 상세 표</w:t>
+      </w:r>
+    </w:p>
+    <w:p>
+      <w:pPr>
+        <w:spacing w:before="0" w:after="120"/>
+      </w:pPr>
+      <w:r>
+        <w:t xml:space="preserve">정렬 가능한 표에 다음 열이 표시됩니다:</w:t>
+      </w:r>
+    </w:p>
+    <w:p>
+      <w:pPr>
+        <w:spacing w:before="0" w:after="40"/>
+        <w:ind w:left="360"/>
+      </w:pPr>
+      <w:r>
+        <w:t xml:space="preserve">- </w:t>
+      </w:r>
+      <w:r>
+        <w:t xml:space="preserve">월, 계획, 실적, 차이, 누계계획, 누계실적, 달성률(%)</w:t>
+      </w:r>
+    </w:p>
+    <w:p>
+      <w:pPr>
+        <w:spacing w:before="180" w:after="120"/>
+      </w:pPr>
+      <w:r>
+        <w:rPr>
+          <w:b/>
+          <w:sz w:val="22"/>
+          <w:szCs w:val="22"/>
+        </w:rPr>
+        <w:t xml:space="preserve">접힌 입력 패널 (3종)</w:t>
+      </w:r>
+    </w:p>
+    <w:p>
+      <w:pPr>
+        <w:spacing w:before="0" w:after="120"/>
+      </w:pPr>
+      <w:r>
+        <w:t xml:space="preserve">다음 3개의 접힌 패널은 주로 운영 담당자가 사용합니다. 제목을 클릭하면 펼쳐집니다.</w:t>
+      </w:r>
+    </w:p>
+    <w:p>
+      <w:pPr>
+        <w:spacing w:before="0" w:after="40"/>
+        <w:ind w:left="360"/>
+      </w:pPr>
+      <w:r>
+        <w:t xml:space="preserve">1. 월별 계획 대비 실적 데이터: 엑셀에서 계획/실적 데이터를 붙여넣는 4행 × 12열 그리드</w:t>
+      </w:r>
+    </w:p>
+    <w:p>
+      <w:pPr>
+        <w:spacing w:before="0" w:after="40"/>
+        <w:ind w:left="360"/>
+      </w:pPr>
+      <w:r>
+        <w:t xml:space="preserve">2. 거래처 납품 실적관리 데이터 (인천공장): 원본 거래 데이터를 붙여넣는 5열 그리드 (페이징 지원)</w:t>
+      </w:r>
+    </w:p>
+    <w:p>
+      <w:pPr>
+        <w:spacing w:before="0" w:after="40"/>
+        <w:ind w:left="360"/>
+      </w:pPr>
+      <w:r>
+        <w:t xml:space="preserve">3. 검수 등급 매핑 관리: 상세 등급 → 대분류 매핑 설정</w:t>
       </w:r>
     </w:p>
     <w:p>
@@ -868,77 +2266,875 @@
         <w:spacing w:before="0" w:after="120"/>
       </w:pPr>
       <w:r>
-        <w:t xml:space="preserve">이 화면에서는 구매량과 등급 구성, 수입 진행 현황을 확인합니다.</w:t>
-      </w:r>
-    </w:p>
-    <w:p>
-      <w:pPr>
-        <w:spacing w:before="0" w:after="40"/>
-        <w:ind w:left="360"/>
-      </w:pPr>
-      <w:r>
-        <w:t xml:space="preserve">- </w:t>
-      </w:r>
-      <w:r>
-        <w:t xml:space="preserve">월별 구매량 추이 차트</w:t>
-      </w:r>
-    </w:p>
-    <w:p>
-      <w:pPr>
-        <w:spacing w:before="0" w:after="40"/>
-        <w:ind w:left="360"/>
-      </w:pPr>
-      <w:r>
-        <w:t xml:space="preserve">- </w:t>
-      </w:r>
-      <w:r>
-        <w:t xml:space="preserve">인천공장 배분 현황</w:t>
-      </w:r>
-    </w:p>
-    <w:p>
-      <w:pPr>
-        <w:spacing w:before="0" w:after="40"/>
-        <w:ind w:left="360"/>
-      </w:pPr>
-      <w:r>
-        <w:t xml:space="preserve">- </w:t>
-      </w:r>
-      <w:r>
+        <w:t xml:space="preserve">이 화면에서는 구매량, 등급 구성, 공장 배분, 수입 진행 현황을 확인합니다.</w:t>
+      </w:r>
+    </w:p>
+    <w:p>
+      <w:pPr>
+        <w:spacing w:before="180" w:after="120"/>
+      </w:pPr>
+      <w:r>
+        <w:rPr>
+          <w:b/>
+          <w:sz w:val="22"/>
+          <w:szCs w:val="22"/>
+        </w:rPr>
+        <w:t xml:space="preserve">KPI 카드</w:t>
+      </w:r>
+    </w:p>
+    <w:tbl>
+      <w:tblPr>
+        <w:tblW w:w="0" w:type="auto"/>
+        <w:tblBorders>
+          <w:top w:val="single" w:sz="4" w:space="0" w:color="auto"/>
+          <w:left w:val="single" w:sz="4" w:space="0" w:color="auto"/>
+          <w:bottom w:val="single" w:sz="4" w:space="0" w:color="auto"/>
+          <w:right w:val="single" w:sz="4" w:space="0" w:color="auto"/>
+          <w:insideH w:val="single" w:sz="4" w:space="0" w:color="auto"/>
+          <w:insideV w:val="single" w:sz="4" w:space="0" w:color="auto"/>
+        </w:tblBorders>
+      </w:tblPr>
+      <w:tblGrid>
+        <w:gridCol w:w="2400"/>
+        <w:gridCol w:w="2400"/>
+      </w:tblGrid>
+      <w:tr>
+        <w:tc>
+          <w:tcPr>
+            <w:tcW w:w="2400" w:type="dxa"/>
+          </w:tcPr>
+          <w:p>
+            <w:pPr>
+              <w:spacing w:before="0" w:after="0"/>
+            </w:pPr>
+            <w:r>
+              <w:rPr>
+                <w:b/>
+              </w:rPr>
+              <w:t xml:space="preserve">KPI</w:t>
+            </w:r>
+          </w:p>
+        </w:tc>
+        <w:tc>
+          <w:tcPr>
+            <w:tcW w:w="2400" w:type="dxa"/>
+          </w:tcPr>
+          <w:p>
+            <w:pPr>
+              <w:spacing w:before="0" w:after="0"/>
+            </w:pPr>
+            <w:r>
+              <w:rPr>
+                <w:b/>
+              </w:rPr>
+              <w:t xml:space="preserve">설명</w:t>
+            </w:r>
+          </w:p>
+        </w:tc>
+      </w:tr>
+      <w:tr>
+        <w:tc>
+          <w:tcPr>
+            <w:tcW w:w="2400" w:type="dxa"/>
+          </w:tcPr>
+          <w:p>
+            <w:pPr>
+              <w:spacing w:before="0" w:after="0"/>
+            </w:pPr>
+            <w:r>
+              <w:t xml:space="preserve">월별 구매량 총합</w:t>
+            </w:r>
+          </w:p>
+        </w:tc>
+        <w:tc>
+          <w:tcPr>
+            <w:tcW w:w="2400" w:type="dxa"/>
+          </w:tcPr>
+          <w:p>
+            <w:pPr>
+              <w:spacing w:before="0" w:after="0"/>
+            </w:pPr>
+            <w:r>
+              <w:t xml:space="preserve">전체 등급 물량 합계</w:t>
+            </w:r>
+          </w:p>
+        </w:tc>
+      </w:tr>
+      <w:tr>
+        <w:tc>
+          <w:tcPr>
+            <w:tcW w:w="2400" w:type="dxa"/>
+          </w:tcPr>
+          <w:p>
+            <w:pPr>
+              <w:spacing w:before="0" w:after="0"/>
+            </w:pPr>
+            <w:r>
+              <w:t xml:space="preserve">누계 입고금액</w:t>
+            </w:r>
+          </w:p>
+        </w:tc>
+        <w:tc>
+          <w:tcPr>
+            <w:tcW w:w="2400" w:type="dxa"/>
+          </w:tcPr>
+          <w:p>
+            <w:pPr>
+              <w:spacing w:before="0" w:after="0"/>
+            </w:pPr>
+            <w:r>
+              <w:t xml:space="preserve">총 입고금액</w:t>
+            </w:r>
+          </w:p>
+        </w:tc>
+      </w:tr>
+      <w:tr>
+        <w:tc>
+          <w:tcPr>
+            <w:tcW w:w="2400" w:type="dxa"/>
+          </w:tcPr>
+          <w:p>
+            <w:pPr>
+              <w:spacing w:before="0" w:after="0"/>
+            </w:pPr>
+            <w:r>
+              <w:t xml:space="preserve">구매량/입고금액 비율</w:t>
+            </w:r>
+          </w:p>
+        </w:tc>
+        <w:tc>
+          <w:tcPr>
+            <w:tcW w:w="2400" w:type="dxa"/>
+          </w:tcPr>
+          <w:p>
+            <w:pPr>
+              <w:spacing w:before="0" w:after="0"/>
+            </w:pPr>
+            <w:r>
+              <w:t xml:space="preserve">물량 대비 금액 비율</w:t>
+            </w:r>
+          </w:p>
+        </w:tc>
+      </w:tr>
+      <w:tr>
+        <w:tc>
+          <w:tcPr>
+            <w:tcW w:w="2400" w:type="dxa"/>
+          </w:tcPr>
+          <w:p>
+            <w:pPr>
+              <w:spacing w:before="0" w:after="0"/>
+            </w:pPr>
+            <w:r>
+              <w:t xml:space="preserve">국고하+선반설 비율</w:t>
+            </w:r>
+          </w:p>
+        </w:tc>
+        <w:tc>
+          <w:tcPr>
+            <w:tcW w:w="2400" w:type="dxa"/>
+          </w:tcPr>
+          <w:p>
+            <w:pPr>
+              <w:spacing w:before="0" w:after="0"/>
+            </w:pPr>
+            <w:r>
+              <w:t xml:space="preserve">저회전 등급 비중 (전년 대비 증감 표시)</w:t>
+            </w:r>
+          </w:p>
+        </w:tc>
+      </w:tr>
+    </w:tbl>
+    <w:p>
+      <w:pPr>
+        <w:spacing w:before="180" w:after="120"/>
+      </w:pPr>
+      <w:r>
+        <w:rPr>
+          <w:b/>
+          <w:sz w:val="22"/>
+          <w:szCs w:val="22"/>
+        </w:rPr>
+        <w:t xml:space="preserve">차트</w:t>
+      </w:r>
+    </w:p>
+    <w:tbl>
+      <w:tblPr>
+        <w:tblW w:w="0" w:type="auto"/>
+        <w:tblBorders>
+          <w:top w:val="single" w:sz="4" w:space="0" w:color="auto"/>
+          <w:left w:val="single" w:sz="4" w:space="0" w:color="auto"/>
+          <w:bottom w:val="single" w:sz="4" w:space="0" w:color="auto"/>
+          <w:right w:val="single" w:sz="4" w:space="0" w:color="auto"/>
+          <w:insideH w:val="single" w:sz="4" w:space="0" w:color="auto"/>
+          <w:insideV w:val="single" w:sz="4" w:space="0" w:color="auto"/>
+        </w:tblBorders>
+      </w:tblPr>
+      <w:tblGrid>
+        <w:gridCol w:w="2400"/>
+        <w:gridCol w:w="2400"/>
+        <w:gridCol w:w="2400"/>
+      </w:tblGrid>
+      <w:tr>
+        <w:tc>
+          <w:tcPr>
+            <w:tcW w:w="2400" w:type="dxa"/>
+          </w:tcPr>
+          <w:p>
+            <w:pPr>
+              <w:spacing w:before="0" w:after="0"/>
+            </w:pPr>
+            <w:r>
+              <w:rPr>
+                <w:b/>
+              </w:rPr>
+              <w:t xml:space="preserve">차트</w:t>
+            </w:r>
+          </w:p>
+        </w:tc>
+        <w:tc>
+          <w:tcPr>
+            <w:tcW w:w="2400" w:type="dxa"/>
+          </w:tcPr>
+          <w:p>
+            <w:pPr>
+              <w:spacing w:before="0" w:after="0"/>
+            </w:pPr>
+            <w:r>
+              <w:rPr>
+                <w:b/>
+              </w:rPr>
+              <w:t xml:space="preserve">유형</w:t>
+            </w:r>
+          </w:p>
+        </w:tc>
+        <w:tc>
+          <w:tcPr>
+            <w:tcW w:w="2400" w:type="dxa"/>
+          </w:tcPr>
+          <w:p>
+            <w:pPr>
+              <w:spacing w:before="0" w:after="0"/>
+            </w:pPr>
+            <w:r>
+              <w:rPr>
+                <w:b/>
+              </w:rPr>
+              <w:t xml:space="preserve">설명</w:t>
+            </w:r>
+          </w:p>
+        </w:tc>
+      </w:tr>
+      <w:tr>
+        <w:tc>
+          <w:tcPr>
+            <w:tcW w:w="2400" w:type="dxa"/>
+          </w:tcPr>
+          <w:p>
+            <w:pPr>
+              <w:spacing w:before="0" w:after="0"/>
+            </w:pPr>
+            <w:r>
+              <w:t xml:space="preserve">월별 구매량 추이</w:t>
+            </w:r>
+          </w:p>
+        </w:tc>
+        <w:tc>
+          <w:tcPr>
+            <w:tcW w:w="2400" w:type="dxa"/>
+          </w:tcPr>
+          <w:p>
+            <w:pPr>
+              <w:spacing w:before="0" w:after="0"/>
+            </w:pPr>
+            <w:r>
+              <w:t xml:space="preserve">막대+선 복합</w:t>
+            </w:r>
+          </w:p>
+        </w:tc>
+        <w:tc>
+          <w:tcPr>
+            <w:tcW w:w="2400" w:type="dxa"/>
+          </w:tcPr>
+          <w:p>
+            <w:pPr>
+              <w:spacing w:before="0" w:after="0"/>
+            </w:pPr>
+            <w:r>
+              <w:t xml:space="preserve">구매량(막대, 보라) + 입고금액(선, 주황). Y축 2개</w:t>
+            </w:r>
+          </w:p>
+        </w:tc>
+      </w:tr>
+      <w:tr>
+        <w:tc>
+          <w:tcPr>
+            <w:tcW w:w="2400" w:type="dxa"/>
+          </w:tcPr>
+          <w:p>
+            <w:pPr>
+              <w:spacing w:before="0" w:after="0"/>
+            </w:pPr>
+            <w:r>
+              <w:t xml:space="preserve">인천공장 등급 구성</w:t>
+            </w:r>
+          </w:p>
+        </w:tc>
+        <w:tc>
+          <w:tcPr>
+            <w:tcW w:w="2400" w:type="dxa"/>
+          </w:tcPr>
+          <w:p>
+            <w:pPr>
+              <w:spacing w:before="0" w:after="0"/>
+            </w:pPr>
+            <w:r>
+              <w:t xml:space="preserve">도넛</w:t>
+            </w:r>
+          </w:p>
+        </w:tc>
+        <w:tc>
+          <w:tcPr>
+            <w:tcW w:w="2400" w:type="dxa"/>
+          </w:tcPr>
+          <w:p>
+            <w:pPr>
+              <w:spacing w:before="0" w:after="0"/>
+            </w:pPr>
+            <w:r>
+              <w:t xml:space="preserve">인천 공장 등급별 비중 (중앙 54% 컷아웃)</w:t>
+            </w:r>
+          </w:p>
+        </w:tc>
+      </w:tr>
+    </w:tbl>
+    <w:p>
+      <w:pPr>
+        <w:spacing w:before="180" w:after="120"/>
+      </w:pPr>
+      <w:r>
+        <w:rPr>
+          <w:b/>
+          <w:sz w:val="22"/>
+          <w:szCs w:val="22"/>
+        </w:rPr>
+        <w:t xml:space="preserve">구매실적 상세</w:t>
+      </w:r>
+    </w:p>
+    <w:tbl>
+      <w:tblPr>
+        <w:tblW w:w="0" w:type="auto"/>
+        <w:tblBorders>
+          <w:top w:val="single" w:sz="4" w:space="0" w:color="auto"/>
+          <w:left w:val="single" w:sz="4" w:space="0" w:color="auto"/>
+          <w:bottom w:val="single" w:sz="4" w:space="0" w:color="auto"/>
+          <w:right w:val="single" w:sz="4" w:space="0" w:color="auto"/>
+          <w:insideH w:val="single" w:sz="4" w:space="0" w:color="auto"/>
+          <w:insideV w:val="single" w:sz="4" w:space="0" w:color="auto"/>
+        </w:tblBorders>
+      </w:tblPr>
+      <w:tblGrid>
+        <w:gridCol w:w="2400"/>
+        <w:gridCol w:w="2400"/>
+      </w:tblGrid>
+      <w:tr>
+        <w:tc>
+          <w:tcPr>
+            <w:tcW w:w="2400" w:type="dxa"/>
+          </w:tcPr>
+          <w:p>
+            <w:pPr>
+              <w:spacing w:before="0" w:after="0"/>
+            </w:pPr>
+            <w:r>
+              <w:rPr>
+                <w:b/>
+              </w:rPr>
+              <w:t xml:space="preserve">항목</w:t>
+            </w:r>
+          </w:p>
+        </w:tc>
+        <w:tc>
+          <w:tcPr>
+            <w:tcW w:w="2400" w:type="dxa"/>
+          </w:tcPr>
+          <w:p>
+            <w:pPr>
+              <w:spacing w:before="0" w:after="0"/>
+            </w:pPr>
+            <w:r>
+              <w:rPr>
+                <w:b/>
+              </w:rPr>
+              <w:t xml:space="preserve">설명</w:t>
+            </w:r>
+          </w:p>
+        </w:tc>
+      </w:tr>
+      <w:tr>
+        <w:tc>
+          <w:tcPr>
+            <w:tcW w:w="2400" w:type="dxa"/>
+          </w:tcPr>
+          <w:p>
+            <w:pPr>
+              <w:spacing w:before="0" w:after="0"/>
+            </w:pPr>
+            <w:r>
+              <w:t xml:space="preserve">누계 구매량</w:t>
+            </w:r>
+          </w:p>
+        </w:tc>
+        <w:tc>
+          <w:tcPr>
+            <w:tcW w:w="2400" w:type="dxa"/>
+          </w:tcPr>
+          <w:p>
+            <w:pPr>
+              <w:spacing w:before="0" w:after="0"/>
+            </w:pPr>
+            <w:r>
+              <w:t xml:space="preserve">연간 총 구매량</w:t>
+            </w:r>
+          </w:p>
+        </w:tc>
+      </w:tr>
+      <w:tr>
+        <w:tc>
+          <w:tcPr>
+            <w:tcW w:w="2400" w:type="dxa"/>
+          </w:tcPr>
+          <w:p>
+            <w:pPr>
+              <w:spacing w:before="0" w:after="0"/>
+            </w:pPr>
+            <w:r>
+              <w:t xml:space="preserve">누계 입고금액</w:t>
+            </w:r>
+          </w:p>
+        </w:tc>
+        <w:tc>
+          <w:tcPr>
+            <w:tcW w:w="2400" w:type="dxa"/>
+          </w:tcPr>
+          <w:p>
+            <w:pPr>
+              <w:spacing w:before="0" w:after="0"/>
+            </w:pPr>
+            <w:r>
+              <w:t xml:space="preserve">연간 총 입고금액</w:t>
+            </w:r>
+          </w:p>
+        </w:tc>
+      </w:tr>
+      <w:tr>
+        <w:tc>
+          <w:tcPr>
+            <w:tcW w:w="2400" w:type="dxa"/>
+          </w:tcPr>
+          <w:p>
+            <w:pPr>
+              <w:spacing w:before="0" w:after="0"/>
+            </w:pPr>
+            <w:r>
+              <w:t xml:space="preserve">평균 매입 단가</w:t>
+            </w:r>
+          </w:p>
+        </w:tc>
+        <w:tc>
+          <w:tcPr>
+            <w:tcW w:w="2400" w:type="dxa"/>
+          </w:tcPr>
+          <w:p>
+            <w:pPr>
+              <w:spacing w:before="0" w:after="0"/>
+            </w:pPr>
+            <w:r>
+              <w:t xml:space="preserve">총 입고금액 / 총 구매량</w:t>
+            </w:r>
+          </w:p>
+        </w:tc>
+      </w:tr>
+      <w:tr>
+        <w:tc>
+          <w:tcPr>
+            <w:tcW w:w="2400" w:type="dxa"/>
+          </w:tcPr>
+          <w:p>
+            <w:pPr>
+              <w:spacing w:before="0" w:after="0"/>
+            </w:pPr>
+            <w:r>
+              <w:t xml:space="preserve">월 평균 거래처 수</w:t>
+            </w:r>
+          </w:p>
+        </w:tc>
+        <w:tc>
+          <w:tcPr>
+            <w:tcW w:w="2400" w:type="dxa"/>
+          </w:tcPr>
+          <w:p>
+            <w:pPr>
+              <w:spacing w:before="0" w:after="0"/>
+            </w:pPr>
+            <w:r>
+              <w:t xml:space="preserve">월별 유니크 거래처 수의 평균</w:t>
+            </w:r>
+          </w:p>
+        </w:tc>
+      </w:tr>
+      <w:tr>
+        <w:tc>
+          <w:tcPr>
+            <w:tcW w:w="2400" w:type="dxa"/>
+          </w:tcPr>
+          <w:p>
+            <w:pPr>
+              <w:spacing w:before="0" w:after="0"/>
+            </w:pPr>
+            <w:r>
+              <w:t xml:space="preserve">최대/최소 구매량 월</w:t>
+            </w:r>
+          </w:p>
+        </w:tc>
+        <w:tc>
+          <w:tcPr>
+            <w:tcW w:w="2400" w:type="dxa"/>
+          </w:tcPr>
+          <w:p>
+            <w:pPr>
+              <w:spacing w:before="0" w:after="0"/>
+            </w:pPr>
+            <w:r>
+              <w:t xml:space="preserve">구매량 기준 최대/최소 월</w:t>
+            </w:r>
+          </w:p>
+        </w:tc>
+      </w:tr>
+      <w:tr>
+        <w:tc>
+          <w:tcPr>
+            <w:tcW w:w="2400" w:type="dxa"/>
+          </w:tcPr>
+          <w:p>
+            <w:pPr>
+              <w:spacing w:before="0" w:after="0"/>
+            </w:pPr>
+            <w:r>
+              <w:t xml:space="preserve">최고/최저 단가 월</w:t>
+            </w:r>
+          </w:p>
+        </w:tc>
+        <w:tc>
+          <w:tcPr>
+            <w:tcW w:w="2400" w:type="dxa"/>
+          </w:tcPr>
+          <w:p>
+            <w:pPr>
+              <w:spacing w:before="0" w:after="0"/>
+            </w:pPr>
+            <w:r>
+              <w:t xml:space="preserve">평균 단가 기준 최고/최저 월</w:t>
+            </w:r>
+          </w:p>
+        </w:tc>
+      </w:tr>
+    </w:tbl>
+    <w:p>
+      <w:pPr>
+        <w:spacing w:before="180" w:after="120"/>
+      </w:pPr>
+      <w:r>
+        <w:rPr>
+          <w:b/>
+          <w:sz w:val="22"/>
+          <w:szCs w:val="22"/>
+        </w:rPr>
+        <w:t xml:space="preserve">공장 배분 현황</w:t>
+      </w:r>
+    </w:p>
+    <w:p>
+      <w:pPr>
+        <w:spacing w:before="0" w:after="120"/>
+      </w:pPr>
+      <w:r>
+        <w:t xml:space="preserve">인천/포항 공장별:</w:t>
+      </w:r>
+    </w:p>
+    <w:p>
+      <w:pPr>
+        <w:spacing w:before="0" w:after="40"/>
+        <w:ind w:left="360"/>
+      </w:pPr>
+      <w:r>
+        <w:t xml:space="preserve">- </w:t>
+      </w:r>
+      <w:r>
+        <w:t xml:space="preserve">연간 계획, 연간 실적, 달성률</w:t>
+      </w:r>
+    </w:p>
+    <w:p>
+      <w:pPr>
+        <w:spacing w:before="0" w:after="40"/>
+        <w:ind w:left="360"/>
+      </w:pPr>
+      <w:r>
+        <w:t xml:space="preserve">- </w:t>
+      </w:r>
+      <w:r>
+        <w:t xml:space="preserve">등급 도넛 차트 (국고상/국고중/국고하/선반설/기타)</w:t>
+      </w:r>
+    </w:p>
+    <w:p>
+      <w:pPr>
+        <w:spacing w:before="0" w:after="40"/>
+        <w:ind w:left="360"/>
+      </w:pPr>
+      <w:r>
+        <w:t xml:space="preserve">- </w:t>
+      </w:r>
+      <w:r>
+        <w:t xml:space="preserve">진행바로 달성률 시각화</w:t>
+      </w:r>
+    </w:p>
+    <w:p>
+      <w:pPr>
+        <w:spacing w:before="0" w:after="40"/>
+        <w:ind w:left="360"/>
+      </w:pPr>
+      <w:r>
+        <w:t xml:space="preserve">- </w:t>
+      </w:r>
+      <w:r>
+        <w:t xml:space="preserve">국고하+선반설(저회전) 비율과 전년 대비 증감</w:t>
+      </w:r>
+    </w:p>
+    <w:p>
+      <w:pPr>
+        <w:spacing w:before="180" w:after="120"/>
+      </w:pPr>
+      <w:r>
+        <w:rPr>
+          <w:b/>
+          <w:sz w:val="22"/>
+          <w:szCs w:val="22"/>
+        </w:rPr>
         <w:t xml:space="preserve">등급별 비교 표</w:t>
       </w:r>
     </w:p>
     <w:p>
       <w:pPr>
-        <w:spacing w:before="0" w:after="40"/>
-        <w:ind w:left="360"/>
-      </w:pPr>
-      <w:r>
-        <w:t xml:space="preserve">- </w:t>
-      </w:r>
-      <w:r>
+        <w:spacing w:before="0" w:after="120"/>
+      </w:pPr>
+      <w:r>
+        <w:t xml:space="preserve">현재 연도와 전년도의 등급별 물량, 비중, 비중 차이를 비교합니다.</w:t>
+      </w:r>
+    </w:p>
+    <w:p>
+      <w:pPr>
+        <w:spacing w:before="180" w:after="120"/>
+      </w:pPr>
+      <w:r>
+        <w:rPr>
+          <w:b/>
+          <w:sz w:val="22"/>
+          <w:szCs w:val="22"/>
+        </w:rPr>
         <w:t xml:space="preserve">월별 구매실적 상세 표</w:t>
       </w:r>
     </w:p>
     <w:p>
       <w:pPr>
-        <w:spacing w:before="0" w:after="40"/>
-        <w:ind w:left="360"/>
-      </w:pPr>
-      <w:r>
-        <w:t xml:space="preserve">- </w:t>
-      </w:r>
-      <w:r>
-        <w:t xml:space="preserve">수입 계약/선적 현황 표</w:t>
-      </w:r>
-    </w:p>
-    <w:p>
-      <w:pPr>
         <w:spacing w:before="0" w:after="120"/>
       </w:pPr>
       <w:r>
-        <w:t xml:space="preserve">연도를 바꾸면 비교 기준과 표 내용도 함께 갱신됩니다.</w:t>
-      </w:r>
-    </w:p>
+        <w:t xml:space="preserve">월, 입고량, 입고금액, 평균 단가, 거래처 수를 정렬 가능한 표로 표시합니다.</w:t>
+      </w:r>
+    </w:p>
+    <w:p>
+      <w:pPr>
+        <w:spacing w:before="180" w:after="120"/>
+      </w:pPr>
+      <w:r>
+        <w:rPr>
+          <w:b/>
+          <w:sz w:val="22"/>
+          <w:szCs w:val="22"/>
+        </w:rPr>
+        <w:t xml:space="preserve">수입 계약/선적 현황</w:t>
+      </w:r>
+    </w:p>
+    <w:p>
+      <w:pPr>
+        <w:spacing w:before="0" w:after="120"/>
+      </w:pPr>
+      <w:r>
+        <w:t xml:space="preserve">수입 거래의 상태별 목록을 표시합니다.</w:t>
+      </w:r>
+    </w:p>
+    <w:tbl>
+      <w:tblPr>
+        <w:tblW w:w="0" w:type="auto"/>
+        <w:tblBorders>
+          <w:top w:val="single" w:sz="4" w:space="0" w:color="auto"/>
+          <w:left w:val="single" w:sz="4" w:space="0" w:color="auto"/>
+          <w:bottom w:val="single" w:sz="4" w:space="0" w:color="auto"/>
+          <w:right w:val="single" w:sz="4" w:space="0" w:color="auto"/>
+          <w:insideH w:val="single" w:sz="4" w:space="0" w:color="auto"/>
+          <w:insideV w:val="single" w:sz="4" w:space="0" w:color="auto"/>
+        </w:tblBorders>
+      </w:tblPr>
+      <w:tblGrid>
+        <w:gridCol w:w="2400"/>
+        <w:gridCol w:w="2400"/>
+      </w:tblGrid>
+      <w:tr>
+        <w:tc>
+          <w:tcPr>
+            <w:tcW w:w="2400" w:type="dxa"/>
+          </w:tcPr>
+          <w:p>
+            <w:pPr>
+              <w:spacing w:before="0" w:after="0"/>
+            </w:pPr>
+            <w:r>
+              <w:rPr>
+                <w:b/>
+              </w:rPr>
+              <w:t xml:space="preserve">상태</w:t>
+            </w:r>
+          </w:p>
+        </w:tc>
+        <w:tc>
+          <w:tcPr>
+            <w:tcW w:w="2400" w:type="dxa"/>
+          </w:tcPr>
+          <w:p>
+            <w:pPr>
+              <w:spacing w:before="0" w:after="0"/>
+            </w:pPr>
+            <w:r>
+              <w:rPr>
+                <w:b/>
+              </w:rPr>
+              <w:t xml:space="preserve">배지 색상</w:t>
+            </w:r>
+          </w:p>
+        </w:tc>
+      </w:tr>
+      <w:tr>
+        <w:tc>
+          <w:tcPr>
+            <w:tcW w:w="2400" w:type="dxa"/>
+          </w:tcPr>
+          <w:p>
+            <w:pPr>
+              <w:spacing w:before="0" w:after="0"/>
+            </w:pPr>
+            <w:r>
+              <w:t xml:space="preserve">도착</w:t>
+            </w:r>
+          </w:p>
+        </w:tc>
+        <w:tc>
+          <w:tcPr>
+            <w:tcW w:w="2400" w:type="dxa"/>
+          </w:tcPr>
+          <w:p>
+            <w:pPr>
+              <w:spacing w:before="0" w:after="0"/>
+            </w:pPr>
+            <w:r>
+              <w:t xml:space="preserve">녹색</w:t>
+            </w:r>
+          </w:p>
+        </w:tc>
+      </w:tr>
+      <w:tr>
+        <w:tc>
+          <w:tcPr>
+            <w:tcW w:w="2400" w:type="dxa"/>
+          </w:tcPr>
+          <w:p>
+            <w:pPr>
+              <w:spacing w:before="0" w:after="0"/>
+            </w:pPr>
+            <w:r>
+              <w:t xml:space="preserve">운송중</w:t>
+            </w:r>
+          </w:p>
+        </w:tc>
+        <w:tc>
+          <w:tcPr>
+            <w:tcW w:w="2400" w:type="dxa"/>
+          </w:tcPr>
+          <w:p>
+            <w:pPr>
+              <w:spacing w:before="0" w:after="0"/>
+            </w:pPr>
+            <w:r>
+              <w:t xml:space="preserve">파랑</w:t>
+            </w:r>
+          </w:p>
+        </w:tc>
+      </w:tr>
+      <w:tr>
+        <w:tc>
+          <w:tcPr>
+            <w:tcW w:w="2400" w:type="dxa"/>
+          </w:tcPr>
+          <w:p>
+            <w:pPr>
+              <w:spacing w:before="0" w:after="0"/>
+            </w:pPr>
+            <w:r>
+              <w:t xml:space="preserve">선적</w:t>
+            </w:r>
+          </w:p>
+        </w:tc>
+        <w:tc>
+          <w:tcPr>
+            <w:tcW w:w="2400" w:type="dxa"/>
+          </w:tcPr>
+          <w:p>
+            <w:pPr>
+              <w:spacing w:before="0" w:after="0"/>
+            </w:pPr>
+            <w:r>
+              <w:t xml:space="preserve">주황</w:t>
+            </w:r>
+          </w:p>
+        </w:tc>
+      </w:tr>
+      <w:tr>
+        <w:tc>
+          <w:tcPr>
+            <w:tcW w:w="2400" w:type="dxa"/>
+          </w:tcPr>
+          <w:p>
+            <w:pPr>
+              <w:spacing w:before="0" w:after="0"/>
+            </w:pPr>
+            <w:r>
+              <w:t xml:space="preserve">계약</w:t>
+            </w:r>
+          </w:p>
+        </w:tc>
+        <w:tc>
+          <w:tcPr>
+            <w:tcW w:w="2400" w:type="dxa"/>
+          </w:tcPr>
+          <w:p>
+            <w:pPr>
+              <w:spacing w:before="0" w:after="0"/>
+            </w:pPr>
+            <w:r>
+              <w:t xml:space="preserve">회색</w:t>
+            </w:r>
+          </w:p>
+        </w:tc>
+      </w:tr>
+    </w:tbl>
     <w:p>
       <w:pPr>
         <w:spacing w:before="180" w:after="120"/>
@@ -957,51 +3153,520 @@
         <w:spacing w:before="0" w:after="120"/>
       </w:pPr>
       <w:r>
-        <w:t xml:space="preserve">거래처 관리 탭에서는 등록된 공급업체 정보를 확인할 수 있습니다.</w:t>
-      </w:r>
-    </w:p>
-    <w:p>
-      <w:pPr>
-        <w:spacing w:before="0" w:after="40"/>
-        <w:ind w:left="360"/>
-      </w:pPr>
-      <w:r>
-        <w:t xml:space="preserve">- </w:t>
-      </w:r>
-      <w:r>
-        <w:t xml:space="preserve">KPI 영역에서 거래처 수, 월 공급능력, 연간 납품량, 평균 성과율을 확인합니다.</w:t>
-      </w:r>
-    </w:p>
-    <w:p>
-      <w:pPr>
-        <w:spacing w:before="0" w:after="40"/>
-        <w:ind w:left="360"/>
-      </w:pPr>
-      <w:r>
-        <w:t xml:space="preserve">- </w:t>
-      </w:r>
-      <w:r>
-        <w:t xml:space="preserve">+ 거래처 등록으로 신규 거래처를 추가할 수 있습니다.</w:t>
-      </w:r>
-    </w:p>
-    <w:p>
-      <w:pPr>
-        <w:spacing w:before="0" w:after="40"/>
-        <w:ind w:left="360"/>
-      </w:pPr>
-      <w:r>
-        <w:t xml:space="preserve">- </w:t>
-      </w:r>
-      <w:r>
-        <w:t xml:space="preserve">목록의 수정/삭제 버튼으로 기존 거래처를 관리할 수 있습니다.</w:t>
-      </w:r>
-    </w:p>
-    <w:p>
-      <w:pPr>
-        <w:spacing w:before="0" w:after="120"/>
-      </w:pPr>
-      <w:r>
-        <w:t xml:space="preserve">등록 항목은 코드, 거래처명, 지역, 대표자, 연락처, 신뢰등급, 월 공급능력, 금년 납품량입니다.</w:t>
+        <w:t xml:space="preserve">거래처 관리 탭에서는 등록된 공급업체 정보를 확인하고 관리할 수 있습니다.</w:t>
+      </w:r>
+    </w:p>
+    <w:p>
+      <w:pPr>
+        <w:spacing w:before="180" w:after="120"/>
+      </w:pPr>
+      <w:r>
+        <w:rPr>
+          <w:b/>
+          <w:sz w:val="22"/>
+          <w:szCs w:val="22"/>
+        </w:rPr>
+        <w:t xml:space="preserve">KPI 영역</w:t>
+      </w:r>
+    </w:p>
+    <w:tbl>
+      <w:tblPr>
+        <w:tblW w:w="0" w:type="auto"/>
+        <w:tblBorders>
+          <w:top w:val="single" w:sz="4" w:space="0" w:color="auto"/>
+          <w:left w:val="single" w:sz="4" w:space="0" w:color="auto"/>
+          <w:bottom w:val="single" w:sz="4" w:space="0" w:color="auto"/>
+          <w:right w:val="single" w:sz="4" w:space="0" w:color="auto"/>
+          <w:insideH w:val="single" w:sz="4" w:space="0" w:color="auto"/>
+          <w:insideV w:val="single" w:sz="4" w:space="0" w:color="auto"/>
+        </w:tblBorders>
+      </w:tblPr>
+      <w:tblGrid>
+        <w:gridCol w:w="2400"/>
+        <w:gridCol w:w="2400"/>
+      </w:tblGrid>
+      <w:tr>
+        <w:tc>
+          <w:tcPr>
+            <w:tcW w:w="2400" w:type="dxa"/>
+          </w:tcPr>
+          <w:p>
+            <w:pPr>
+              <w:spacing w:before="0" w:after="0"/>
+            </w:pPr>
+            <w:r>
+              <w:rPr>
+                <w:b/>
+              </w:rPr>
+              <w:t xml:space="preserve">KPI</w:t>
+            </w:r>
+          </w:p>
+        </w:tc>
+        <w:tc>
+          <w:tcPr>
+            <w:tcW w:w="2400" w:type="dxa"/>
+          </w:tcPr>
+          <w:p>
+            <w:pPr>
+              <w:spacing w:before="0" w:after="0"/>
+            </w:pPr>
+            <w:r>
+              <w:rPr>
+                <w:b/>
+              </w:rPr>
+              <w:t xml:space="preserve">설명</w:t>
+            </w:r>
+          </w:p>
+        </w:tc>
+      </w:tr>
+      <w:tr>
+        <w:tc>
+          <w:tcPr>
+            <w:tcW w:w="2400" w:type="dxa"/>
+          </w:tcPr>
+          <w:p>
+            <w:pPr>
+              <w:spacing w:before="0" w:after="0"/>
+            </w:pPr>
+            <w:r>
+              <w:t xml:space="preserve">전체 거래처</w:t>
+            </w:r>
+          </w:p>
+        </w:tc>
+        <w:tc>
+          <w:tcPr>
+            <w:tcW w:w="2400" w:type="dxa"/>
+          </w:tcPr>
+          <w:p>
+            <w:pPr>
+              <w:spacing w:before="0" w:after="0"/>
+            </w:pPr>
+            <w:r>
+              <w:t xml:space="preserve">등록된 거래처 수</w:t>
+            </w:r>
+          </w:p>
+        </w:tc>
+      </w:tr>
+      <w:tr>
+        <w:tc>
+          <w:tcPr>
+            <w:tcW w:w="2400" w:type="dxa"/>
+          </w:tcPr>
+          <w:p>
+            <w:pPr>
+              <w:spacing w:before="0" w:after="0"/>
+            </w:pPr>
+            <w:r>
+              <w:t xml:space="preserve">월 공급능력 합계</w:t>
+            </w:r>
+          </w:p>
+        </w:tc>
+        <w:tc>
+          <w:tcPr>
+            <w:tcW w:w="2400" w:type="dxa"/>
+          </w:tcPr>
+          <w:p>
+            <w:pPr>
+              <w:spacing w:before="0" w:after="0"/>
+            </w:pPr>
+            <w:r>
+              <w:t xml:space="preserve">전체 거래처의 월 공급능력 합산</w:t>
+            </w:r>
+          </w:p>
+        </w:tc>
+      </w:tr>
+      <w:tr>
+        <w:tc>
+          <w:tcPr>
+            <w:tcW w:w="2400" w:type="dxa"/>
+          </w:tcPr>
+          <w:p>
+            <w:pPr>
+              <w:spacing w:before="0" w:after="0"/>
+            </w:pPr>
+            <w:r>
+              <w:t xml:space="preserve">연간 납품량 합계</w:t>
+            </w:r>
+          </w:p>
+        </w:tc>
+        <w:tc>
+          <w:tcPr>
+            <w:tcW w:w="2400" w:type="dxa"/>
+          </w:tcPr>
+          <w:p>
+            <w:pPr>
+              <w:spacing w:before="0" w:after="0"/>
+            </w:pPr>
+            <w:r>
+              <w:t xml:space="preserve">전체 거래처의 금년 납품량 합산</w:t>
+            </w:r>
+          </w:p>
+        </w:tc>
+      </w:tr>
+      <w:tr>
+        <w:tc>
+          <w:tcPr>
+            <w:tcW w:w="2400" w:type="dxa"/>
+          </w:tcPr>
+          <w:p>
+            <w:pPr>
+              <w:spacing w:before="0" w:after="0"/>
+            </w:pPr>
+            <w:r>
+              <w:t xml:space="preserve">평균 성과율</w:t>
+            </w:r>
+          </w:p>
+        </w:tc>
+        <w:tc>
+          <w:tcPr>
+            <w:tcW w:w="2400" w:type="dxa"/>
+          </w:tcPr>
+          <w:p>
+            <w:pPr>
+              <w:spacing w:before="0" w:after="0"/>
+            </w:pPr>
+            <w:r>
+              <w:t xml:space="preserve">전체 거래처의 성과율 평균</w:t>
+            </w:r>
+          </w:p>
+        </w:tc>
+      </w:tr>
+    </w:tbl>
+    <w:p>
+      <w:pPr>
+        <w:spacing w:before="180" w:after="120"/>
+      </w:pPr>
+      <w:r>
+        <w:rPr>
+          <w:b/>
+          <w:sz w:val="22"/>
+          <w:szCs w:val="22"/>
+        </w:rPr>
+        <w:t xml:space="preserve">거래처 목록 표</w:t>
+      </w:r>
+    </w:p>
+    <w:tbl>
+      <w:tblPr>
+        <w:tblW w:w="0" w:type="auto"/>
+        <w:tblBorders>
+          <w:top w:val="single" w:sz="4" w:space="0" w:color="auto"/>
+          <w:left w:val="single" w:sz="4" w:space="0" w:color="auto"/>
+          <w:bottom w:val="single" w:sz="4" w:space="0" w:color="auto"/>
+          <w:right w:val="single" w:sz="4" w:space="0" w:color="auto"/>
+          <w:insideH w:val="single" w:sz="4" w:space="0" w:color="auto"/>
+          <w:insideV w:val="single" w:sz="4" w:space="0" w:color="auto"/>
+        </w:tblBorders>
+      </w:tblPr>
+      <w:tblGrid>
+        <w:gridCol w:w="2400"/>
+        <w:gridCol w:w="2400"/>
+      </w:tblGrid>
+      <w:tr>
+        <w:tc>
+          <w:tcPr>
+            <w:tcW w:w="2400" w:type="dxa"/>
+          </w:tcPr>
+          <w:p>
+            <w:pPr>
+              <w:spacing w:before="0" w:after="0"/>
+            </w:pPr>
+            <w:r>
+              <w:rPr>
+                <w:b/>
+              </w:rPr>
+              <w:t xml:space="preserve">열</w:t>
+            </w:r>
+          </w:p>
+        </w:tc>
+        <w:tc>
+          <w:tcPr>
+            <w:tcW w:w="2400" w:type="dxa"/>
+          </w:tcPr>
+          <w:p>
+            <w:pPr>
+              <w:spacing w:before="0" w:after="0"/>
+            </w:pPr>
+            <w:r>
+              <w:rPr>
+                <w:b/>
+              </w:rPr>
+              <w:t xml:space="preserve">설명</w:t>
+            </w:r>
+          </w:p>
+        </w:tc>
+      </w:tr>
+      <w:tr>
+        <w:tc>
+          <w:tcPr>
+            <w:tcW w:w="2400" w:type="dxa"/>
+          </w:tcPr>
+          <w:p>
+            <w:pPr>
+              <w:spacing w:before="0" w:after="0"/>
+            </w:pPr>
+            <w:r>
+              <w:t xml:space="preserve">코드</w:t>
+            </w:r>
+          </w:p>
+        </w:tc>
+        <w:tc>
+          <w:tcPr>
+            <w:tcW w:w="2400" w:type="dxa"/>
+          </w:tcPr>
+          <w:p>
+            <w:pPr>
+              <w:spacing w:before="0" w:after="0"/>
+            </w:pPr>
+            <w:r>
+              <w:t xml:space="preserve">거래처 고유 코드 (예: S001)</w:t>
+            </w:r>
+          </w:p>
+        </w:tc>
+      </w:tr>
+      <w:tr>
+        <w:tc>
+          <w:tcPr>
+            <w:tcW w:w="2400" w:type="dxa"/>
+          </w:tcPr>
+          <w:p>
+            <w:pPr>
+              <w:spacing w:before="0" w:after="0"/>
+            </w:pPr>
+            <w:r>
+              <w:t xml:space="preserve">거래처명</w:t>
+            </w:r>
+          </w:p>
+        </w:tc>
+        <w:tc>
+          <w:tcPr>
+            <w:tcW w:w="2400" w:type="dxa"/>
+          </w:tcPr>
+          <w:p>
+            <w:pPr>
+              <w:spacing w:before="0" w:after="0"/>
+            </w:pPr>
+            <w:r>
+              <w:t xml:space="preserve">공급업체 이름</w:t>
+            </w:r>
+          </w:p>
+        </w:tc>
+      </w:tr>
+      <w:tr>
+        <w:tc>
+          <w:tcPr>
+            <w:tcW w:w="2400" w:type="dxa"/>
+          </w:tcPr>
+          <w:p>
+            <w:pPr>
+              <w:spacing w:before="0" w:after="0"/>
+            </w:pPr>
+            <w:r>
+              <w:t xml:space="preserve">지역</w:t>
+            </w:r>
+          </w:p>
+        </w:tc>
+        <w:tc>
+          <w:tcPr>
+            <w:tcW w:w="2400" w:type="dxa"/>
+          </w:tcPr>
+          <w:p>
+            <w:pPr>
+              <w:spacing w:before="0" w:after="0"/>
+            </w:pPr>
+            <w:r>
+              <w:t xml:space="preserve">소재 지역</w:t>
+            </w:r>
+          </w:p>
+        </w:tc>
+      </w:tr>
+      <w:tr>
+        <w:tc>
+          <w:tcPr>
+            <w:tcW w:w="2400" w:type="dxa"/>
+          </w:tcPr>
+          <w:p>
+            <w:pPr>
+              <w:spacing w:before="0" w:after="0"/>
+            </w:pPr>
+            <w:r>
+              <w:t xml:space="preserve">신뢰등급</w:t>
+            </w:r>
+          </w:p>
+        </w:tc>
+        <w:tc>
+          <w:tcPr>
+            <w:tcW w:w="2400" w:type="dxa"/>
+          </w:tcPr>
+          <w:p>
+            <w:pPr>
+              <w:spacing w:before="0" w:after="0"/>
+            </w:pPr>
+            <w:r>
+              <w:t xml:space="preserve">A, A-, B+, B (배지 색상으로 구분)</w:t>
+            </w:r>
+          </w:p>
+        </w:tc>
+      </w:tr>
+      <w:tr>
+        <w:tc>
+          <w:tcPr>
+            <w:tcW w:w="2400" w:type="dxa"/>
+          </w:tcPr>
+          <w:p>
+            <w:pPr>
+              <w:spacing w:before="0" w:after="0"/>
+            </w:pPr>
+            <w:r>
+              <w:t xml:space="preserve">월 공급능력</w:t>
+            </w:r>
+          </w:p>
+        </w:tc>
+        <w:tc>
+          <w:tcPr>
+            <w:tcW w:w="2400" w:type="dxa"/>
+          </w:tcPr>
+          <w:p>
+            <w:pPr>
+              <w:spacing w:before="0" w:after="0"/>
+            </w:pPr>
+            <w:r>
+              <w:t xml:space="preserve">월간 최대 공급 가능 톤수</w:t>
+            </w:r>
+          </w:p>
+        </w:tc>
+      </w:tr>
+      <w:tr>
+        <w:tc>
+          <w:tcPr>
+            <w:tcW w:w="2400" w:type="dxa"/>
+          </w:tcPr>
+          <w:p>
+            <w:pPr>
+              <w:spacing w:before="0" w:after="0"/>
+            </w:pPr>
+            <w:r>
+              <w:t xml:space="preserve">금년 납품량</w:t>
+            </w:r>
+          </w:p>
+        </w:tc>
+        <w:tc>
+          <w:tcPr>
+            <w:tcW w:w="2400" w:type="dxa"/>
+          </w:tcPr>
+          <w:p>
+            <w:pPr>
+              <w:spacing w:before="0" w:after="0"/>
+            </w:pPr>
+            <w:r>
+              <w:t xml:space="preserve">올해 실제 납품 톤수</w:t>
+            </w:r>
+          </w:p>
+        </w:tc>
+      </w:tr>
+      <w:tr>
+        <w:tc>
+          <w:tcPr>
+            <w:tcW w:w="2400" w:type="dxa"/>
+          </w:tcPr>
+          <w:p>
+            <w:pPr>
+              <w:spacing w:before="0" w:after="0"/>
+            </w:pPr>
+            <w:r>
+              <w:t xml:space="preserve">성과율</w:t>
+            </w:r>
+          </w:p>
+        </w:tc>
+        <w:tc>
+          <w:tcPr>
+            <w:tcW w:w="2400" w:type="dxa"/>
+          </w:tcPr>
+          <w:p>
+            <w:pPr>
+              <w:spacing w:before="0" w:after="0"/>
+            </w:pPr>
+            <w:r>
+              <w:t xml:space="preserve">납품량 / (월 공급능력 × 12). 색상 막대로 표시</w:t>
+            </w:r>
+          </w:p>
+        </w:tc>
+      </w:tr>
+      <w:tr>
+        <w:tc>
+          <w:tcPr>
+            <w:tcW w:w="2400" w:type="dxa"/>
+          </w:tcPr>
+          <w:p>
+            <w:pPr>
+              <w:spacing w:before="0" w:after="0"/>
+            </w:pPr>
+            <w:r>
+              <w:t xml:space="preserve">관리</w:t>
+            </w:r>
+          </w:p>
+        </w:tc>
+        <w:tc>
+          <w:tcPr>
+            <w:tcW w:w="2400" w:type="dxa"/>
+          </w:tcPr>
+          <w:p>
+            <w:pPr>
+              <w:spacing w:before="0" w:after="0"/>
+            </w:pPr>
+            <w:r>
+              <w:t xml:space="preserve">수정/삭제 버튼</w:t>
+            </w:r>
+          </w:p>
+        </w:tc>
+      </w:tr>
+    </w:tbl>
+    <w:p>
+      <w:pPr>
+        <w:spacing w:before="180" w:after="120"/>
+      </w:pPr>
+      <w:r>
+        <w:rPr>
+          <w:b/>
+          <w:sz w:val="22"/>
+          <w:szCs w:val="22"/>
+        </w:rPr>
+        <w:t xml:space="preserve">거래처 등록/수정</w:t>
+      </w:r>
+    </w:p>
+    <w:p>
+      <w:pPr>
+        <w:spacing w:before="0" w:after="40"/>
+        <w:ind w:left="360"/>
+      </w:pPr>
+      <w:r>
+        <w:t xml:space="preserve">- </w:t>
+      </w:r>
+      <w:r>
+        <w:t xml:space="preserve">+ 거래처 등록 버튼으로 모달이 열립니다.</w:t>
+      </w:r>
+    </w:p>
+    <w:p>
+      <w:pPr>
+        <w:spacing w:before="0" w:after="40"/>
+        <w:ind w:left="360"/>
+      </w:pPr>
+      <w:r>
+        <w:t xml:space="preserve">- </w:t>
+      </w:r>
+      <w:r>
+        <w:t xml:space="preserve">코드는 신규 등록 시 자동 제안됩니다 (기존 최대 번호 + 1).</w:t>
+      </w:r>
+    </w:p>
+    <w:p>
+      <w:pPr>
+        <w:spacing w:before="0" w:after="40"/>
+        <w:ind w:left="360"/>
+      </w:pPr>
+      <w:r>
+        <w:t xml:space="preserve">- </w:t>
+      </w:r>
+      <w:r>
+        <w:t xml:space="preserve">수정 모드에서는 코드가 읽기 전용입니다.</w:t>
       </w:r>
     </w:p>
     <w:p>
@@ -1027,38 +3692,189 @@
     </w:p>
     <w:p>
       <w:pPr>
-        <w:spacing w:before="0" w:after="40"/>
-        <w:ind w:left="360"/>
-      </w:pPr>
-      <w:r>
-        <w:t xml:space="preserve">- </w:t>
-      </w:r>
-      <w:r>
-        <w:t xml:space="preserve">목록에서 제목을 클릭하면 상세 내용을 확인할 수 있습니다.</w:t>
-      </w:r>
-    </w:p>
-    <w:p>
-      <w:pPr>
-        <w:spacing w:before="0" w:after="40"/>
-        <w:ind w:left="360"/>
-      </w:pPr>
-      <w:r>
-        <w:t xml:space="preserve">- </w:t>
-      </w:r>
-      <w:r>
-        <w:t xml:space="preserve">필독 체크를 하면 공지가 상단 고정됩니다.</w:t>
-      </w:r>
-    </w:p>
-    <w:p>
-      <w:pPr>
-        <w:spacing w:before="0" w:after="40"/>
-        <w:ind w:left="360"/>
-      </w:pPr>
-      <w:r>
-        <w:t xml:space="preserve">- </w:t>
-      </w:r>
-      <w:r>
-        <w:t xml:space="preserve">공지 수정과 삭제에는 게시글 등록 시 입력한 비밀번호가 필요합니다.</w:t>
+        <w:spacing w:before="180" w:after="120"/>
+      </w:pPr>
+      <w:r>
+        <w:rPr>
+          <w:b/>
+          <w:sz w:val="22"/>
+          <w:szCs w:val="22"/>
+        </w:rPr>
+        <w:t xml:space="preserve">공지 목록</w:t>
+      </w:r>
+    </w:p>
+    <w:p>
+      <w:pPr>
+        <w:spacing w:before="0" w:after="40"/>
+        <w:ind w:left="360"/>
+      </w:pPr>
+      <w:r>
+        <w:t xml:space="preserve">- </w:t>
+      </w:r>
+      <w:r>
+        <w:t xml:space="preserve">제목을 클릭하면 상세 내용 모달이 열립니다.</w:t>
+      </w:r>
+    </w:p>
+    <w:p>
+      <w:pPr>
+        <w:spacing w:before="0" w:after="40"/>
+        <w:ind w:left="360"/>
+      </w:pPr>
+      <w:r>
+        <w:t xml:space="preserve">- </w:t>
+      </w:r>
+      <w:r>
+        <w:t xml:space="preserve">필독 공지는 상단에 고정되고 빨간 필독 배지가 표시됩니다.</w:t>
+      </w:r>
+    </w:p>
+    <w:p>
+      <w:pPr>
+        <w:spacing w:before="0" w:after="40"/>
+        <w:ind w:left="360"/>
+      </w:pPr>
+      <w:r>
+        <w:t xml:space="preserve">- </w:t>
+      </w:r>
+      <w:r>
+        <w:t xml:space="preserve">일반 공지는 생성일 역순으로 표시됩니다.</w:t>
+      </w:r>
+    </w:p>
+    <w:p>
+      <w:pPr>
+        <w:spacing w:before="0" w:after="40"/>
+        <w:ind w:left="360"/>
+      </w:pPr>
+      <w:r>
+        <w:t xml:space="preserve">- </w:t>
+      </w:r>
+      <w:r>
+        <w:t xml:space="preserve">페이지당 10건 표시됩니다.</w:t>
+      </w:r>
+    </w:p>
+    <w:p>
+      <w:pPr>
+        <w:spacing w:before="180" w:after="120"/>
+      </w:pPr>
+      <w:r>
+        <w:rPr>
+          <w:b/>
+          <w:sz w:val="22"/>
+          <w:szCs w:val="22"/>
+        </w:rPr>
+        <w:t xml:space="preserve">공지 상세 보기</w:t>
+      </w:r>
+    </w:p>
+    <w:p>
+      <w:pPr>
+        <w:spacing w:before="0" w:after="120"/>
+      </w:pPr>
+      <w:r>
+        <w:t xml:space="preserve">모달에서 다음 정보를 확인합니다:</w:t>
+      </w:r>
+    </w:p>
+    <w:p>
+      <w:pPr>
+        <w:spacing w:before="0" w:after="40"/>
+        <w:ind w:left="360"/>
+      </w:pPr>
+      <w:r>
+        <w:t xml:space="preserve">- </w:t>
+      </w:r>
+      <w:r>
+        <w:t xml:space="preserve">제목</w:t>
+      </w:r>
+    </w:p>
+    <w:p>
+      <w:pPr>
+        <w:spacing w:before="0" w:after="40"/>
+        <w:ind w:left="360"/>
+      </w:pPr>
+      <w:r>
+        <w:t xml:space="preserve">- </w:t>
+      </w:r>
+      <w:r>
+        <w:t xml:space="preserve">작성자, 작성일</w:t>
+      </w:r>
+    </w:p>
+    <w:p>
+      <w:pPr>
+        <w:spacing w:before="0" w:after="40"/>
+        <w:ind w:left="360"/>
+      </w:pPr>
+      <w:r>
+        <w:t xml:space="preserve">- </w:t>
+      </w:r>
+      <w:r>
+        <w:t xml:space="preserve">본문 내용</w:t>
+      </w:r>
+    </w:p>
+    <w:p>
+      <w:pPr>
+        <w:spacing w:before="0" w:after="40"/>
+        <w:ind w:left="360"/>
+      </w:pPr>
+      <w:r>
+        <w:t xml:space="preserve">- </w:t>
+      </w:r>
+      <w:r>
+        <w:t xml:space="preserve">수정/삭제 버튼 (비밀번호 필요)</w:t>
+      </w:r>
+    </w:p>
+    <w:p>
+      <w:pPr>
+        <w:spacing w:before="180" w:after="120"/>
+      </w:pPr>
+      <w:r>
+        <w:rPr>
+          <w:b/>
+          <w:sz w:val="22"/>
+          <w:szCs w:val="22"/>
+        </w:rPr>
+        <w:t xml:space="preserve">공지 등록</w:t>
+      </w:r>
+    </w:p>
+    <w:p>
+      <w:pPr>
+        <w:spacing w:before="0" w:after="40"/>
+        <w:ind w:left="360"/>
+      </w:pPr>
+      <w:r>
+        <w:t xml:space="preserve">1. + 등록 클릭</w:t>
+      </w:r>
+    </w:p>
+    <w:p>
+      <w:pPr>
+        <w:spacing w:before="0" w:after="40"/>
+        <w:ind w:left="360"/>
+      </w:pPr>
+      <w:r>
+        <w:t xml:space="preserve">2. 제목, 내용, 작성자, 비밀번호 입력</w:t>
+      </w:r>
+    </w:p>
+    <w:p>
+      <w:pPr>
+        <w:spacing w:before="0" w:after="40"/>
+        <w:ind w:left="360"/>
+      </w:pPr>
+      <w:r>
+        <w:t xml:space="preserve">3. 필요 시 필독 체크</w:t>
+      </w:r>
+    </w:p>
+    <w:p>
+      <w:pPr>
+        <w:spacing w:before="0" w:after="40"/>
+        <w:ind w:left="360"/>
+      </w:pPr>
+      <w:r>
+        <w:t xml:space="preserve">4. 저장</w:t>
+      </w:r>
+    </w:p>
+    <w:p>
+      <w:pPr>
+        <w:spacing w:before="0" w:after="120"/>
+      </w:pPr>
+      <w:r>
+        <w:t xml:space="preserve">비밀번호 주의: 등록 시 입력한 비밀번호는 이후 수정/삭제 시 필요합니다. 비밀번호를 분실하면 해당 공지를 수정/삭제할 수 없습니다.</w:t>
       </w:r>
     </w:p>
     <w:p>
@@ -1079,55 +3895,428 @@
         <w:spacing w:before="0" w:after="120"/>
       </w:pPr>
       <w:r>
-        <w:t xml:space="preserve">공지사항 탭 오른쪽에는 팀 일정 캘린더가 있습니다.</w:t>
-      </w:r>
-    </w:p>
-    <w:p>
-      <w:pPr>
-        <w:spacing w:before="0" w:after="40"/>
-        <w:ind w:left="360"/>
-      </w:pPr>
-      <w:r>
-        <w:t xml:space="preserve">- </w:t>
-      </w:r>
-      <w:r>
-        <w:t xml:space="preserve">+ 일정 등록 버튼으로 팀원 일정을 추가합니다.</w:t>
-      </w:r>
-    </w:p>
-    <w:p>
-      <w:pPr>
-        <w:spacing w:before="0" w:after="40"/>
-        <w:ind w:left="360"/>
-      </w:pPr>
-      <w:r>
-        <w:t xml:space="preserve">- </w:t>
-      </w:r>
-      <w:r>
-        <w:t xml:space="preserve">날짜를 클릭하면 해당 일자의 일정 목록을 볼 수 있습니다.</w:t>
-      </w:r>
-    </w:p>
-    <w:p>
-      <w:pPr>
-        <w:spacing w:before="0" w:after="40"/>
-        <w:ind w:left="360"/>
-      </w:pPr>
-      <w:r>
-        <w:t xml:space="preserve">- </w:t>
-      </w:r>
-      <w:r>
-        <w:t xml:space="preserve">일정 유형은 오전반차, 오후반차, 반반차, 휴가, 교육, 출장, 외근 등을 지원합니다.</w:t>
-      </w:r>
-    </w:p>
-    <w:p>
-      <w:pPr>
-        <w:spacing w:before="0" w:after="40"/>
-        <w:ind w:left="360"/>
-      </w:pPr>
-      <w:r>
-        <w:t xml:space="preserve">- </w:t>
-      </w:r>
-      <w:r>
-        <w:t xml:space="preserve">휴가, 교육, 출장은 시작일과 종료일을 함께 입력할 수 있습니다.</w:t>
+        <w:t xml:space="preserve">공지사항 탭 오른쪽에 팀 일정 캘린더가 있습니다.</w:t>
+      </w:r>
+    </w:p>
+    <w:p>
+      <w:pPr>
+        <w:spacing w:before="180" w:after="120"/>
+      </w:pPr>
+      <w:r>
+        <w:rPr>
+          <w:b/>
+          <w:sz w:val="22"/>
+          <w:szCs w:val="22"/>
+        </w:rPr>
+        <w:t xml:space="preserve">캘린더 보기</w:t>
+      </w:r>
+    </w:p>
+    <w:p>
+      <w:pPr>
+        <w:spacing w:before="0" w:after="40"/>
+        <w:ind w:left="360"/>
+      </w:pPr>
+      <w:r>
+        <w:t xml:space="preserve">- </w:t>
+      </w:r>
+      <w:r>
+        <w:t xml:space="preserve">월 단위 6주 그리드로 표시됩니다.</w:t>
+      </w:r>
+    </w:p>
+    <w:p>
+      <w:pPr>
+        <w:spacing w:before="0" w:after="40"/>
+        <w:ind w:left="360"/>
+      </w:pPr>
+      <w:r>
+        <w:t xml:space="preserve">- </w:t>
+      </w:r>
+      <w:r>
+        <w:t xml:space="preserve">이전/다음 월 이동 화살표가 있습니다.</w:t>
+      </w:r>
+    </w:p>
+    <w:p>
+      <w:pPr>
+        <w:spacing w:before="0" w:after="40"/>
+        <w:ind w:left="360"/>
+      </w:pPr>
+      <w:r>
+        <w:t xml:space="preserve">- </w:t>
+      </w:r>
+      <w:r>
+        <w:t xml:space="preserve">오늘 날짜는 네이비 배경으로 강조됩니다.</w:t>
+      </w:r>
+    </w:p>
+    <w:p>
+      <w:pPr>
+        <w:spacing w:before="0" w:after="40"/>
+        <w:ind w:left="360"/>
+      </w:pPr>
+      <w:r>
+        <w:t xml:space="preserve">- </w:t>
+      </w:r>
+      <w:r>
+        <w:t xml:space="preserve">일요일은 빨간색, 토요일은 파란색으로 표시됩니다.</w:t>
+      </w:r>
+    </w:p>
+    <w:p>
+      <w:pPr>
+        <w:spacing w:before="0" w:after="40"/>
+        <w:ind w:left="360"/>
+      </w:pPr>
+      <w:r>
+        <w:t xml:space="preserve">- </w:t>
+      </w:r>
+      <w:r>
+        <w:t xml:space="preserve">일정이 있는 날은 유형별 색상 블록이 표시됩니다 (최대 3개, 초과 시 +N).</w:t>
+      </w:r>
+    </w:p>
+    <w:p>
+      <w:pPr>
+        <w:spacing w:before="180" w:after="120"/>
+      </w:pPr>
+      <w:r>
+        <w:rPr>
+          <w:b/>
+          <w:sz w:val="22"/>
+          <w:szCs w:val="22"/>
+        </w:rPr>
+        <w:t xml:space="preserve">일정 등록</w:t>
+      </w:r>
+    </w:p>
+    <w:p>
+      <w:pPr>
+        <w:spacing w:before="0" w:after="40"/>
+        <w:ind w:left="360"/>
+      </w:pPr>
+      <w:r>
+        <w:t xml:space="preserve">1. + 일정 등록 클릭</w:t>
+      </w:r>
+    </w:p>
+    <w:p>
+      <w:pPr>
+        <w:spacing w:before="0" w:after="40"/>
+        <w:ind w:left="360"/>
+      </w:pPr>
+      <w:r>
+        <w:t xml:space="preserve">2. 팀원 선택 (이돈석, 박영수, 박지영, 유남, 김민재)</w:t>
+      </w:r>
+    </w:p>
+    <w:p>
+      <w:pPr>
+        <w:spacing w:before="0" w:after="40"/>
+        <w:ind w:left="360"/>
+      </w:pPr>
+      <w:r>
+        <w:t xml:space="preserve">3. 일정 유형 선택</w:t>
+      </w:r>
+    </w:p>
+    <w:p>
+      <w:pPr>
+        <w:spacing w:before="0" w:after="40"/>
+        <w:ind w:left="360"/>
+      </w:pPr>
+      <w:r>
+        <w:t xml:space="preserve">4. 시작일 입력</w:t>
+      </w:r>
+    </w:p>
+    <w:p>
+      <w:pPr>
+        <w:spacing w:before="0" w:after="40"/>
+        <w:ind w:left="360"/>
+      </w:pPr>
+      <w:r>
+        <w:t xml:space="preserve">5. 휴가/교육/출장인 경우 종료일 입력 (선택)</w:t>
+      </w:r>
+    </w:p>
+    <w:p>
+      <w:pPr>
+        <w:spacing w:before="0" w:after="40"/>
+        <w:ind w:left="360"/>
+      </w:pPr>
+      <w:r>
+        <w:t xml:space="preserve">6. 저장</w:t>
+      </w:r>
+    </w:p>
+    <w:p>
+      <w:pPr>
+        <w:spacing w:before="180" w:after="120"/>
+      </w:pPr>
+      <w:r>
+        <w:rPr>
+          <w:b/>
+          <w:sz w:val="22"/>
+          <w:szCs w:val="22"/>
+        </w:rPr>
+        <w:t xml:space="preserve">일정 유형별 색상</w:t>
+      </w:r>
+    </w:p>
+    <w:tbl>
+      <w:tblPr>
+        <w:tblW w:w="0" w:type="auto"/>
+        <w:tblBorders>
+          <w:top w:val="single" w:sz="4" w:space="0" w:color="auto"/>
+          <w:left w:val="single" w:sz="4" w:space="0" w:color="auto"/>
+          <w:bottom w:val="single" w:sz="4" w:space="0" w:color="auto"/>
+          <w:right w:val="single" w:sz="4" w:space="0" w:color="auto"/>
+          <w:insideH w:val="single" w:sz="4" w:space="0" w:color="auto"/>
+          <w:insideV w:val="single" w:sz="4" w:space="0" w:color="auto"/>
+        </w:tblBorders>
+      </w:tblPr>
+      <w:tblGrid>
+        <w:gridCol w:w="2400"/>
+        <w:gridCol w:w="2400"/>
+      </w:tblGrid>
+      <w:tr>
+        <w:tc>
+          <w:tcPr>
+            <w:tcW w:w="2400" w:type="dxa"/>
+          </w:tcPr>
+          <w:p>
+            <w:pPr>
+              <w:spacing w:before="0" w:after="0"/>
+            </w:pPr>
+            <w:r>
+              <w:rPr>
+                <w:b/>
+              </w:rPr>
+              <w:t xml:space="preserve">유형</w:t>
+            </w:r>
+          </w:p>
+        </w:tc>
+        <w:tc>
+          <w:tcPr>
+            <w:tcW w:w="2400" w:type="dxa"/>
+          </w:tcPr>
+          <w:p>
+            <w:pPr>
+              <w:spacing w:before="0" w:after="0"/>
+            </w:pPr>
+            <w:r>
+              <w:rPr>
+                <w:b/>
+              </w:rPr>
+              <w:t xml:space="preserve">색상</w:t>
+            </w:r>
+          </w:p>
+        </w:tc>
+      </w:tr>
+      <w:tr>
+        <w:tc>
+          <w:tcPr>
+            <w:tcW w:w="2400" w:type="dxa"/>
+          </w:tcPr>
+          <w:p>
+            <w:pPr>
+              <w:spacing w:before="0" w:after="0"/>
+            </w:pPr>
+            <w:r>
+              <w:t xml:space="preserve">오전반차</w:t>
+            </w:r>
+          </w:p>
+        </w:tc>
+        <w:tc>
+          <w:tcPr>
+            <w:tcW w:w="2400" w:type="dxa"/>
+          </w:tcPr>
+          <w:p>
+            <w:pPr>
+              <w:spacing w:before="0" w:after="0"/>
+            </w:pPr>
+            <w:r>
+              <w:t xml:space="preserve">연한 파랑</w:t>
+            </w:r>
+          </w:p>
+        </w:tc>
+      </w:tr>
+      <w:tr>
+        <w:tc>
+          <w:tcPr>
+            <w:tcW w:w="2400" w:type="dxa"/>
+          </w:tcPr>
+          <w:p>
+            <w:pPr>
+              <w:spacing w:before="0" w:after="0"/>
+            </w:pPr>
+            <w:r>
+              <w:t xml:space="preserve">오후반차</w:t>
+            </w:r>
+          </w:p>
+        </w:tc>
+        <w:tc>
+          <w:tcPr>
+            <w:tcW w:w="2400" w:type="dxa"/>
+          </w:tcPr>
+          <w:p>
+            <w:pPr>
+              <w:spacing w:before="0" w:after="0"/>
+            </w:pPr>
+            <w:r>
+              <w:t xml:space="preserve">진한 파랑</w:t>
+            </w:r>
+          </w:p>
+        </w:tc>
+      </w:tr>
+      <w:tr>
+        <w:tc>
+          <w:tcPr>
+            <w:tcW w:w="2400" w:type="dxa"/>
+          </w:tcPr>
+          <w:p>
+            <w:pPr>
+              <w:spacing w:before="0" w:after="0"/>
+            </w:pPr>
+            <w:r>
+              <w:t xml:space="preserve">반반차1~4</w:t>
+            </w:r>
+          </w:p>
+        </w:tc>
+        <w:tc>
+          <w:tcPr>
+            <w:tcW w:w="2400" w:type="dxa"/>
+          </w:tcPr>
+          <w:p>
+            <w:pPr>
+              <w:spacing w:before="0" w:after="0"/>
+            </w:pPr>
+            <w:r>
+              <w:t xml:space="preserve">보라/분홍/갈색/회색</w:t>
+            </w:r>
+          </w:p>
+        </w:tc>
+      </w:tr>
+      <w:tr>
+        <w:tc>
+          <w:tcPr>
+            <w:tcW w:w="2400" w:type="dxa"/>
+          </w:tcPr>
+          <w:p>
+            <w:pPr>
+              <w:spacing w:before="0" w:after="0"/>
+            </w:pPr>
+            <w:r>
+              <w:t xml:space="preserve">휴가</w:t>
+            </w:r>
+          </w:p>
+        </w:tc>
+        <w:tc>
+          <w:tcPr>
+            <w:tcW w:w="2400" w:type="dxa"/>
+          </w:tcPr>
+          <w:p>
+            <w:pPr>
+              <w:spacing w:before="0" w:after="0"/>
+            </w:pPr>
+            <w:r>
+              <w:t xml:space="preserve">빨강</w:t>
+            </w:r>
+          </w:p>
+        </w:tc>
+      </w:tr>
+      <w:tr>
+        <w:tc>
+          <w:tcPr>
+            <w:tcW w:w="2400" w:type="dxa"/>
+          </w:tcPr>
+          <w:p>
+            <w:pPr>
+              <w:spacing w:before="0" w:after="0"/>
+            </w:pPr>
+            <w:r>
+              <w:t xml:space="preserve">교육</w:t>
+            </w:r>
+          </w:p>
+        </w:tc>
+        <w:tc>
+          <w:tcPr>
+            <w:tcW w:w="2400" w:type="dxa"/>
+          </w:tcPr>
+          <w:p>
+            <w:pPr>
+              <w:spacing w:before="0" w:after="0"/>
+            </w:pPr>
+            <w:r>
+              <w:t xml:space="preserve">녹색</w:t>
+            </w:r>
+          </w:p>
+        </w:tc>
+      </w:tr>
+      <w:tr>
+        <w:tc>
+          <w:tcPr>
+            <w:tcW w:w="2400" w:type="dxa"/>
+          </w:tcPr>
+          <w:p>
+            <w:pPr>
+              <w:spacing w:before="0" w:after="0"/>
+            </w:pPr>
+            <w:r>
+              <w:t xml:space="preserve">출장</w:t>
+            </w:r>
+          </w:p>
+        </w:tc>
+        <w:tc>
+          <w:tcPr>
+            <w:tcW w:w="2400" w:type="dxa"/>
+          </w:tcPr>
+          <w:p>
+            <w:pPr>
+              <w:spacing w:before="0" w:after="0"/>
+            </w:pPr>
+            <w:r>
+              <w:t xml:space="preserve">주황</w:t>
+            </w:r>
+          </w:p>
+        </w:tc>
+      </w:tr>
+      <w:tr>
+        <w:tc>
+          <w:tcPr>
+            <w:tcW w:w="2400" w:type="dxa"/>
+          </w:tcPr>
+          <w:p>
+            <w:pPr>
+              <w:spacing w:before="0" w:after="0"/>
+            </w:pPr>
+            <w:r>
+              <w:t xml:space="preserve">외근</w:t>
+            </w:r>
+          </w:p>
+        </w:tc>
+        <w:tc>
+          <w:tcPr>
+            <w:tcW w:w="2400" w:type="dxa"/>
+          </w:tcPr>
+          <w:p>
+            <w:pPr>
+              <w:spacing w:before="0" w:after="0"/>
+            </w:pPr>
+            <w:r>
+              <w:t xml:space="preserve">청록</w:t>
+            </w:r>
+          </w:p>
+        </w:tc>
+      </w:tr>
+    </w:tbl>
+    <w:p>
+      <w:pPr>
+        <w:spacing w:before="180" w:after="120"/>
+      </w:pPr>
+      <w:r>
+        <w:rPr>
+          <w:b/>
+          <w:sz w:val="22"/>
+          <w:szCs w:val="22"/>
+        </w:rPr>
+        <w:t xml:space="preserve">일정 상세 및 삭제</w:t>
+      </w:r>
+    </w:p>
+    <w:p>
+      <w:pPr>
+        <w:spacing w:before="0" w:after="120"/>
+      </w:pPr>
+      <w:r>
+        <w:t xml:space="preserve">날짜를 클릭하면 해당 일자의 일정 목록이 팝업됩니다. 각 일정 옆 삭제 버튼으로 개별 삭제가 가능합니다.</w:t>
       </w:r>
     </w:p>
     <w:p>
@@ -1153,50 +4342,652 @@
     </w:p>
     <w:p>
       <w:pPr>
-        <w:spacing w:before="0" w:after="40"/>
-        <w:ind w:left="360"/>
-      </w:pPr>
-      <w:r>
-        <w:t xml:space="preserve">- </w:t>
-      </w:r>
-      <w:r>
-        <w:t xml:space="preserve">전체 사용자, 활성 사용자, 관리자, 비활성 사용자 KPI를 확인합니다.</w:t>
-      </w:r>
-    </w:p>
-    <w:p>
-      <w:pPr>
-        <w:spacing w:before="0" w:after="40"/>
-        <w:ind w:left="360"/>
-      </w:pPr>
-      <w:r>
-        <w:t xml:space="preserve">- </w:t>
-      </w:r>
-      <w:r>
-        <w:t xml:space="preserve">+ 사용자 등록 버튼으로 신규 계정을 만들 수 있습니다.</w:t>
-      </w:r>
-    </w:p>
-    <w:p>
-      <w:pPr>
-        <w:spacing w:before="0" w:after="40"/>
-        <w:ind w:left="360"/>
-      </w:pPr>
-      <w:r>
-        <w:t xml:space="preserve">- </w:t>
-      </w:r>
-      <w:r>
-        <w:t xml:space="preserve">기존 계정은 수정/삭제 버튼으로 관리합니다.</w:t>
-      </w:r>
-    </w:p>
-    <w:p>
-      <w:pPr>
-        <w:spacing w:before="0" w:after="40"/>
-        <w:ind w:left="360"/>
-      </w:pPr>
-      <w:r>
-        <w:t xml:space="preserve">- </w:t>
-      </w:r>
-      <w:r>
-        <w:t xml:space="preserve">사용자 상태를 비활성으로 바꾸면 로그인할 수 없습니다.</w:t>
+        <w:spacing w:before="180" w:after="120"/>
+      </w:pPr>
+      <w:r>
+        <w:rPr>
+          <w:b/>
+          <w:sz w:val="22"/>
+          <w:szCs w:val="22"/>
+        </w:rPr>
+        <w:t xml:space="preserve">KPI 영역</w:t>
+      </w:r>
+    </w:p>
+    <w:tbl>
+      <w:tblPr>
+        <w:tblW w:w="0" w:type="auto"/>
+        <w:tblBorders>
+          <w:top w:val="single" w:sz="4" w:space="0" w:color="auto"/>
+          <w:left w:val="single" w:sz="4" w:space="0" w:color="auto"/>
+          <w:bottom w:val="single" w:sz="4" w:space="0" w:color="auto"/>
+          <w:right w:val="single" w:sz="4" w:space="0" w:color="auto"/>
+          <w:insideH w:val="single" w:sz="4" w:space="0" w:color="auto"/>
+          <w:insideV w:val="single" w:sz="4" w:space="0" w:color="auto"/>
+        </w:tblBorders>
+      </w:tblPr>
+      <w:tblGrid>
+        <w:gridCol w:w="2400"/>
+        <w:gridCol w:w="2400"/>
+      </w:tblGrid>
+      <w:tr>
+        <w:tc>
+          <w:tcPr>
+            <w:tcW w:w="2400" w:type="dxa"/>
+          </w:tcPr>
+          <w:p>
+            <w:pPr>
+              <w:spacing w:before="0" w:after="0"/>
+            </w:pPr>
+            <w:r>
+              <w:rPr>
+                <w:b/>
+              </w:rPr>
+              <w:t xml:space="preserve">KPI</w:t>
+            </w:r>
+          </w:p>
+        </w:tc>
+        <w:tc>
+          <w:tcPr>
+            <w:tcW w:w="2400" w:type="dxa"/>
+          </w:tcPr>
+          <w:p>
+            <w:pPr>
+              <w:spacing w:before="0" w:after="0"/>
+            </w:pPr>
+            <w:r>
+              <w:rPr>
+                <w:b/>
+              </w:rPr>
+              <w:t xml:space="preserve">설명</w:t>
+            </w:r>
+          </w:p>
+        </w:tc>
+      </w:tr>
+      <w:tr>
+        <w:tc>
+          <w:tcPr>
+            <w:tcW w:w="2400" w:type="dxa"/>
+          </w:tcPr>
+          <w:p>
+            <w:pPr>
+              <w:spacing w:before="0" w:after="0"/>
+            </w:pPr>
+            <w:r>
+              <w:t xml:space="preserve">전체 사용자</w:t>
+            </w:r>
+          </w:p>
+        </w:tc>
+        <w:tc>
+          <w:tcPr>
+            <w:tcW w:w="2400" w:type="dxa"/>
+          </w:tcPr>
+          <w:p>
+            <w:pPr>
+              <w:spacing w:before="0" w:after="0"/>
+            </w:pPr>
+            <w:r>
+              <w:t xml:space="preserve">등록된 사용자 총 수</w:t>
+            </w:r>
+          </w:p>
+        </w:tc>
+      </w:tr>
+      <w:tr>
+        <w:tc>
+          <w:tcPr>
+            <w:tcW w:w="2400" w:type="dxa"/>
+          </w:tcPr>
+          <w:p>
+            <w:pPr>
+              <w:spacing w:before="0" w:after="0"/>
+            </w:pPr>
+            <w:r>
+              <w:t xml:space="preserve">활성 사용자</w:t>
+            </w:r>
+          </w:p>
+        </w:tc>
+        <w:tc>
+          <w:tcPr>
+            <w:tcW w:w="2400" w:type="dxa"/>
+          </w:tcPr>
+          <w:p>
+            <w:pPr>
+              <w:spacing w:before="0" w:after="0"/>
+            </w:pPr>
+            <w:r>
+              <w:t xml:space="preserve">로그인 가능한 사용자 수</w:t>
+            </w:r>
+          </w:p>
+        </w:tc>
+      </w:tr>
+      <w:tr>
+        <w:tc>
+          <w:tcPr>
+            <w:tcW w:w="2400" w:type="dxa"/>
+          </w:tcPr>
+          <w:p>
+            <w:pPr>
+              <w:spacing w:before="0" w:after="0"/>
+            </w:pPr>
+            <w:r>
+              <w:t xml:space="preserve">관리자</w:t>
+            </w:r>
+          </w:p>
+        </w:tc>
+        <w:tc>
+          <w:tcPr>
+            <w:tcW w:w="2400" w:type="dxa"/>
+          </w:tcPr>
+          <w:p>
+            <w:pPr>
+              <w:spacing w:before="0" w:after="0"/>
+            </w:pPr>
+            <w:r>
+              <w:t xml:space="preserve">관리자 권한 사용자 수</w:t>
+            </w:r>
+          </w:p>
+        </w:tc>
+      </w:tr>
+      <w:tr>
+        <w:tc>
+          <w:tcPr>
+            <w:tcW w:w="2400" w:type="dxa"/>
+          </w:tcPr>
+          <w:p>
+            <w:pPr>
+              <w:spacing w:before="0" w:after="0"/>
+            </w:pPr>
+            <w:r>
+              <w:t xml:space="preserve">비활성 사용자</w:t>
+            </w:r>
+          </w:p>
+        </w:tc>
+        <w:tc>
+          <w:tcPr>
+            <w:tcW w:w="2400" w:type="dxa"/>
+          </w:tcPr>
+          <w:p>
+            <w:pPr>
+              <w:spacing w:before="0" w:after="0"/>
+            </w:pPr>
+            <w:r>
+              <w:t xml:space="preserve">로그인 불가 사용자 수</w:t>
+            </w:r>
+          </w:p>
+        </w:tc>
+      </w:tr>
+    </w:tbl>
+    <w:p>
+      <w:pPr>
+        <w:spacing w:before="180" w:after="120"/>
+      </w:pPr>
+      <w:r>
+        <w:rPr>
+          <w:b/>
+          <w:sz w:val="22"/>
+          <w:szCs w:val="22"/>
+        </w:rPr>
+        <w:t xml:space="preserve">사용자 등록</w:t>
+      </w:r>
+    </w:p>
+    <w:p>
+      <w:pPr>
+        <w:spacing w:before="0" w:after="120"/>
+      </w:pPr>
+      <w:r>
+        <w:t xml:space="preserve">+ 사용자 등록 버튼으로 모달이 열립니다.</w:t>
+      </w:r>
+    </w:p>
+    <w:tbl>
+      <w:tblPr>
+        <w:tblW w:w="0" w:type="auto"/>
+        <w:tblBorders>
+          <w:top w:val="single" w:sz="4" w:space="0" w:color="auto"/>
+          <w:left w:val="single" w:sz="4" w:space="0" w:color="auto"/>
+          <w:bottom w:val="single" w:sz="4" w:space="0" w:color="auto"/>
+          <w:right w:val="single" w:sz="4" w:space="0" w:color="auto"/>
+          <w:insideH w:val="single" w:sz="4" w:space="0" w:color="auto"/>
+          <w:insideV w:val="single" w:sz="4" w:space="0" w:color="auto"/>
+        </w:tblBorders>
+      </w:tblPr>
+      <w:tblGrid>
+        <w:gridCol w:w="2400"/>
+        <w:gridCol w:w="2400"/>
+        <w:gridCol w:w="2400"/>
+      </w:tblGrid>
+      <w:tr>
+        <w:tc>
+          <w:tcPr>
+            <w:tcW w:w="2400" w:type="dxa"/>
+          </w:tcPr>
+          <w:p>
+            <w:pPr>
+              <w:spacing w:before="0" w:after="0"/>
+            </w:pPr>
+            <w:r>
+              <w:rPr>
+                <w:b/>
+              </w:rPr>
+              <w:t xml:space="preserve">항목</w:t>
+            </w:r>
+          </w:p>
+        </w:tc>
+        <w:tc>
+          <w:tcPr>
+            <w:tcW w:w="2400" w:type="dxa"/>
+          </w:tcPr>
+          <w:p>
+            <w:pPr>
+              <w:spacing w:before="0" w:after="0"/>
+            </w:pPr>
+            <w:r>
+              <w:rPr>
+                <w:b/>
+              </w:rPr>
+              <w:t xml:space="preserve">필수</w:t>
+            </w:r>
+          </w:p>
+        </w:tc>
+        <w:tc>
+          <w:tcPr>
+            <w:tcW w:w="2400" w:type="dxa"/>
+          </w:tcPr>
+          <w:p>
+            <w:pPr>
+              <w:spacing w:before="0" w:after="0"/>
+            </w:pPr>
+            <w:r>
+              <w:rPr>
+                <w:b/>
+              </w:rPr>
+              <w:t xml:space="preserve">설명</w:t>
+            </w:r>
+          </w:p>
+        </w:tc>
+      </w:tr>
+      <w:tr>
+        <w:tc>
+          <w:tcPr>
+            <w:tcW w:w="2400" w:type="dxa"/>
+          </w:tcPr>
+          <w:p>
+            <w:pPr>
+              <w:spacing w:before="0" w:after="0"/>
+            </w:pPr>
+            <w:r>
+              <w:t xml:space="preserve">아이디</w:t>
+            </w:r>
+          </w:p>
+        </w:tc>
+        <w:tc>
+          <w:tcPr>
+            <w:tcW w:w="2400" w:type="dxa"/>
+          </w:tcPr>
+          <w:p>
+            <w:pPr>
+              <w:spacing w:before="0" w:after="0"/>
+            </w:pPr>
+            <w:r>
+              <w:t xml:space="preserve">O</w:t>
+            </w:r>
+          </w:p>
+        </w:tc>
+        <w:tc>
+          <w:tcPr>
+            <w:tcW w:w="2400" w:type="dxa"/>
+          </w:tcPr>
+          <w:p>
+            <w:pPr>
+              <w:spacing w:before="0" w:after="0"/>
+            </w:pPr>
+            <w:r>
+              <w:t xml:space="preserve">영문, 숫자, 밑줄만 허용</w:t>
+            </w:r>
+          </w:p>
+        </w:tc>
+      </w:tr>
+      <w:tr>
+        <w:tc>
+          <w:tcPr>
+            <w:tcW w:w="2400" w:type="dxa"/>
+          </w:tcPr>
+          <w:p>
+            <w:pPr>
+              <w:spacing w:before="0" w:after="0"/>
+            </w:pPr>
+            <w:r>
+              <w:t xml:space="preserve">비밀번호</w:t>
+            </w:r>
+          </w:p>
+        </w:tc>
+        <w:tc>
+          <w:tcPr>
+            <w:tcW w:w="2400" w:type="dxa"/>
+          </w:tcPr>
+          <w:p>
+            <w:pPr>
+              <w:spacing w:before="0" w:after="0"/>
+            </w:pPr>
+            <w:r>
+              <w:t xml:space="preserve">O (신규)</w:t>
+            </w:r>
+          </w:p>
+        </w:tc>
+        <w:tc>
+          <w:tcPr>
+            <w:tcW w:w="2400" w:type="dxa"/>
+          </w:tcPr>
+          <w:p>
+            <w:pPr>
+              <w:spacing w:before="0" w:after="0"/>
+            </w:pPr>
+            <w:r>
+              <w:t xml:space="preserve">수정 시 비워두면 기존 유지</w:t>
+            </w:r>
+          </w:p>
+        </w:tc>
+      </w:tr>
+      <w:tr>
+        <w:tc>
+          <w:tcPr>
+            <w:tcW w:w="2400" w:type="dxa"/>
+          </w:tcPr>
+          <w:p>
+            <w:pPr>
+              <w:spacing w:before="0" w:after="0"/>
+            </w:pPr>
+            <w:r>
+              <w:t xml:space="preserve">이름</w:t>
+            </w:r>
+          </w:p>
+        </w:tc>
+        <w:tc>
+          <w:tcPr>
+            <w:tcW w:w="2400" w:type="dxa"/>
+          </w:tcPr>
+          <w:p>
+            <w:pPr>
+              <w:spacing w:before="0" w:after="0"/>
+            </w:pPr>
+            <w:r>
+              <w:t xml:space="preserve">O</w:t>
+            </w:r>
+          </w:p>
+        </w:tc>
+        <w:tc>
+          <w:tcPr>
+            <w:tcW w:w="2400" w:type="dxa"/>
+          </w:tcPr>
+          <w:p>
+            <w:pPr>
+              <w:spacing w:before="0" w:after="0"/>
+            </w:pPr>
+            <w:r>
+              <w:t xml:space="preserve"/>
+            </w:r>
+          </w:p>
+        </w:tc>
+      </w:tr>
+      <w:tr>
+        <w:tc>
+          <w:tcPr>
+            <w:tcW w:w="2400" w:type="dxa"/>
+          </w:tcPr>
+          <w:p>
+            <w:pPr>
+              <w:spacing w:before="0" w:after="0"/>
+            </w:pPr>
+            <w:r>
+              <w:t xml:space="preserve">부서</w:t>
+            </w:r>
+          </w:p>
+        </w:tc>
+        <w:tc>
+          <w:tcPr>
+            <w:tcW w:w="2400" w:type="dxa"/>
+          </w:tcPr>
+          <w:p>
+            <w:pPr>
+              <w:spacing w:before="0" w:after="0"/>
+            </w:pPr>
+            <w:r>
+              <w:t xml:space="preserve">O</w:t>
+            </w:r>
+          </w:p>
+        </w:tc>
+        <w:tc>
+          <w:tcPr>
+            <w:tcW w:w="2400" w:type="dxa"/>
+          </w:tcPr>
+          <w:p>
+            <w:pPr>
+              <w:spacing w:before="0" w:after="0"/>
+            </w:pPr>
+            <w:r>
+              <w:t xml:space="preserve">드롭다운 선택</w:t>
+            </w:r>
+          </w:p>
+        </w:tc>
+      </w:tr>
+      <w:tr>
+        <w:tc>
+          <w:tcPr>
+            <w:tcW w:w="2400" w:type="dxa"/>
+          </w:tcPr>
+          <w:p>
+            <w:pPr>
+              <w:spacing w:before="0" w:after="0"/>
+            </w:pPr>
+            <w:r>
+              <w:t xml:space="preserve">직급</w:t>
+            </w:r>
+          </w:p>
+        </w:tc>
+        <w:tc>
+          <w:tcPr>
+            <w:tcW w:w="2400" w:type="dxa"/>
+          </w:tcPr>
+          <w:p>
+            <w:pPr>
+              <w:spacing w:before="0" w:after="0"/>
+            </w:pPr>
+            <w:r>
+              <w:t xml:space="preserve">-</w:t>
+            </w:r>
+          </w:p>
+        </w:tc>
+        <w:tc>
+          <w:tcPr>
+            <w:tcW w:w="2400" w:type="dxa"/>
+          </w:tcPr>
+          <w:p>
+            <w:pPr>
+              <w:spacing w:before="0" w:after="0"/>
+            </w:pPr>
+            <w:r>
+              <w:t xml:space="preserve">드롭다운 선택</w:t>
+            </w:r>
+          </w:p>
+        </w:tc>
+      </w:tr>
+      <w:tr>
+        <w:tc>
+          <w:tcPr>
+            <w:tcW w:w="2400" w:type="dxa"/>
+          </w:tcPr>
+          <w:p>
+            <w:pPr>
+              <w:spacing w:before="0" w:after="0"/>
+            </w:pPr>
+            <w:r>
+              <w:t xml:space="preserve">권한</w:t>
+            </w:r>
+          </w:p>
+        </w:tc>
+        <w:tc>
+          <w:tcPr>
+            <w:tcW w:w="2400" w:type="dxa"/>
+          </w:tcPr>
+          <w:p>
+            <w:pPr>
+              <w:spacing w:before="0" w:after="0"/>
+            </w:pPr>
+            <w:r>
+              <w:t xml:space="preserve">O</w:t>
+            </w:r>
+          </w:p>
+        </w:tc>
+        <w:tc>
+          <w:tcPr>
+            <w:tcW w:w="2400" w:type="dxa"/>
+          </w:tcPr>
+          <w:p>
+            <w:pPr>
+              <w:spacing w:before="0" w:after="0"/>
+            </w:pPr>
+            <w:r>
+              <w:t xml:space="preserve">관리자 / 일반 사용자</w:t>
+            </w:r>
+          </w:p>
+        </w:tc>
+      </w:tr>
+      <w:tr>
+        <w:tc>
+          <w:tcPr>
+            <w:tcW w:w="2400" w:type="dxa"/>
+          </w:tcPr>
+          <w:p>
+            <w:pPr>
+              <w:spacing w:before="0" w:after="0"/>
+            </w:pPr>
+            <w:r>
+              <w:t xml:space="preserve">상태</w:t>
+            </w:r>
+          </w:p>
+        </w:tc>
+        <w:tc>
+          <w:tcPr>
+            <w:tcW w:w="2400" w:type="dxa"/>
+          </w:tcPr>
+          <w:p>
+            <w:pPr>
+              <w:spacing w:before="0" w:after="0"/>
+            </w:pPr>
+            <w:r>
+              <w:t xml:space="preserve">O</w:t>
+            </w:r>
+          </w:p>
+        </w:tc>
+        <w:tc>
+          <w:tcPr>
+            <w:tcW w:w="2400" w:type="dxa"/>
+          </w:tcPr>
+          <w:p>
+            <w:pPr>
+              <w:spacing w:before="0" w:after="0"/>
+            </w:pPr>
+            <w:r>
+              <w:t xml:space="preserve">활성 / 비활성</w:t>
+            </w:r>
+          </w:p>
+        </w:tc>
+      </w:tr>
+      <w:tr>
+        <w:tc>
+          <w:tcPr>
+            <w:tcW w:w="2400" w:type="dxa"/>
+          </w:tcPr>
+          <w:p>
+            <w:pPr>
+              <w:spacing w:before="0" w:after="0"/>
+            </w:pPr>
+            <w:r>
+              <w:t xml:space="preserve">이메일</w:t>
+            </w:r>
+          </w:p>
+        </w:tc>
+        <w:tc>
+          <w:tcPr>
+            <w:tcW w:w="2400" w:type="dxa"/>
+          </w:tcPr>
+          <w:p>
+            <w:pPr>
+              <w:spacing w:before="0" w:after="0"/>
+            </w:pPr>
+            <w:r>
+              <w:t xml:space="preserve">-</w:t>
+            </w:r>
+          </w:p>
+        </w:tc>
+        <w:tc>
+          <w:tcPr>
+            <w:tcW w:w="2400" w:type="dxa"/>
+          </w:tcPr>
+          <w:p>
+            <w:pPr>
+              <w:spacing w:before="0" w:after="0"/>
+            </w:pPr>
+            <w:r>
+              <w:t xml:space="preserve">입력 시 형식 검증</w:t>
+            </w:r>
+          </w:p>
+        </w:tc>
+      </w:tr>
+    </w:tbl>
+    <w:p>
+      <w:pPr>
+        <w:spacing w:before="180" w:after="120"/>
+      </w:pPr>
+      <w:r>
+        <w:rPr>
+          <w:b/>
+          <w:sz w:val="22"/>
+          <w:szCs w:val="22"/>
+        </w:rPr>
+        <w:t xml:space="preserve">사용자 수정/삭제</w:t>
+      </w:r>
+    </w:p>
+    <w:p>
+      <w:pPr>
+        <w:spacing w:before="0" w:after="40"/>
+        <w:ind w:left="360"/>
+      </w:pPr>
+      <w:r>
+        <w:t xml:space="preserve">- </w:t>
+      </w:r>
+      <w:r>
+        <w:t xml:space="preserve">수정 시 아이디는 변경할 수 없습니다.</w:t>
+      </w:r>
+    </w:p>
+    <w:p>
+      <w:pPr>
+        <w:spacing w:before="0" w:after="40"/>
+        <w:ind w:left="360"/>
+      </w:pPr>
+      <w:r>
+        <w:t xml:space="preserve">- </w:t>
+      </w:r>
+      <w:r>
+        <w:t xml:space="preserve">삭제 시 확인창이 표시됩니다.</w:t>
+      </w:r>
+    </w:p>
+    <w:p>
+      <w:pPr>
+        <w:spacing w:before="0" w:after="40"/>
+        <w:ind w:left="360"/>
+      </w:pPr>
+      <w:r>
+        <w:t xml:space="preserve">- </w:t>
+      </w:r>
+      <w:r>
+        <w:t xml:space="preserve">현재 로그인한 계정은 삭제할 수 없습니다.</w:t>
+      </w:r>
+    </w:p>
+    <w:p>
+      <w:pPr>
+        <w:spacing w:before="0" w:after="120"/>
+      </w:pPr>
+      <w:r>
+        <w:t xml:space="preserve">---</w:t>
       </w:r>
     </w:p>
     <w:p>
@@ -1209,7 +5000,1856 @@
           <w:sz w:val="28"/>
           <w:szCs w:val="28"/>
         </w:rPr>
-        <w:t xml:space="preserve">6. 자주 묻는 상황</w:t>
+        <w:t xml:space="preserve">6. 챗봇 사용법</w:t>
+      </w:r>
+    </w:p>
+    <w:p>
+      <w:pPr>
+        <w:spacing w:before="180" w:after="120"/>
+      </w:pPr>
+      <w:r>
+        <w:rPr>
+          <w:b/>
+          <w:sz w:val="24"/>
+          <w:szCs w:val="24"/>
+        </w:rPr>
+        <w:t xml:space="preserve">6.1 챗봇 열기/닫기</w:t>
+      </w:r>
+    </w:p>
+    <w:p>
+      <w:pPr>
+        <w:spacing w:before="0" w:after="40"/>
+        <w:ind w:left="360"/>
+      </w:pPr>
+      <w:r>
+        <w:t xml:space="preserve">- </w:t>
+      </w:r>
+      <w:r>
+        <w:t xml:space="preserve">화면 우측 하단의 로봇 아이콘(DK 로봇)을 클릭하면 챗봇 팝업이 열립니다.</w:t>
+      </w:r>
+    </w:p>
+    <w:p>
+      <w:pPr>
+        <w:spacing w:before="0" w:after="40"/>
+        <w:ind w:left="360"/>
+      </w:pPr>
+      <w:r>
+        <w:t xml:space="preserve">- </w:t>
+      </w:r>
+      <w:r>
+        <w:t xml:space="preserve">열린 상태에서 ✕ 버튼 또는 팝업 상단 ✕를 클릭하면 닫힙니다.</w:t>
+      </w:r>
+    </w:p>
+    <w:p>
+      <w:pPr>
+        <w:spacing w:before="0" w:after="40"/>
+        <w:ind w:left="360"/>
+      </w:pPr>
+      <w:r>
+        <w:t xml:space="preserve">- </w:t>
+      </w:r>
+      <w:r>
+        <w:t xml:space="preserve">팝업이 열리면 입력란에 자동으로 포커스됩니다.</w:t>
+      </w:r>
+    </w:p>
+    <w:p>
+      <w:pPr>
+        <w:spacing w:before="180" w:after="120"/>
+      </w:pPr>
+      <w:r>
+        <w:rPr>
+          <w:b/>
+          <w:sz w:val="24"/>
+          <w:szCs w:val="24"/>
+        </w:rPr>
+        <w:t xml:space="preserve">6.2 질문하기</w:t>
+      </w:r>
+    </w:p>
+    <w:p>
+      <w:pPr>
+        <w:spacing w:before="0" w:after="40"/>
+        <w:ind w:left="360"/>
+      </w:pPr>
+      <w:r>
+        <w:t xml:space="preserve">- </w:t>
+      </w:r>
+      <w:r>
+        <w:t xml:space="preserve">입력란에 질문을 입력하고 Enter 키를 누르거나 전송 버튼을 클릭합니다.</w:t>
+      </w:r>
+    </w:p>
+    <w:p>
+      <w:pPr>
+        <w:spacing w:before="0" w:after="40"/>
+        <w:ind w:left="360"/>
+      </w:pPr>
+      <w:r>
+        <w:t xml:space="preserve">- </w:t>
+      </w:r>
+      <w:r>
+        <w:t xml:space="preserve">추천 질문 칩을 클릭하면 해당 질문이 바로 전송됩니다.</w:t>
+      </w:r>
+    </w:p>
+    <w:p>
+      <w:pPr>
+        <w:spacing w:before="180" w:after="120"/>
+      </w:pPr>
+      <w:r>
+        <w:rPr>
+          <w:b/>
+          <w:sz w:val="24"/>
+          <w:szCs w:val="24"/>
+        </w:rPr>
+        <w:t xml:space="preserve">6.3 추천 질문 (6개)</w:t>
+      </w:r>
+    </w:p>
+    <w:tbl>
+      <w:tblPr>
+        <w:tblW w:w="0" w:type="auto"/>
+        <w:tblBorders>
+          <w:top w:val="single" w:sz="4" w:space="0" w:color="auto"/>
+          <w:left w:val="single" w:sz="4" w:space="0" w:color="auto"/>
+          <w:bottom w:val="single" w:sz="4" w:space="0" w:color="auto"/>
+          <w:right w:val="single" w:sz="4" w:space="0" w:color="auto"/>
+          <w:insideH w:val="single" w:sz="4" w:space="0" w:color="auto"/>
+          <w:insideV w:val="single" w:sz="4" w:space="0" w:color="auto"/>
+        </w:tblBorders>
+      </w:tblPr>
+      <w:tblGrid>
+        <w:gridCol w:w="2400"/>
+        <w:gridCol w:w="2400"/>
+      </w:tblGrid>
+      <w:tr>
+        <w:tc>
+          <w:tcPr>
+            <w:tcW w:w="2400" w:type="dxa"/>
+          </w:tcPr>
+          <w:p>
+            <w:pPr>
+              <w:spacing w:before="0" w:after="0"/>
+            </w:pPr>
+            <w:r>
+              <w:rPr>
+                <w:b/>
+              </w:rPr>
+              <w:t xml:space="preserve">칩</w:t>
+            </w:r>
+          </w:p>
+        </w:tc>
+        <w:tc>
+          <w:tcPr>
+            <w:tcW w:w="2400" w:type="dxa"/>
+          </w:tcPr>
+          <w:p>
+            <w:pPr>
+              <w:spacing w:before="0" w:after="0"/>
+            </w:pPr>
+            <w:r>
+              <w:rPr>
+                <w:b/>
+              </w:rPr>
+              <w:t xml:space="preserve">설명</w:t>
+            </w:r>
+          </w:p>
+        </w:tc>
+      </w:tr>
+      <w:tr>
+        <w:tc>
+          <w:tcPr>
+            <w:tcW w:w="2400" w:type="dxa"/>
+          </w:tcPr>
+          <w:p>
+            <w:pPr>
+              <w:spacing w:before="0" w:after="0"/>
+            </w:pPr>
+            <w:r>
+              <w:t xml:space="preserve">7월 계획과 실적은?</w:t>
+            </w:r>
+          </w:p>
+        </w:tc>
+        <w:tc>
+          <w:tcPr>
+            <w:tcW w:w="2400" w:type="dxa"/>
+          </w:tcPr>
+          <w:p>
+            <w:pPr>
+              <w:spacing w:before="0" w:after="0"/>
+            </w:pPr>
+            <w:r>
+              <w:t xml:space="preserve">특정 월의 계획/실적 상세</w:t>
+            </w:r>
+          </w:p>
+        </w:tc>
+      </w:tr>
+      <w:tr>
+        <w:tc>
+          <w:tcPr>
+            <w:tcW w:w="2400" w:type="dxa"/>
+          </w:tcPr>
+          <w:p>
+            <w:pPr>
+              <w:spacing w:before="0" w:after="0"/>
+            </w:pPr>
+            <w:r>
+              <w:t xml:space="preserve">1분기 달성률</w:t>
+            </w:r>
+          </w:p>
+        </w:tc>
+        <w:tc>
+          <w:tcPr>
+            <w:tcW w:w="2400" w:type="dxa"/>
+          </w:tcPr>
+          <w:p>
+            <w:pPr>
+              <w:spacing w:before="0" w:after="0"/>
+            </w:pPr>
+            <w:r>
+              <w:t xml:space="preserve">분기별 누적 달성률</w:t>
+            </w:r>
+          </w:p>
+        </w:tc>
+      </w:tr>
+      <w:tr>
+        <w:tc>
+          <w:tcPr>
+            <w:tcW w:w="2400" w:type="dxa"/>
+          </w:tcPr>
+          <w:p>
+            <w:pPr>
+              <w:spacing w:before="0" w:after="0"/>
+            </w:pPr>
+            <w:r>
+              <w:t xml:space="preserve">상반기 구매 현황</w:t>
+            </w:r>
+          </w:p>
+        </w:tc>
+        <w:tc>
+          <w:tcPr>
+            <w:tcW w:w="2400" w:type="dxa"/>
+          </w:tcPr>
+          <w:p>
+            <w:pPr>
+              <w:spacing w:before="0" w:after="0"/>
+            </w:pPr>
+            <w:r>
+              <w:t xml:space="preserve">1~6월 구매량/금액 합계</w:t>
+            </w:r>
+          </w:p>
+        </w:tc>
+      </w:tr>
+      <w:tr>
+        <w:tc>
+          <w:tcPr>
+            <w:tcW w:w="2400" w:type="dxa"/>
+          </w:tcPr>
+          <w:p>
+            <w:pPr>
+              <w:spacing w:before="0" w:after="0"/>
+            </w:pPr>
+            <w:r>
+              <w:t xml:space="preserve">등급별 비중</w:t>
+            </w:r>
+          </w:p>
+        </w:tc>
+        <w:tc>
+          <w:tcPr>
+            <w:tcW w:w="2400" w:type="dxa"/>
+          </w:tcPr>
+          <w:p>
+            <w:pPr>
+              <w:spacing w:before="0" w:after="0"/>
+            </w:pPr>
+            <w:r>
+              <w:t xml:space="preserve">등급별 물량 비중 비교</w:t>
+            </w:r>
+          </w:p>
+        </w:tc>
+      </w:tr>
+      <w:tr>
+        <w:tc>
+          <w:tcPr>
+            <w:tcW w:w="2400" w:type="dxa"/>
+          </w:tcPr>
+          <w:p>
+            <w:pPr>
+              <w:spacing w:before="0" w:after="0"/>
+            </w:pPr>
+            <w:r>
+              <w:t xml:space="preserve">거래처별 실적</w:t>
+            </w:r>
+          </w:p>
+        </w:tc>
+        <w:tc>
+          <w:tcPr>
+            <w:tcW w:w="2400" w:type="dxa"/>
+          </w:tcPr>
+          <w:p>
+            <w:pPr>
+              <w:spacing w:before="0" w:after="0"/>
+            </w:pPr>
+            <w:r>
+              <w:t xml:space="preserve">전체 거래처 납품 현황</w:t>
+            </w:r>
+          </w:p>
+        </w:tc>
+      </w:tr>
+      <w:tr>
+        <w:tc>
+          <w:tcPr>
+            <w:tcW w:w="2400" w:type="dxa"/>
+          </w:tcPr>
+          <w:p>
+            <w:pPr>
+              <w:spacing w:before="0" w:after="0"/>
+            </w:pPr>
+            <w:r>
+              <w:t xml:space="preserve">전체 현황 요약</w:t>
+            </w:r>
+          </w:p>
+        </w:tc>
+        <w:tc>
+          <w:tcPr>
+            <w:tcW w:w="2400" w:type="dxa"/>
+          </w:tcPr>
+          <w:p>
+            <w:pPr>
+              <w:spacing w:before="0" w:after="0"/>
+            </w:pPr>
+            <w:r>
+              <w:t xml:space="preserve">대시보드 전체 주요 지표 요약</w:t>
+            </w:r>
+          </w:p>
+        </w:tc>
+      </w:tr>
+    </w:tbl>
+    <w:p>
+      <w:pPr>
+        <w:spacing w:before="0" w:after="120"/>
+      </w:pPr>
+      <w:r>
+        <w:t xml:space="preserve">추천 질문 칩은 한 번 클릭하면 사라집니다. ↺(초기화) 버튼으로 대화를 초기화하면 다시 나타납니다.</w:t>
+      </w:r>
+    </w:p>
+    <w:p>
+      <w:pPr>
+        <w:spacing w:before="180" w:after="120"/>
+      </w:pPr>
+      <w:r>
+        <w:rPr>
+          <w:b/>
+          <w:sz w:val="24"/>
+          <w:szCs w:val="24"/>
+        </w:rPr>
+        <w:t xml:space="preserve">6.4 질의 유형별 예시</w:t>
+      </w:r>
+    </w:p>
+    <w:p>
+      <w:pPr>
+        <w:spacing w:before="180" w:after="120"/>
+      </w:pPr>
+      <w:r>
+        <w:rPr>
+          <w:b/>
+          <w:sz w:val="22"/>
+          <w:szCs w:val="22"/>
+        </w:rPr>
+        <w:t xml:space="preserve">계획/실적 조회</w:t>
+      </w:r>
+    </w:p>
+    <w:tbl>
+      <w:tblPr>
+        <w:tblW w:w="0" w:type="auto"/>
+        <w:tblBorders>
+          <w:top w:val="single" w:sz="4" w:space="0" w:color="auto"/>
+          <w:left w:val="single" w:sz="4" w:space="0" w:color="auto"/>
+          <w:bottom w:val="single" w:sz="4" w:space="0" w:color="auto"/>
+          <w:right w:val="single" w:sz="4" w:space="0" w:color="auto"/>
+          <w:insideH w:val="single" w:sz="4" w:space="0" w:color="auto"/>
+          <w:insideV w:val="single" w:sz="4" w:space="0" w:color="auto"/>
+        </w:tblBorders>
+      </w:tblPr>
+      <w:tblGrid>
+        <w:gridCol w:w="2400"/>
+        <w:gridCol w:w="2400"/>
+      </w:tblGrid>
+      <w:tr>
+        <w:tc>
+          <w:tcPr>
+            <w:tcW w:w="2400" w:type="dxa"/>
+          </w:tcPr>
+          <w:p>
+            <w:pPr>
+              <w:spacing w:before="0" w:after="0"/>
+            </w:pPr>
+            <w:r>
+              <w:rPr>
+                <w:b/>
+              </w:rPr>
+              <w:t xml:space="preserve">질문 예시</w:t>
+            </w:r>
+          </w:p>
+        </w:tc>
+        <w:tc>
+          <w:tcPr>
+            <w:tcW w:w="2400" w:type="dxa"/>
+          </w:tcPr>
+          <w:p>
+            <w:pPr>
+              <w:spacing w:before="0" w:after="0"/>
+            </w:pPr>
+            <w:r>
+              <w:rPr>
+                <w:b/>
+              </w:rPr>
+              <w:t xml:space="preserve">응답 내용</w:t>
+            </w:r>
+          </w:p>
+        </w:tc>
+      </w:tr>
+      <w:tr>
+        <w:tc>
+          <w:tcPr>
+            <w:tcW w:w="2400" w:type="dxa"/>
+          </w:tcPr>
+          <w:p>
+            <w:pPr>
+              <w:spacing w:before="0" w:after="0"/>
+            </w:pPr>
+            <w:r>
+              <w:t xml:space="preserve">7월 계획과 실적은?</w:t>
+            </w:r>
+          </w:p>
+        </w:tc>
+        <w:tc>
+          <w:tcPr>
+            <w:tcW w:w="2400" w:type="dxa"/>
+          </w:tcPr>
+          <w:p>
+            <w:pPr>
+              <w:spacing w:before="0" w:after="0"/>
+            </w:pPr>
+            <w:r>
+              <w:t xml:space="preserve">7월 계획, 실적, 차이, 달성률, 인천/포항 실적</w:t>
+            </w:r>
+          </w:p>
+        </w:tc>
+      </w:tr>
+      <w:tr>
+        <w:tc>
+          <w:tcPr>
+            <w:tcW w:w="2400" w:type="dxa"/>
+          </w:tcPr>
+          <w:p>
+            <w:pPr>
+              <w:spacing w:before="0" w:after="0"/>
+            </w:pPr>
+            <w:r>
+              <w:t xml:space="preserve">1분기 달성률</w:t>
+            </w:r>
+          </w:p>
+        </w:tc>
+        <w:tc>
+          <w:tcPr>
+            <w:tcW w:w="2400" w:type="dxa"/>
+          </w:tcPr>
+          <w:p>
+            <w:pPr>
+              <w:spacing w:before="0" w:after="0"/>
+            </w:pPr>
+            <w:r>
+              <w:t xml:space="preserve">1~3월 합산 계획, 실적, 달성률</w:t>
+            </w:r>
+          </w:p>
+        </w:tc>
+      </w:tr>
+      <w:tr>
+        <w:tc>
+          <w:tcPr>
+            <w:tcW w:w="2400" w:type="dxa"/>
+          </w:tcPr>
+          <w:p>
+            <w:pPr>
+              <w:spacing w:before="0" w:after="0"/>
+            </w:pPr>
+            <w:r>
+              <w:t xml:space="preserve">상반기 실적</w:t>
+            </w:r>
+          </w:p>
+        </w:tc>
+        <w:tc>
+          <w:tcPr>
+            <w:tcW w:w="2400" w:type="dxa"/>
+          </w:tcPr>
+          <w:p>
+            <w:pPr>
+              <w:spacing w:before="0" w:after="0"/>
+            </w:pPr>
+            <w:r>
+              <w:t xml:space="preserve">1~6월 합산 데이터 및 월별 상세 (6개월 이하 시)</w:t>
+            </w:r>
+          </w:p>
+        </w:tc>
+      </w:tr>
+      <w:tr>
+        <w:tc>
+          <w:tcPr>
+            <w:tcW w:w="2400" w:type="dxa"/>
+          </w:tcPr>
+          <w:p>
+            <w:pPr>
+              <w:spacing w:before="0" w:after="0"/>
+            </w:pPr>
+            <w:r>
+              <w:t xml:space="preserve">누계 달성률</w:t>
+            </w:r>
+          </w:p>
+        </w:tc>
+        <w:tc>
+          <w:tcPr>
+            <w:tcW w:w="2400" w:type="dxa"/>
+          </w:tcPr>
+          <w:p>
+            <w:pPr>
+              <w:spacing w:before="0" w:after="0"/>
+            </w:pPr>
+            <w:r>
+              <w:t xml:space="preserve">연초부터 현재까지의 누적 달성률</w:t>
+            </w:r>
+          </w:p>
+        </w:tc>
+      </w:tr>
+      <w:tr>
+        <w:tc>
+          <w:tcPr>
+            <w:tcW w:w="2400" w:type="dxa"/>
+          </w:tcPr>
+          <w:p>
+            <w:pPr>
+              <w:spacing w:before="0" w:after="0"/>
+            </w:pPr>
+            <w:r>
+              <w:t xml:space="preserve">달성률 비교</w:t>
+            </w:r>
+          </w:p>
+        </w:tc>
+        <w:tc>
+          <w:tcPr>
+            <w:tcW w:w="2400" w:type="dxa"/>
+          </w:tcPr>
+          <w:p>
+            <w:pPr>
+              <w:spacing w:before="0" w:after="0"/>
+            </w:pPr>
+            <w:r>
+              <w:t xml:space="preserve">최고/최저 달성 월 비교</w:t>
+            </w:r>
+          </w:p>
+        </w:tc>
+      </w:tr>
+    </w:tbl>
+    <w:p>
+      <w:pPr>
+        <w:spacing w:before="180" w:after="120"/>
+      </w:pPr>
+      <w:r>
+        <w:rPr>
+          <w:b/>
+          <w:sz w:val="22"/>
+          <w:szCs w:val="22"/>
+        </w:rPr>
+        <w:t xml:space="preserve">구매실적 조회</w:t>
+      </w:r>
+    </w:p>
+    <w:tbl>
+      <w:tblPr>
+        <w:tblW w:w="0" w:type="auto"/>
+        <w:tblBorders>
+          <w:top w:val="single" w:sz="4" w:space="0" w:color="auto"/>
+          <w:left w:val="single" w:sz="4" w:space="0" w:color="auto"/>
+          <w:bottom w:val="single" w:sz="4" w:space="0" w:color="auto"/>
+          <w:right w:val="single" w:sz="4" w:space="0" w:color="auto"/>
+          <w:insideH w:val="single" w:sz="4" w:space="0" w:color="auto"/>
+          <w:insideV w:val="single" w:sz="4" w:space="0" w:color="auto"/>
+        </w:tblBorders>
+      </w:tblPr>
+      <w:tblGrid>
+        <w:gridCol w:w="2400"/>
+        <w:gridCol w:w="2400"/>
+      </w:tblGrid>
+      <w:tr>
+        <w:tc>
+          <w:tcPr>
+            <w:tcW w:w="2400" w:type="dxa"/>
+          </w:tcPr>
+          <w:p>
+            <w:pPr>
+              <w:spacing w:before="0" w:after="0"/>
+            </w:pPr>
+            <w:r>
+              <w:rPr>
+                <w:b/>
+              </w:rPr>
+              <w:t xml:space="preserve">질문 예시</w:t>
+            </w:r>
+          </w:p>
+        </w:tc>
+        <w:tc>
+          <w:tcPr>
+            <w:tcW w:w="2400" w:type="dxa"/>
+          </w:tcPr>
+          <w:p>
+            <w:pPr>
+              <w:spacing w:before="0" w:after="0"/>
+            </w:pPr>
+            <w:r>
+              <w:rPr>
+                <w:b/>
+              </w:rPr>
+              <w:t xml:space="preserve">응답 내용</w:t>
+            </w:r>
+          </w:p>
+        </w:tc>
+      </w:tr>
+      <w:tr>
+        <w:tc>
+          <w:tcPr>
+            <w:tcW w:w="2400" w:type="dxa"/>
+          </w:tcPr>
+          <w:p>
+            <w:pPr>
+              <w:spacing w:before="0" w:after="0"/>
+            </w:pPr>
+            <w:r>
+              <w:t xml:space="preserve">상반기 구매 현황</w:t>
+            </w:r>
+          </w:p>
+        </w:tc>
+        <w:tc>
+          <w:tcPr>
+            <w:tcW w:w="2400" w:type="dxa"/>
+          </w:tcPr>
+          <w:p>
+            <w:pPr>
+              <w:spacing w:before="0" w:after="0"/>
+            </w:pPr>
+            <w:r>
+              <w:t xml:space="preserve">1~6월 구매량, 입고금액, 평균 단가</w:t>
+            </w:r>
+          </w:p>
+        </w:tc>
+      </w:tr>
+      <w:tr>
+        <w:tc>
+          <w:tcPr>
+            <w:tcW w:w="2400" w:type="dxa"/>
+          </w:tcPr>
+          <w:p>
+            <w:pPr>
+              <w:spacing w:before="0" w:after="0"/>
+            </w:pPr>
+            <w:r>
+              <w:t xml:space="preserve">5월 구매량</w:t>
+            </w:r>
+          </w:p>
+        </w:tc>
+        <w:tc>
+          <w:tcPr>
+            <w:tcW w:w="2400" w:type="dxa"/>
+          </w:tcPr>
+          <w:p>
+            <w:pPr>
+              <w:spacing w:before="0" w:after="0"/>
+            </w:pPr>
+            <w:r>
+              <w:t xml:space="preserve">5월 입고량, 금액, 단가, 거래처 수</w:t>
+            </w:r>
+          </w:p>
+        </w:tc>
+      </w:tr>
+      <w:tr>
+        <w:tc>
+          <w:tcPr>
+            <w:tcW w:w="2400" w:type="dxa"/>
+          </w:tcPr>
+          <w:p>
+            <w:pPr>
+              <w:spacing w:before="0" w:after="0"/>
+            </w:pPr>
+            <w:r>
+              <w:t xml:space="preserve">구매 추이</w:t>
+            </w:r>
+          </w:p>
+        </w:tc>
+        <w:tc>
+          <w:tcPr>
+            <w:tcW w:w="2400" w:type="dxa"/>
+          </w:tcPr>
+          <w:p>
+            <w:pPr>
+              <w:spacing w:before="0" w:after="0"/>
+            </w:pPr>
+            <w:r>
+              <w:t xml:space="preserve">전 월 구매 데이터 나열</w:t>
+            </w:r>
+          </w:p>
+        </w:tc>
+      </w:tr>
+      <w:tr>
+        <w:tc>
+          <w:tcPr>
+            <w:tcW w:w="2400" w:type="dxa"/>
+          </w:tcPr>
+          <w:p>
+            <w:pPr>
+              <w:spacing w:before="0" w:after="0"/>
+            </w:pPr>
+            <w:r>
+              <w:t xml:space="preserve">구매량 비교</w:t>
+            </w:r>
+          </w:p>
+        </w:tc>
+        <w:tc>
+          <w:tcPr>
+            <w:tcW w:w="2400" w:type="dxa"/>
+          </w:tcPr>
+          <w:p>
+            <w:pPr>
+              <w:spacing w:before="0" w:after="0"/>
+            </w:pPr>
+            <w:r>
+              <w:t xml:space="preserve">최대/최소 구매 월 비교</w:t>
+            </w:r>
+          </w:p>
+        </w:tc>
+      </w:tr>
+    </w:tbl>
+    <w:p>
+      <w:pPr>
+        <w:spacing w:before="180" w:after="120"/>
+      </w:pPr>
+      <w:r>
+        <w:rPr>
+          <w:b/>
+          <w:sz w:val="22"/>
+          <w:szCs w:val="22"/>
+        </w:rPr>
+        <w:t xml:space="preserve">등급 관련 조회</w:t>
+      </w:r>
+    </w:p>
+    <w:tbl>
+      <w:tblPr>
+        <w:tblW w:w="0" w:type="auto"/>
+        <w:tblBorders>
+          <w:top w:val="single" w:sz="4" w:space="0" w:color="auto"/>
+          <w:left w:val="single" w:sz="4" w:space="0" w:color="auto"/>
+          <w:bottom w:val="single" w:sz="4" w:space="0" w:color="auto"/>
+          <w:right w:val="single" w:sz="4" w:space="0" w:color="auto"/>
+          <w:insideH w:val="single" w:sz="4" w:space="0" w:color="auto"/>
+          <w:insideV w:val="single" w:sz="4" w:space="0" w:color="auto"/>
+        </w:tblBorders>
+      </w:tblPr>
+      <w:tblGrid>
+        <w:gridCol w:w="2400"/>
+        <w:gridCol w:w="2400"/>
+      </w:tblGrid>
+      <w:tr>
+        <w:tc>
+          <w:tcPr>
+            <w:tcW w:w="2400" w:type="dxa"/>
+          </w:tcPr>
+          <w:p>
+            <w:pPr>
+              <w:spacing w:before="0" w:after="0"/>
+            </w:pPr>
+            <w:r>
+              <w:rPr>
+                <w:b/>
+              </w:rPr>
+              <w:t xml:space="preserve">질문 예시</w:t>
+            </w:r>
+          </w:p>
+        </w:tc>
+        <w:tc>
+          <w:tcPr>
+            <w:tcW w:w="2400" w:type="dxa"/>
+          </w:tcPr>
+          <w:p>
+            <w:pPr>
+              <w:spacing w:before="0" w:after="0"/>
+            </w:pPr>
+            <w:r>
+              <w:rPr>
+                <w:b/>
+              </w:rPr>
+              <w:t xml:space="preserve">응답 내용</w:t>
+            </w:r>
+          </w:p>
+        </w:tc>
+      </w:tr>
+      <w:tr>
+        <w:tc>
+          <w:tcPr>
+            <w:tcW w:w="2400" w:type="dxa"/>
+          </w:tcPr>
+          <w:p>
+            <w:pPr>
+              <w:spacing w:before="0" w:after="0"/>
+            </w:pPr>
+            <w:r>
+              <w:t xml:space="preserve">등급별 비중</w:t>
+            </w:r>
+          </w:p>
+        </w:tc>
+        <w:tc>
+          <w:tcPr>
+            <w:tcW w:w="2400" w:type="dxa"/>
+          </w:tcPr>
+          <w:p>
+            <w:pPr>
+              <w:spacing w:before="0" w:after="0"/>
+            </w:pPr>
+            <w:r>
+              <w:t xml:space="preserve">등급별 물량, 비중, 전년 대비 변화</w:t>
+            </w:r>
+          </w:p>
+        </w:tc>
+      </w:tr>
+      <w:tr>
+        <w:tc>
+          <w:tcPr>
+            <w:tcW w:w="2400" w:type="dxa"/>
+          </w:tcPr>
+          <w:p>
+            <w:pPr>
+              <w:spacing w:before="0" w:after="0"/>
+            </w:pPr>
+            <w:r>
+              <w:t xml:space="preserve">국고하 비중</w:t>
+            </w:r>
+          </w:p>
+        </w:tc>
+        <w:tc>
+          <w:tcPr>
+            <w:tcW w:w="2400" w:type="dxa"/>
+          </w:tcPr>
+          <w:p>
+            <w:pPr>
+              <w:spacing w:before="0" w:after="0"/>
+            </w:pPr>
+            <w:r>
+              <w:t xml:space="preserve">국고하 등급의 현재/전년 물량 및 비중 차이</w:t>
+            </w:r>
+          </w:p>
+        </w:tc>
+      </w:tr>
+      <w:tr>
+        <w:tc>
+          <w:tcPr>
+            <w:tcW w:w="2400" w:type="dxa"/>
+          </w:tcPr>
+          <w:p>
+            <w:pPr>
+              <w:spacing w:before="0" w:after="0"/>
+            </w:pPr>
+            <w:r>
+              <w:t xml:space="preserve">저회전 비율</w:t>
+            </w:r>
+          </w:p>
+        </w:tc>
+        <w:tc>
+          <w:tcPr>
+            <w:tcW w:w="2400" w:type="dxa"/>
+          </w:tcPr>
+          <w:p>
+            <w:pPr>
+              <w:spacing w:before="0" w:after="0"/>
+            </w:pPr>
+            <w:r>
+              <w:t xml:space="preserve">국고하+선반설의 합산 비중과 증감</w:t>
+            </w:r>
+          </w:p>
+        </w:tc>
+      </w:tr>
+    </w:tbl>
+    <w:p>
+      <w:pPr>
+        <w:spacing w:before="180" w:after="120"/>
+      </w:pPr>
+      <w:r>
+        <w:rPr>
+          <w:b/>
+          <w:sz w:val="22"/>
+          <w:szCs w:val="22"/>
+        </w:rPr>
+        <w:t xml:space="preserve">수입 현황 조회</w:t>
+      </w:r>
+    </w:p>
+    <w:tbl>
+      <w:tblPr>
+        <w:tblW w:w="0" w:type="auto"/>
+        <w:tblBorders>
+          <w:top w:val="single" w:sz="4" w:space="0" w:color="auto"/>
+          <w:left w:val="single" w:sz="4" w:space="0" w:color="auto"/>
+          <w:bottom w:val="single" w:sz="4" w:space="0" w:color="auto"/>
+          <w:right w:val="single" w:sz="4" w:space="0" w:color="auto"/>
+          <w:insideH w:val="single" w:sz="4" w:space="0" w:color="auto"/>
+          <w:insideV w:val="single" w:sz="4" w:space="0" w:color="auto"/>
+        </w:tblBorders>
+      </w:tblPr>
+      <w:tblGrid>
+        <w:gridCol w:w="2400"/>
+        <w:gridCol w:w="2400"/>
+      </w:tblGrid>
+      <w:tr>
+        <w:tc>
+          <w:tcPr>
+            <w:tcW w:w="2400" w:type="dxa"/>
+          </w:tcPr>
+          <w:p>
+            <w:pPr>
+              <w:spacing w:before="0" w:after="0"/>
+            </w:pPr>
+            <w:r>
+              <w:rPr>
+                <w:b/>
+              </w:rPr>
+              <w:t xml:space="preserve">질문 예시</w:t>
+            </w:r>
+          </w:p>
+        </w:tc>
+        <w:tc>
+          <w:tcPr>
+            <w:tcW w:w="2400" w:type="dxa"/>
+          </w:tcPr>
+          <w:p>
+            <w:pPr>
+              <w:spacing w:before="0" w:after="0"/>
+            </w:pPr>
+            <w:r>
+              <w:rPr>
+                <w:b/>
+              </w:rPr>
+              <w:t xml:space="preserve">응답 내용</w:t>
+            </w:r>
+          </w:p>
+        </w:tc>
+      </w:tr>
+      <w:tr>
+        <w:tc>
+          <w:tcPr>
+            <w:tcW w:w="2400" w:type="dxa"/>
+          </w:tcPr>
+          <w:p>
+            <w:pPr>
+              <w:spacing w:before="0" w:after="0"/>
+            </w:pPr>
+            <w:r>
+              <w:t xml:space="preserve">수입 선적 현황</w:t>
+            </w:r>
+          </w:p>
+        </w:tc>
+        <w:tc>
+          <w:tcPr>
+            <w:tcW w:w="2400" w:type="dxa"/>
+          </w:tcPr>
+          <w:p>
+            <w:pPr>
+              <w:spacing w:before="0" w:after="0"/>
+            </w:pPr>
+            <w:r>
+              <w:t xml:space="preserve">수입 건수, 총 수량, 평균 CFR, 상태별 건수</w:t>
+            </w:r>
+          </w:p>
+        </w:tc>
+      </w:tr>
+      <w:tr>
+        <w:tc>
+          <w:tcPr>
+            <w:tcW w:w="2400" w:type="dxa"/>
+          </w:tcPr>
+          <w:p>
+            <w:pPr>
+              <w:spacing w:before="0" w:after="0"/>
+            </w:pPr>
+            <w:r>
+              <w:t xml:space="preserve">3월 수입 현황</w:t>
+            </w:r>
+          </w:p>
+        </w:tc>
+        <w:tc>
+          <w:tcPr>
+            <w:tcW w:w="2400" w:type="dxa"/>
+          </w:tcPr>
+          <w:p>
+            <w:pPr>
+              <w:spacing w:before="0" w:after="0"/>
+            </w:pPr>
+            <w:r>
+              <w:t xml:space="preserve">3월 수입 건만 필터링</w:t>
+            </w:r>
+          </w:p>
+        </w:tc>
+      </w:tr>
+    </w:tbl>
+    <w:p>
+      <w:pPr>
+        <w:spacing w:before="180" w:after="120"/>
+      </w:pPr>
+      <w:r>
+        <w:rPr>
+          <w:b/>
+          <w:sz w:val="22"/>
+          <w:szCs w:val="22"/>
+        </w:rPr>
+        <w:t xml:space="preserve">거래처 조회</w:t>
+      </w:r>
+    </w:p>
+    <w:tbl>
+      <w:tblPr>
+        <w:tblW w:w="0" w:type="auto"/>
+        <w:tblBorders>
+          <w:top w:val="single" w:sz="4" w:space="0" w:color="auto"/>
+          <w:left w:val="single" w:sz="4" w:space="0" w:color="auto"/>
+          <w:bottom w:val="single" w:sz="4" w:space="0" w:color="auto"/>
+          <w:right w:val="single" w:sz="4" w:space="0" w:color="auto"/>
+          <w:insideH w:val="single" w:sz="4" w:space="0" w:color="auto"/>
+          <w:insideV w:val="single" w:sz="4" w:space="0" w:color="auto"/>
+        </w:tblBorders>
+      </w:tblPr>
+      <w:tblGrid>
+        <w:gridCol w:w="2400"/>
+        <w:gridCol w:w="2400"/>
+      </w:tblGrid>
+      <w:tr>
+        <w:tc>
+          <w:tcPr>
+            <w:tcW w:w="2400" w:type="dxa"/>
+          </w:tcPr>
+          <w:p>
+            <w:pPr>
+              <w:spacing w:before="0" w:after="0"/>
+            </w:pPr>
+            <w:r>
+              <w:rPr>
+                <w:b/>
+              </w:rPr>
+              <w:t xml:space="preserve">질문 예시</w:t>
+            </w:r>
+          </w:p>
+        </w:tc>
+        <w:tc>
+          <w:tcPr>
+            <w:tcW w:w="2400" w:type="dxa"/>
+          </w:tcPr>
+          <w:p>
+            <w:pPr>
+              <w:spacing w:before="0" w:after="0"/>
+            </w:pPr>
+            <w:r>
+              <w:rPr>
+                <w:b/>
+              </w:rPr>
+              <w:t xml:space="preserve">응답 내용</w:t>
+            </w:r>
+          </w:p>
+        </w:tc>
+      </w:tr>
+      <w:tr>
+        <w:tc>
+          <w:tcPr>
+            <w:tcW w:w="2400" w:type="dxa"/>
+          </w:tcPr>
+          <w:p>
+            <w:pPr>
+              <w:spacing w:before="0" w:after="0"/>
+            </w:pPr>
+            <w:r>
+              <w:t xml:space="preserve">현대스크랩 현황</w:t>
+            </w:r>
+          </w:p>
+        </w:tc>
+        <w:tc>
+          <w:tcPr>
+            <w:tcW w:w="2400" w:type="dxa"/>
+          </w:tcPr>
+          <w:p>
+            <w:pPr>
+              <w:spacing w:before="0" w:after="0"/>
+            </w:pPr>
+            <w:r>
+              <w:t xml:space="preserve">해당 거래처의 납품량, 점유율, 주력등급, 월별 실적</w:t>
+            </w:r>
+          </w:p>
+        </w:tc>
+      </w:tr>
+      <w:tr>
+        <w:tc>
+          <w:tcPr>
+            <w:tcW w:w="2400" w:type="dxa"/>
+          </w:tcPr>
+          <w:p>
+            <w:pPr>
+              <w:spacing w:before="0" w:after="0"/>
+            </w:pPr>
+            <w:r>
+              <w:t xml:space="preserve">거래처별 실적</w:t>
+            </w:r>
+          </w:p>
+        </w:tc>
+        <w:tc>
+          <w:tcPr>
+            <w:tcW w:w="2400" w:type="dxa"/>
+          </w:tcPr>
+          <w:p>
+            <w:pPr>
+              <w:spacing w:before="0" w:after="0"/>
+            </w:pPr>
+            <w:r>
+              <w:t xml:space="preserve">전체 거래처 목록 및 납품량</w:t>
+            </w:r>
+          </w:p>
+        </w:tc>
+      </w:tr>
+    </w:tbl>
+    <w:p>
+      <w:pPr>
+        <w:spacing w:before="180" w:after="120"/>
+      </w:pPr>
+      <w:r>
+        <w:rPr>
+          <w:b/>
+          <w:sz w:val="22"/>
+          <w:szCs w:val="22"/>
+        </w:rPr>
+        <w:t xml:space="preserve">공장 배분 조회</w:t>
+      </w:r>
+    </w:p>
+    <w:tbl>
+      <w:tblPr>
+        <w:tblW w:w="0" w:type="auto"/>
+        <w:tblBorders>
+          <w:top w:val="single" w:sz="4" w:space="0" w:color="auto"/>
+          <w:left w:val="single" w:sz="4" w:space="0" w:color="auto"/>
+          <w:bottom w:val="single" w:sz="4" w:space="0" w:color="auto"/>
+          <w:right w:val="single" w:sz="4" w:space="0" w:color="auto"/>
+          <w:insideH w:val="single" w:sz="4" w:space="0" w:color="auto"/>
+          <w:insideV w:val="single" w:sz="4" w:space="0" w:color="auto"/>
+        </w:tblBorders>
+      </w:tblPr>
+      <w:tblGrid>
+        <w:gridCol w:w="2400"/>
+        <w:gridCol w:w="2400"/>
+      </w:tblGrid>
+      <w:tr>
+        <w:tc>
+          <w:tcPr>
+            <w:tcW w:w="2400" w:type="dxa"/>
+          </w:tcPr>
+          <w:p>
+            <w:pPr>
+              <w:spacing w:before="0" w:after="0"/>
+            </w:pPr>
+            <w:r>
+              <w:rPr>
+                <w:b/>
+              </w:rPr>
+              <w:t xml:space="preserve">질문 예시</w:t>
+            </w:r>
+          </w:p>
+        </w:tc>
+        <w:tc>
+          <w:tcPr>
+            <w:tcW w:w="2400" w:type="dxa"/>
+          </w:tcPr>
+          <w:p>
+            <w:pPr>
+              <w:spacing w:before="0" w:after="0"/>
+            </w:pPr>
+            <w:r>
+              <w:rPr>
+                <w:b/>
+              </w:rPr>
+              <w:t xml:space="preserve">응답 내용</w:t>
+            </w:r>
+          </w:p>
+        </w:tc>
+      </w:tr>
+      <w:tr>
+        <w:tc>
+          <w:tcPr>
+            <w:tcW w:w="2400" w:type="dxa"/>
+          </w:tcPr>
+          <w:p>
+            <w:pPr>
+              <w:spacing w:before="0" w:after="0"/>
+            </w:pPr>
+            <w:r>
+              <w:t xml:space="preserve">인천 배분 현황</w:t>
+            </w:r>
+          </w:p>
+        </w:tc>
+        <w:tc>
+          <w:tcPr>
+            <w:tcW w:w="2400" w:type="dxa"/>
+          </w:tcPr>
+          <w:p>
+            <w:pPr>
+              <w:spacing w:before="0" w:after="0"/>
+            </w:pPr>
+            <w:r>
+              <w:t xml:space="preserve">인천 계획, 실적, 달성률, 등급 구성</w:t>
+            </w:r>
+          </w:p>
+        </w:tc>
+      </w:tr>
+      <w:tr>
+        <w:tc>
+          <w:tcPr>
+            <w:tcW w:w="2400" w:type="dxa"/>
+          </w:tcPr>
+          <w:p>
+            <w:pPr>
+              <w:spacing w:before="0" w:after="0"/>
+            </w:pPr>
+            <w:r>
+              <w:t xml:space="preserve">5월 배분 현황</w:t>
+            </w:r>
+          </w:p>
+        </w:tc>
+        <w:tc>
+          <w:tcPr>
+            <w:tcW w:w="2400" w:type="dxa"/>
+          </w:tcPr>
+          <w:p>
+            <w:pPr>
+              <w:spacing w:before="0" w:after="0"/>
+            </w:pPr>
+            <w:r>
+              <w:t xml:space="preserve">5월 인천/포항 계획, 실적, 달성률</w:t>
+            </w:r>
+          </w:p>
+        </w:tc>
+      </w:tr>
+    </w:tbl>
+    <w:p>
+      <w:pPr>
+        <w:spacing w:before="180" w:after="120"/>
+      </w:pPr>
+      <w:r>
+        <w:rPr>
+          <w:b/>
+          <w:sz w:val="22"/>
+          <w:szCs w:val="22"/>
+        </w:rPr>
+        <w:t xml:space="preserve">전체 요약</w:t>
+      </w:r>
+    </w:p>
+    <w:tbl>
+      <w:tblPr>
+        <w:tblW w:w="0" w:type="auto"/>
+        <w:tblBorders>
+          <w:top w:val="single" w:sz="4" w:space="0" w:color="auto"/>
+          <w:left w:val="single" w:sz="4" w:space="0" w:color="auto"/>
+          <w:bottom w:val="single" w:sz="4" w:space="0" w:color="auto"/>
+          <w:right w:val="single" w:sz="4" w:space="0" w:color="auto"/>
+          <w:insideH w:val="single" w:sz="4" w:space="0" w:color="auto"/>
+          <w:insideV w:val="single" w:sz="4" w:space="0" w:color="auto"/>
+        </w:tblBorders>
+      </w:tblPr>
+      <w:tblGrid>
+        <w:gridCol w:w="2400"/>
+        <w:gridCol w:w="2400"/>
+      </w:tblGrid>
+      <w:tr>
+        <w:tc>
+          <w:tcPr>
+            <w:tcW w:w="2400" w:type="dxa"/>
+          </w:tcPr>
+          <w:p>
+            <w:pPr>
+              <w:spacing w:before="0" w:after="0"/>
+            </w:pPr>
+            <w:r>
+              <w:rPr>
+                <w:b/>
+              </w:rPr>
+              <w:t xml:space="preserve">질문 예시</w:t>
+            </w:r>
+          </w:p>
+        </w:tc>
+        <w:tc>
+          <w:tcPr>
+            <w:tcW w:w="2400" w:type="dxa"/>
+          </w:tcPr>
+          <w:p>
+            <w:pPr>
+              <w:spacing w:before="0" w:after="0"/>
+            </w:pPr>
+            <w:r>
+              <w:rPr>
+                <w:b/>
+              </w:rPr>
+              <w:t xml:space="preserve">응답 내용</w:t>
+            </w:r>
+          </w:p>
+        </w:tc>
+      </w:tr>
+      <w:tr>
+        <w:tc>
+          <w:tcPr>
+            <w:tcW w:w="2400" w:type="dxa"/>
+          </w:tcPr>
+          <w:p>
+            <w:pPr>
+              <w:spacing w:before="0" w:after="0"/>
+            </w:pPr>
+            <w:r>
+              <w:t xml:space="preserve">전체 현황 요약</w:t>
+            </w:r>
+          </w:p>
+        </w:tc>
+        <w:tc>
+          <w:tcPr>
+            <w:tcW w:w="2400" w:type="dxa"/>
+          </w:tcPr>
+          <w:p>
+            <w:pPr>
+              <w:spacing w:before="0" w:after="0"/>
+            </w:pPr>
+            <w:r>
+              <w:t xml:space="preserve">계획/실적, 구매, 배분 주요 지표 종합</w:t>
+            </w:r>
+          </w:p>
+        </w:tc>
+      </w:tr>
+    </w:tbl>
+    <w:p>
+      <w:pPr>
+        <w:spacing w:before="180" w:after="120"/>
+      </w:pPr>
+      <w:r>
+        <w:rPr>
+          <w:b/>
+          <w:sz w:val="24"/>
+          <w:szCs w:val="24"/>
+        </w:rPr>
+        <w:t xml:space="preserve">6.5 기간 표현 방법</w:t>
+      </w:r>
+    </w:p>
+    <w:p>
+      <w:pPr>
+        <w:spacing w:before="0" w:after="120"/>
+      </w:pPr>
+      <w:r>
+        <w:t xml:space="preserve">챗봇은 다양한 기간 표현을 인식합니다:</w:t>
+      </w:r>
+    </w:p>
+    <w:tbl>
+      <w:tblPr>
+        <w:tblW w:w="0" w:type="auto"/>
+        <w:tblBorders>
+          <w:top w:val="single" w:sz="4" w:space="0" w:color="auto"/>
+          <w:left w:val="single" w:sz="4" w:space="0" w:color="auto"/>
+          <w:bottom w:val="single" w:sz="4" w:space="0" w:color="auto"/>
+          <w:right w:val="single" w:sz="4" w:space="0" w:color="auto"/>
+          <w:insideH w:val="single" w:sz="4" w:space="0" w:color="auto"/>
+          <w:insideV w:val="single" w:sz="4" w:space="0" w:color="auto"/>
+        </w:tblBorders>
+      </w:tblPr>
+      <w:tblGrid>
+        <w:gridCol w:w="2400"/>
+        <w:gridCol w:w="2400"/>
+      </w:tblGrid>
+      <w:tr>
+        <w:tc>
+          <w:tcPr>
+            <w:tcW w:w="2400" w:type="dxa"/>
+          </w:tcPr>
+          <w:p>
+            <w:pPr>
+              <w:spacing w:before="0" w:after="0"/>
+            </w:pPr>
+            <w:r>
+              <w:rPr>
+                <w:b/>
+              </w:rPr>
+              <w:t xml:space="preserve">표현</w:t>
+            </w:r>
+          </w:p>
+        </w:tc>
+        <w:tc>
+          <w:tcPr>
+            <w:tcW w:w="2400" w:type="dxa"/>
+          </w:tcPr>
+          <w:p>
+            <w:pPr>
+              <w:spacing w:before="0" w:after="0"/>
+            </w:pPr>
+            <w:r>
+              <w:rPr>
+                <w:b/>
+              </w:rPr>
+              <w:t xml:space="preserve">인식 범위</w:t>
+            </w:r>
+          </w:p>
+        </w:tc>
+      </w:tr>
+      <w:tr>
+        <w:tc>
+          <w:tcPr>
+            <w:tcW w:w="2400" w:type="dxa"/>
+          </w:tcPr>
+          <w:p>
+            <w:pPr>
+              <w:spacing w:before="0" w:after="0"/>
+            </w:pPr>
+            <w:r>
+              <w:t xml:space="preserve">7월</w:t>
+            </w:r>
+          </w:p>
+        </w:tc>
+        <w:tc>
+          <w:tcPr>
+            <w:tcW w:w="2400" w:type="dxa"/>
+          </w:tcPr>
+          <w:p>
+            <w:pPr>
+              <w:spacing w:before="0" w:after="0"/>
+            </w:pPr>
+            <w:r>
+              <w:t xml:space="preserve">7월 단일</w:t>
+            </w:r>
+          </w:p>
+        </w:tc>
+      </w:tr>
+      <w:tr>
+        <w:tc>
+          <w:tcPr>
+            <w:tcW w:w="2400" w:type="dxa"/>
+          </w:tcPr>
+          <w:p>
+            <w:pPr>
+              <w:spacing w:before="0" w:after="0"/>
+            </w:pPr>
+            <w:r>
+              <w:t xml:space="preserve">3~6월 또는 3월부터6월</w:t>
+            </w:r>
+          </w:p>
+        </w:tc>
+        <w:tc>
+          <w:tcPr>
+            <w:tcW w:w="2400" w:type="dxa"/>
+          </w:tcPr>
+          <w:p>
+            <w:pPr>
+              <w:spacing w:before="0" w:after="0"/>
+            </w:pPr>
+            <w:r>
+              <w:t xml:space="preserve">3월~6월 범위</w:t>
+            </w:r>
+          </w:p>
+        </w:tc>
+      </w:tr>
+      <w:tr>
+        <w:tc>
+          <w:tcPr>
+            <w:tcW w:w="2400" w:type="dxa"/>
+          </w:tcPr>
+          <w:p>
+            <w:pPr>
+              <w:spacing w:before="0" w:after="0"/>
+            </w:pPr>
+            <w:r>
+              <w:t xml:space="preserve">1분기</w:t>
+            </w:r>
+          </w:p>
+        </w:tc>
+        <w:tc>
+          <w:tcPr>
+            <w:tcW w:w="2400" w:type="dxa"/>
+          </w:tcPr>
+          <w:p>
+            <w:pPr>
+              <w:spacing w:before="0" w:after="0"/>
+            </w:pPr>
+            <w:r>
+              <w:t xml:space="preserve">1~3월</w:t>
+            </w:r>
+          </w:p>
+        </w:tc>
+      </w:tr>
+      <w:tr>
+        <w:tc>
+          <w:tcPr>
+            <w:tcW w:w="2400" w:type="dxa"/>
+          </w:tcPr>
+          <w:p>
+            <w:pPr>
+              <w:spacing w:before="0" w:after="0"/>
+            </w:pPr>
+            <w:r>
+              <w:t xml:space="preserve">2분기</w:t>
+            </w:r>
+          </w:p>
+        </w:tc>
+        <w:tc>
+          <w:tcPr>
+            <w:tcW w:w="2400" w:type="dxa"/>
+          </w:tcPr>
+          <w:p>
+            <w:pPr>
+              <w:spacing w:before="0" w:after="0"/>
+            </w:pPr>
+            <w:r>
+              <w:t xml:space="preserve">4~6월</w:t>
+            </w:r>
+          </w:p>
+        </w:tc>
+      </w:tr>
+      <w:tr>
+        <w:tc>
+          <w:tcPr>
+            <w:tcW w:w="2400" w:type="dxa"/>
+          </w:tcPr>
+          <w:p>
+            <w:pPr>
+              <w:spacing w:before="0" w:after="0"/>
+            </w:pPr>
+            <w:r>
+              <w:t xml:space="preserve">3분기</w:t>
+            </w:r>
+          </w:p>
+        </w:tc>
+        <w:tc>
+          <w:tcPr>
+            <w:tcW w:w="2400" w:type="dxa"/>
+          </w:tcPr>
+          <w:p>
+            <w:pPr>
+              <w:spacing w:before="0" w:after="0"/>
+            </w:pPr>
+            <w:r>
+              <w:t xml:space="preserve">7~9월</w:t>
+            </w:r>
+          </w:p>
+        </w:tc>
+      </w:tr>
+      <w:tr>
+        <w:tc>
+          <w:tcPr>
+            <w:tcW w:w="2400" w:type="dxa"/>
+          </w:tcPr>
+          <w:p>
+            <w:pPr>
+              <w:spacing w:before="0" w:after="0"/>
+            </w:pPr>
+            <w:r>
+              <w:t xml:space="preserve">4분기</w:t>
+            </w:r>
+          </w:p>
+        </w:tc>
+        <w:tc>
+          <w:tcPr>
+            <w:tcW w:w="2400" w:type="dxa"/>
+          </w:tcPr>
+          <w:p>
+            <w:pPr>
+              <w:spacing w:before="0" w:after="0"/>
+            </w:pPr>
+            <w:r>
+              <w:t xml:space="preserve">10~12월</w:t>
+            </w:r>
+          </w:p>
+        </w:tc>
+      </w:tr>
+      <w:tr>
+        <w:tc>
+          <w:tcPr>
+            <w:tcW w:w="2400" w:type="dxa"/>
+          </w:tcPr>
+          <w:p>
+            <w:pPr>
+              <w:spacing w:before="0" w:after="0"/>
+            </w:pPr>
+            <w:r>
+              <w:t xml:space="preserve">상반기</w:t>
+            </w:r>
+          </w:p>
+        </w:tc>
+        <w:tc>
+          <w:tcPr>
+            <w:tcW w:w="2400" w:type="dxa"/>
+          </w:tcPr>
+          <w:p>
+            <w:pPr>
+              <w:spacing w:before="0" w:after="0"/>
+            </w:pPr>
+            <w:r>
+              <w:t xml:space="preserve">1~6월</w:t>
+            </w:r>
+          </w:p>
+        </w:tc>
+      </w:tr>
+      <w:tr>
+        <w:tc>
+          <w:tcPr>
+            <w:tcW w:w="2400" w:type="dxa"/>
+          </w:tcPr>
+          <w:p>
+            <w:pPr>
+              <w:spacing w:before="0" w:after="0"/>
+            </w:pPr>
+            <w:r>
+              <w:t xml:space="preserve">하반기</w:t>
+            </w:r>
+          </w:p>
+        </w:tc>
+        <w:tc>
+          <w:tcPr>
+            <w:tcW w:w="2400" w:type="dxa"/>
+          </w:tcPr>
+          <w:p>
+            <w:pPr>
+              <w:spacing w:before="0" w:after="0"/>
+            </w:pPr>
+            <w:r>
+              <w:t xml:space="preserve">7~12월</w:t>
+            </w:r>
+          </w:p>
+        </w:tc>
+      </w:tr>
+      <w:tr>
+        <w:tc>
+          <w:tcPr>
+            <w:tcW w:w="2400" w:type="dxa"/>
+          </w:tcPr>
+          <w:p>
+            <w:pPr>
+              <w:spacing w:before="0" w:after="0"/>
+            </w:pPr>
+            <w:r>
+              <w:t xml:space="preserve">전체, 연간, 올해</w:t>
+            </w:r>
+          </w:p>
+        </w:tc>
+        <w:tc>
+          <w:tcPr>
+            <w:tcW w:w="2400" w:type="dxa"/>
+          </w:tcPr>
+          <w:p>
+            <w:pPr>
+              <w:spacing w:before="0" w:after="0"/>
+            </w:pPr>
+            <w:r>
+              <w:t xml:space="preserve">1~12월</w:t>
+            </w:r>
+          </w:p>
+        </w:tc>
+      </w:tr>
+    </w:tbl>
+    <w:p>
+      <w:pPr>
+        <w:spacing w:before="180" w:after="120"/>
+      </w:pPr>
+      <w:r>
+        <w:rPr>
+          <w:b/>
+          <w:sz w:val="24"/>
+          <w:szCs w:val="24"/>
+        </w:rPr>
+        <w:t xml:space="preserve">6.6 대화 초기화</w:t>
+      </w:r>
+    </w:p>
+    <w:p>
+      <w:pPr>
+        <w:spacing w:before="0" w:after="120"/>
+      </w:pPr>
+      <w:r>
+        <w:t xml:space="preserve">챗봇 상단의 ↺ 버튼을 누르면 대화 내역이 모두 삭제되고 인사 메시지와 추천 질문 칩이 다시 표시됩니다.</w:t>
+      </w:r>
+    </w:p>
+    <w:p>
+      <w:pPr>
+        <w:spacing w:before="0" w:after="120"/>
+      </w:pPr>
+      <w:r>
+        <w:t xml:space="preserve">---</w:t>
+      </w:r>
+    </w:p>
+    <w:p>
+      <w:pPr>
+        <w:spacing w:before="180" w:after="120"/>
+      </w:pPr>
+      <w:r>
+        <w:rPr>
+          <w:b/>
+          <w:sz w:val="28"/>
+          <w:szCs w:val="28"/>
+        </w:rPr>
+        <w:t xml:space="preserve">7. 반응형 화면</w:t>
+      </w:r>
+    </w:p>
+    <w:p>
+      <w:pPr>
+        <w:spacing w:before="0" w:after="120"/>
+      </w:pPr>
+      <w:r>
+        <w:t xml:space="preserve">화면 크기에 따라 레이아웃이 자동 조정됩니다:</w:t>
+      </w:r>
+    </w:p>
+    <w:tbl>
+      <w:tblPr>
+        <w:tblW w:w="0" w:type="auto"/>
+        <w:tblBorders>
+          <w:top w:val="single" w:sz="4" w:space="0" w:color="auto"/>
+          <w:left w:val="single" w:sz="4" w:space="0" w:color="auto"/>
+          <w:bottom w:val="single" w:sz="4" w:space="0" w:color="auto"/>
+          <w:right w:val="single" w:sz="4" w:space="0" w:color="auto"/>
+          <w:insideH w:val="single" w:sz="4" w:space="0" w:color="auto"/>
+          <w:insideV w:val="single" w:sz="4" w:space="0" w:color="auto"/>
+        </w:tblBorders>
+      </w:tblPr>
+      <w:tblGrid>
+        <w:gridCol w:w="2400"/>
+        <w:gridCol w:w="2400"/>
+      </w:tblGrid>
+      <w:tr>
+        <w:tc>
+          <w:tcPr>
+            <w:tcW w:w="2400" w:type="dxa"/>
+          </w:tcPr>
+          <w:p>
+            <w:pPr>
+              <w:spacing w:before="0" w:after="0"/>
+            </w:pPr>
+            <w:r>
+              <w:rPr>
+                <w:b/>
+              </w:rPr>
+              <w:t xml:space="preserve">화면 폭</w:t>
+            </w:r>
+          </w:p>
+        </w:tc>
+        <w:tc>
+          <w:tcPr>
+            <w:tcW w:w="2400" w:type="dxa"/>
+          </w:tcPr>
+          <w:p>
+            <w:pPr>
+              <w:spacing w:before="0" w:after="0"/>
+            </w:pPr>
+            <w:r>
+              <w:rPr>
+                <w:b/>
+              </w:rPr>
+              <w:t xml:space="preserve">변화</w:t>
+            </w:r>
+          </w:p>
+        </w:tc>
+      </w:tr>
+      <w:tr>
+        <w:tc>
+          <w:tcPr>
+            <w:tcW w:w="2400" w:type="dxa"/>
+          </w:tcPr>
+          <w:p>
+            <w:pPr>
+              <w:spacing w:before="0" w:after="0"/>
+            </w:pPr>
+            <w:r>
+              <w:t xml:space="preserve">1100px 이하</w:t>
+            </w:r>
+          </w:p>
+        </w:tc>
+        <w:tc>
+          <w:tcPr>
+            <w:tcW w:w="2400" w:type="dxa"/>
+          </w:tcPr>
+          <w:p>
+            <w:pPr>
+              <w:spacing w:before="0" w:after="0"/>
+            </w:pPr>
+            <w:r>
+              <w:t xml:space="preserve">2열/3열 그리드가 1열로 변경</w:t>
+            </w:r>
+          </w:p>
+        </w:tc>
+      </w:tr>
+      <w:tr>
+        <w:tc>
+          <w:tcPr>
+            <w:tcW w:w="2400" w:type="dxa"/>
+          </w:tcPr>
+          <w:p>
+            <w:pPr>
+              <w:spacing w:before="0" w:after="0"/>
+            </w:pPr>
+            <w:r>
+              <w:t xml:space="preserve">860px 이하</w:t>
+            </w:r>
+          </w:p>
+        </w:tc>
+        <w:tc>
+          <w:tcPr>
+            <w:tcW w:w="2400" w:type="dxa"/>
+          </w:tcPr>
+          <w:p>
+            <w:pPr>
+              <w:spacing w:before="0" w:after="0"/>
+            </w:pPr>
+            <w:r>
+              <w:t xml:space="preserve">헤더가 세로로 쌓임, 여백 축소, 챗봇 팝업 폭 92vw</w:t>
+            </w:r>
+          </w:p>
+        </w:tc>
+      </w:tr>
+      <w:tr>
+        <w:tc>
+          <w:tcPr>
+            <w:tcW w:w="2400" w:type="dxa"/>
+          </w:tcPr>
+          <w:p>
+            <w:pPr>
+              <w:spacing w:before="0" w:after="0"/>
+            </w:pPr>
+            <w:r>
+              <w:t xml:space="preserve">480px 이하</w:t>
+            </w:r>
+          </w:p>
+        </w:tc>
+        <w:tc>
+          <w:tcPr>
+            <w:tcW w:w="2400" w:type="dxa"/>
+          </w:tcPr>
+          <w:p>
+            <w:pPr>
+              <w:spacing w:before="0" w:after="0"/>
+            </w:pPr>
+            <w:r>
+              <w:t xml:space="preserve">챗봇 팝업 위치 재조정</w:t>
+            </w:r>
+          </w:p>
+        </w:tc>
+      </w:tr>
+    </w:tbl>
+    <w:p>
+      <w:pPr>
+        <w:spacing w:before="0" w:after="120"/>
+      </w:pPr>
+      <w:r>
+        <w:t xml:space="preserve">---</w:t>
+      </w:r>
+    </w:p>
+    <w:p>
+      <w:pPr>
+        <w:spacing w:before="180" w:after="120"/>
+      </w:pPr>
+      <w:r>
+        <w:rPr>
+          <w:b/>
+          <w:sz w:val="28"/>
+          <w:szCs w:val="28"/>
+        </w:rPr>
+        <w:t xml:space="preserve">8. 자주 묻는 상황</w:t>
       </w:r>
     </w:p>
     <w:p>
@@ -1251,6 +6891,18 @@
     </w:p>
     <w:p>
       <w:pPr>
+        <w:spacing w:before="0" w:after="40"/>
+        <w:ind w:left="360"/>
+      </w:pPr>
+      <w:r>
+        <w:t xml:space="preserve">- </w:t>
+      </w:r>
+      <w:r>
+        <w:t xml:space="preserve">다른 브라우저나 시크릿 모드에서는 별도 로그인이 필요합니다.</w:t>
+      </w:r>
+    </w:p>
+    <w:p>
+      <w:pPr>
         <w:spacing w:before="180" w:after="120"/>
       </w:pPr>
       <w:r>
@@ -1288,6 +6940,18 @@
     </w:p>
     <w:p>
       <w:pPr>
+        <w:spacing w:before="0" w:after="40"/>
+        <w:ind w:left="360"/>
+      </w:pPr>
+      <w:r>
+        <w:t xml:space="preserve">- </w:t>
+      </w:r>
+      <w:r>
+        <w:t xml:space="preserve">계획 데이터가 없는 연도(예: 2023년)는 일부 차트/KPI가 표시되지 않을 수 있습니다.</w:t>
+      </w:r>
+    </w:p>
+    <w:p>
+      <w:pPr>
         <w:spacing w:before="180" w:after="120"/>
       </w:pPr>
       <w:r>
@@ -1325,6 +6989,124 @@
     </w:p>
     <w:p>
       <w:pPr>
+        <w:spacing w:before="0" w:after="40"/>
+        <w:ind w:left="360"/>
+      </w:pPr>
+      <w:r>
+        <w:t xml:space="preserve">- </w:t>
+      </w:r>
+      <w:r>
+        <w:t xml:space="preserve">Chart.js CDN 접근이 가능한 네트워크인지 확인합니다.</w:t>
+      </w:r>
+    </w:p>
+    <w:p>
+      <w:pPr>
+        <w:spacing w:before="180" w:after="120"/>
+      </w:pPr>
+      <w:r>
+        <w:rPr>
+          <w:b/>
+          <w:sz w:val="24"/>
+          <w:szCs w:val="24"/>
+        </w:rPr>
+        <w:t xml:space="preserve">차트가 보이지 않을 때</w:t>
+      </w:r>
+    </w:p>
+    <w:p>
+      <w:pPr>
+        <w:spacing w:before="0" w:after="40"/>
+        <w:ind w:left="360"/>
+      </w:pPr>
+      <w:r>
+        <w:t xml:space="preserve">- </w:t>
+      </w:r>
+      <w:r>
+        <w:t xml:space="preserve">브라우저를 새로고침합니다.</w:t>
+      </w:r>
+    </w:p>
+    <w:p>
+      <w:pPr>
+        <w:spacing w:before="0" w:after="40"/>
+        <w:ind w:left="360"/>
+      </w:pPr>
+      <w:r>
+        <w:t xml:space="preserve">- </w:t>
+      </w:r>
+      <w:r>
+        <w:t xml:space="preserve">CDN(인터넷)에 접근 가능한 환경인지 확인합니다.</w:t>
+      </w:r>
+    </w:p>
+    <w:p>
+      <w:pPr>
+        <w:spacing w:before="0" w:after="40"/>
+        <w:ind w:left="360"/>
+      </w:pPr>
+      <w:r>
+        <w:t xml:space="preserve">- </w:t>
+      </w:r>
+      <w:r>
+        <w:t xml:space="preserve">다른 탭으로 이동했다가 돌아오면 차트가 자동 리사이즈됩니다.</w:t>
+      </w:r>
+    </w:p>
+    <w:p>
+      <w:pPr>
+        <w:spacing w:before="180" w:after="120"/>
+      </w:pPr>
+      <w:r>
+        <w:rPr>
+          <w:b/>
+          <w:sz w:val="24"/>
+          <w:szCs w:val="24"/>
+        </w:rPr>
+        <w:t xml:space="preserve">챗봇이 "질문을 이해하지 못했습니다"라고 할 때</w:t>
+      </w:r>
+    </w:p>
+    <w:p>
+      <w:pPr>
+        <w:spacing w:before="0" w:after="40"/>
+        <w:ind w:left="360"/>
+      </w:pPr>
+      <w:r>
+        <w:t xml:space="preserve">- </w:t>
+      </w:r>
+      <w:r>
+        <w:t xml:space="preserve">보다 구체적인 키워드를 사용합니다 (예: 계획, 실적, 구매, 등급, 거래처, 수입, 배분).</w:t>
+      </w:r>
+    </w:p>
+    <w:p>
+      <w:pPr>
+        <w:spacing w:before="0" w:after="40"/>
+        <w:ind w:left="360"/>
+      </w:pPr>
+      <w:r>
+        <w:t xml:space="preserve">- </w:t>
+      </w:r>
+      <w:r>
+        <w:t xml:space="preserve">기간을 명시합니다 (예: 7월, 상반기, 1분기).</w:t>
+      </w:r>
+    </w:p>
+    <w:p>
+      <w:pPr>
+        <w:spacing w:before="0" w:after="40"/>
+        <w:ind w:left="360"/>
+      </w:pPr>
+      <w:r>
+        <w:t xml:space="preserve">- </w:t>
+      </w:r>
+      <w:r>
+        <w:t xml:space="preserve">추천 질문 칩을 참고합니다.</w:t>
+      </w:r>
+    </w:p>
+    <w:p>
+      <w:pPr>
+        <w:spacing w:before="0" w:after="120"/>
+      </w:pPr>
+      <w:r>
+        <w:t xml:space="preserve">---</w:t>
+      </w:r>
+    </w:p>
+    <w:p>
+      <w:pPr>
         <w:spacing w:before="180" w:after="120"/>
       </w:pPr>
       <w:r>
@@ -1333,31 +7115,67 @@
           <w:sz w:val="28"/>
           <w:szCs w:val="28"/>
         </w:rPr>
-        <w:t xml:space="preserve">7. 사용 유의사항</w:t>
-      </w:r>
-    </w:p>
-    <w:p>
-      <w:pPr>
-        <w:spacing w:before="0" w:after="40"/>
-        <w:ind w:left="360"/>
-      </w:pPr>
-      <w:r>
-        <w:t xml:space="preserve">- </w:t>
-      </w:r>
-      <w:r>
-        <w:t xml:space="preserve">이 시스템의 저장 데이터는 현재 사용 중인 브라우저 환경에 저장됩니다.</w:t>
-      </w:r>
-    </w:p>
-    <w:p>
-      <w:pPr>
-        <w:spacing w:before="0" w:after="40"/>
-        <w:ind w:left="360"/>
-      </w:pPr>
-      <w:r>
-        <w:t xml:space="preserve">- </w:t>
-      </w:r>
-      <w:r>
-        <w:t xml:space="preserve">다른 PC나 다른 브라우저에서는 동일한 변경 내용이 자동으로 공유되지 않을 수 있습니다.</w:t>
+        <w:t xml:space="preserve">9. 사용 유의사항</w:t>
+      </w:r>
+    </w:p>
+    <w:p>
+      <w:pPr>
+        <w:spacing w:before="0" w:after="40"/>
+        <w:ind w:left="360"/>
+      </w:pPr>
+      <w:r>
+        <w:t xml:space="preserve">- </w:t>
+      </w:r>
+      <w:r>
+        <w:t xml:space="preserve">이 시스템의 저장 데이터는 현재 사용 중인 브라우저 환경(PC + 브라우저 + 프로필)에 저장됩니다.</w:t>
+      </w:r>
+    </w:p>
+    <w:p>
+      <w:pPr>
+        <w:spacing w:before="0" w:after="40"/>
+        <w:ind w:left="360"/>
+      </w:pPr>
+      <w:r>
+        <w:t xml:space="preserve">- </w:t>
+      </w:r>
+      <w:r>
+        <w:t xml:space="preserve">다른 PC나 다른 브라우저에서는 동일한 데이터가 자동으로 공유되지 않습니다.</w:t>
+      </w:r>
+    </w:p>
+    <w:p>
+      <w:pPr>
+        <w:spacing w:before="0" w:after="40"/>
+        <w:ind w:left="360"/>
+      </w:pPr>
+      <w:r>
+        <w:t xml:space="preserve">- </w:t>
+      </w:r>
+      <w:r>
+        <w:t xml:space="preserve">브라우저의 "사이트 데이터 삭제" 기능을 사용하면 저장된 운영 데이터가 삭제될 수 있습니다.</w:t>
+      </w:r>
+    </w:p>
+    <w:p>
+      <w:pPr>
+        <w:spacing w:before="0" w:after="40"/>
+        <w:ind w:left="360"/>
+      </w:pPr>
+      <w:r>
+        <w:t xml:space="preserve">- </w:t>
+      </w:r>
+      <w:r>
+        <w:t xml:space="preserve">최신 Chrome 또는 Edge 브라우저를 권장합니다.</w:t>
+      </w:r>
+    </w:p>
+    <w:p>
+      <w:pPr>
+        <w:spacing w:before="0" w:after="40"/>
+        <w:ind w:left="360"/>
+      </w:pPr>
+      <w:r>
+        <w:t xml:space="preserve">- </w:t>
+      </w:r>
+      <w:r>
+        <w:t xml:space="preserve">인쇄 시 헤더, 탭 메뉴, 푸터 등이 자동으로 숨겨집니다.</w:t>
       </w:r>
     </w:p>
     <w:sectPr>
